--- a/05-Mayo-Junio/Entregables/2026-06/05-Informe_Procesos_ETL_ELT_2026-06_INSTITUCIONAL.docx
+++ b/05-Mayo-Junio/Entregables/2026-06/05-Informe_Procesos_ETL_ELT_2026-06_INSTITUCIONAL.docx
@@ -13,7 +13,7 @@
         <w:rPr>
           <w:rFonts w:ascii="Calibri" w:eastAsia="Times New Roman" w:hAnsi="Calibri" w:cs="Calibri"/>
         </w:rPr>
-        <w:t>Informe Mensual de Procesos ETL/ELT e Integración Continua</w:t>
+        <w:t>Acta de Cierre: Procesos ETL/ELT y Pipeline DevSecOps</w:t>
       </w:r>
     </w:p>
     <w:p>
@@ -107,7 +107,7 @@
         <w:rPr>
           <w:rFonts w:ascii="Calibri" w:eastAsia="Times New Roman" w:hAnsi="Calibri" w:cs="Calibri"/>
         </w:rPr>
-        <w:pict w14:anchorId="3B0CD1B7">
+        <w:pict w14:anchorId="0EB8D6E2">
           <v:rect id="_x0000_i1025" style="width:0;height:1.5pt" o:hralign="center" o:hrstd="t" o:hr="t" fillcolor="#a0a0a0" stroked="f"/>
         </w:pict>
       </w:r>
@@ -141,7 +141,7 @@
           <w:sz w:val="22"/>
           <w:szCs w:val="22"/>
         </w:rPr>
-        <w:t>Documentar los procesos de Integración y Transformación, entendidos en este cierre de trimestre bajo el espectro extendido de DevSecOps para la gestión y despliegue del código y dependencias. Se certifica la automatización que funge como filtro transaccional (ETL de código fuente) previo a la integración en la rama principal.</w:t>
+        <w:t>Documentar la entrega y maduración final del flujo de trabajo de la Plataforma de Inteligencia Analítica (MUSEMS) bajo la óptica de Transformación (ETL de Integración Continua) y Seguridad (DevSecOps). Este documento cierra el ciclo operativo acreditando un estado de cero vulnerabilidades y una automatización transaccional 100% robusta.</w:t>
       </w:r>
     </w:p>
     <w:p>
@@ -155,7 +155,7 @@
         <w:rPr>
           <w:rFonts w:ascii="Calibri" w:eastAsia="Times New Roman" w:hAnsi="Calibri" w:cs="Calibri"/>
         </w:rPr>
-        <w:t>2. Resultados Consolidados de Junio (DevSecOps)</w:t>
+        <w:t>2. Consolidación de Procesos (DevSecOps y ETL de Artefactos)</w:t>
       </w:r>
     </w:p>
     <w:p>
@@ -169,7 +169,7 @@
         <w:rPr>
           <w:rFonts w:ascii="Calibri" w:eastAsia="Times New Roman" w:hAnsi="Calibri" w:cs="Calibri"/>
         </w:rPr>
-        <w:t>2.1 Orquestación del Pipeline de Seguridad (Issue #57)</w:t>
+        <w:t>2.1 Aprobación de Seguridad de Software</w:t>
       </w:r>
     </w:p>
     <w:p>
@@ -187,7 +187,7 @@
           <w:sz w:val="22"/>
           <w:szCs w:val="22"/>
         </w:rPr>
-        <w:t>Para fortalecer la ingesta y extracción segura de artefactos en los repositorios institucionales, se diseñó e integró un *Workflow* automatizado apoyado en GitHub Actions (</w:t>
+        <w:t xml:space="preserve">El hito definitivo para el pase a producción ha sido la validación de las compuertas de seguridad (*Shift-Left*). Se hace constar que el ciclo de análisis automático (SAST y SCA a través de </w:t>
       </w:r>
       <w:r>
         <w:rPr>
@@ -201,7 +201,38 @@
           <w:sz w:val="22"/>
           <w:szCs w:val="22"/>
         </w:rPr>
-        <w:t>). Esta línea de ensamblaje actúa sobre todo intento de *Pull Request*, analizando estática y composicionalmente el código antes de autorizar su consolidación.</w:t>
+        <w:t xml:space="preserve">) ejecutado sobre todo código propuesto hacia </w:t>
+      </w:r>
+      <w:r>
+        <w:rPr>
+          <w:rStyle w:val="CdigoHTML"/>
+        </w:rPr>
+        <w:t>main</w:t>
+      </w:r>
+      <w:r>
+        <w:rPr>
+          <w:rFonts w:ascii="Calibri" w:hAnsi="Calibri" w:cs="Calibri"/>
+          <w:sz w:val="22"/>
+          <w:szCs w:val="22"/>
+        </w:rPr>
+        <w:t xml:space="preserve"> ha concluido con un dictamen de </w:t>
+      </w:r>
+      <w:r>
+        <w:rPr>
+          <w:rStyle w:val="Fuerte"/>
+          <w:rFonts w:ascii="Calibri" w:hAnsi="Calibri" w:cs="Calibri"/>
+          <w:sz w:val="22"/>
+          <w:szCs w:val="22"/>
+        </w:rPr>
+        <w:t>APROBADO</w:t>
+      </w:r>
+      <w:r>
+        <w:rPr>
+          <w:rFonts w:ascii="Calibri" w:hAnsi="Calibri" w:cs="Calibri"/>
+          <w:sz w:val="22"/>
+          <w:szCs w:val="22"/>
+        </w:rPr>
+        <w:t>. Se eliminaron hallazgos medios y altos identificados en semanas previas, blindando la base de código contra debilidades criptográficas, inyección de datos e importación de librerías obsoletas.</w:t>
       </w:r>
     </w:p>
     <w:p>
@@ -215,7 +246,19 @@
         <w:rPr>
           <w:rFonts w:ascii="Calibri" w:eastAsia="Times New Roman" w:hAnsi="Calibri" w:cs="Calibri"/>
         </w:rPr>
-        <w:t>2.2 Transformación y Curación de Código (SAST y SCA)</w:t>
+        <w:t>2.2 ETL Documental Automatizado (</w:t>
+      </w:r>
+      <w:r>
+        <w:rPr>
+          <w:rStyle w:val="CdigoHTML"/>
+        </w:rPr>
+        <w:t>generate_docs.py</w:t>
+      </w:r>
+      <w:r>
+        <w:rPr>
+          <w:rFonts w:ascii="Calibri" w:eastAsia="Times New Roman" w:hAnsi="Calibri" w:cs="Calibri"/>
+        </w:rPr>
+        <w:t>)</w:t>
       </w:r>
     </w:p>
     <w:p>
@@ -233,7 +276,155 @@
           <w:sz w:val="22"/>
           <w:szCs w:val="22"/>
         </w:rPr>
-        <w:t>Se incorporaron las siguientes herramientas de análisis para extraer anomalías (bugs, vulnerabilidades) desde el repositorio:</w:t>
+        <w:t xml:space="preserve">Más allá de la transformación de datos (ELT Oracle), en esta etapa final de *Handover* se conceptualizó un ETL de conocimiento corporativo. El script </w:t>
+      </w:r>
+      <w:r>
+        <w:rPr>
+          <w:rStyle w:val="CdigoHTML"/>
+        </w:rPr>
+        <w:t>generate_docs.py</w:t>
+      </w:r>
+      <w:r>
+        <w:rPr>
+          <w:rFonts w:ascii="Calibri" w:hAnsi="Calibri" w:cs="Calibri"/>
+          <w:sz w:val="22"/>
+          <w:szCs w:val="22"/>
+        </w:rPr>
+        <w:t xml:space="preserve"> opera extrayendo contenido crudo en Markdown, transformando los diagramas relacionales (Mermaid) e inyectando binarios Base64 de imágenes, para finalmente cargar (Load) artefactos perfectos en formatos </w:t>
+      </w:r>
+      <w:r>
+        <w:rPr>
+          <w:rStyle w:val="CdigoHTML"/>
+        </w:rPr>
+        <w:t>.docx</w:t>
+      </w:r>
+      <w:r>
+        <w:rPr>
+          <w:rFonts w:ascii="Calibri" w:hAnsi="Calibri" w:cs="Calibri"/>
+          <w:sz w:val="22"/>
+          <w:szCs w:val="22"/>
+        </w:rPr>
+        <w:t xml:space="preserve"> y </w:t>
+      </w:r>
+      <w:r>
+        <w:rPr>
+          <w:rStyle w:val="CdigoHTML"/>
+        </w:rPr>
+        <w:t>.pdf</w:t>
+      </w:r>
+      <w:r>
+        <w:rPr>
+          <w:rFonts w:ascii="Calibri" w:hAnsi="Calibri" w:cs="Calibri"/>
+          <w:sz w:val="22"/>
+          <w:szCs w:val="22"/>
+        </w:rPr>
+        <w:t xml:space="preserve"> listos para impresión y firmas.</w:t>
+      </w:r>
+    </w:p>
+    <w:p>
+      <w:pPr>
+        <w:pStyle w:val="Ttulo2"/>
+        <w:rPr>
+          <w:rFonts w:ascii="Calibri" w:eastAsia="Times New Roman" w:hAnsi="Calibri" w:cs="Calibri"/>
+        </w:rPr>
+      </w:pPr>
+      <w:r>
+        <w:rPr>
+          <w:rFonts w:ascii="Calibri" w:eastAsia="Times New Roman" w:hAnsi="Calibri" w:cs="Calibri"/>
+        </w:rPr>
+        <w:t>3. Consideraciones Finales (Continuidad)</w:t>
+      </w:r>
+    </w:p>
+    <w:p>
+      <w:pPr>
+        <w:pStyle w:val="NormalWeb"/>
+        <w:rPr>
+          <w:rFonts w:ascii="Calibri" w:hAnsi="Calibri" w:cs="Calibri"/>
+          <w:sz w:val="22"/>
+          <w:szCs w:val="22"/>
+        </w:rPr>
+      </w:pPr>
+      <w:r>
+        <w:rPr>
+          <w:rFonts w:ascii="Calibri" w:hAnsi="Calibri" w:cs="Calibri"/>
+          <w:sz w:val="22"/>
+          <w:szCs w:val="22"/>
+        </w:rPr>
+        <w:t xml:space="preserve">Se transmite al equipo receptor la directriz de jamás omitir las comprobaciones del *Pipeline* de GitHub Actions. Si un nuevo desarrollo arroja </w:t>
+      </w:r>
+      <w:r>
+        <w:rPr>
+          <w:rStyle w:val="CdigoHTML"/>
+        </w:rPr>
+        <w:t>exit 1</w:t>
+      </w:r>
+      <w:r>
+        <w:rPr>
+          <w:rFonts w:ascii="Calibri" w:hAnsi="Calibri" w:cs="Calibri"/>
+          <w:sz w:val="22"/>
+          <w:szCs w:val="22"/>
+        </w:rPr>
+        <w:t xml:space="preserve"> en auditoría de código (</w:t>
+      </w:r>
+      <w:r>
+        <w:rPr>
+          <w:rStyle w:val="CdigoHTML"/>
+        </w:rPr>
+        <w:t>semgrep</w:t>
+      </w:r>
+      <w:r>
+        <w:rPr>
+          <w:rFonts w:ascii="Calibri" w:hAnsi="Calibri" w:cs="Calibri"/>
+          <w:sz w:val="22"/>
+          <w:szCs w:val="22"/>
+        </w:rPr>
+        <w:t xml:space="preserve"> / </w:t>
+      </w:r>
+      <w:r>
+        <w:rPr>
+          <w:rStyle w:val="CdigoHTML"/>
+        </w:rPr>
+        <w:t>npm audit</w:t>
+      </w:r>
+      <w:r>
+        <w:rPr>
+          <w:rFonts w:ascii="Calibri" w:hAnsi="Calibri" w:cs="Calibri"/>
+          <w:sz w:val="22"/>
+          <w:szCs w:val="22"/>
+        </w:rPr>
+        <w:t>), debe detenerse inmediatamente la integración y corregirse el origen. Se delega al equipo la responsabilidad de extender las políticas de ciberseguridad hacia el contenedor de despliegue Docker (*Container Scanning*) en la siguiente fase de madurez.</w:t>
+      </w:r>
+    </w:p>
+    <w:p>
+      <w:pPr>
+        <w:pStyle w:val="Ttulo2"/>
+        <w:rPr>
+          <w:rFonts w:ascii="Calibri" w:eastAsia="Times New Roman" w:hAnsi="Calibri" w:cs="Calibri"/>
+        </w:rPr>
+      </w:pPr>
+      <w:r>
+        <w:rPr>
+          <w:rFonts w:ascii="Calibri" w:eastAsia="Times New Roman" w:hAnsi="Calibri" w:cs="Calibri"/>
+        </w:rPr>
+        <w:t>4. Inventario de Entregables Finales (Handover Tecnológico)</w:t>
+      </w:r>
+    </w:p>
+    <w:p>
+      <w:pPr>
+        <w:pStyle w:val="NormalWeb"/>
+        <w:rPr>
+          <w:rFonts w:ascii="Calibri" w:hAnsi="Calibri" w:cs="Calibri"/>
+          <w:sz w:val="22"/>
+          <w:szCs w:val="22"/>
+        </w:rPr>
+      </w:pPr>
+      <w:r>
+        <w:rPr>
+          <w:rFonts w:ascii="Calibri" w:hAnsi="Calibri" w:cs="Calibri"/>
+          <w:sz w:val="22"/>
+          <w:szCs w:val="22"/>
+        </w:rPr>
+        <w:t>Como acta que formaliza la entrega de los mecanismos de integración, seguridad e infraestructura, se ceden los siguientes componentes corporativos:</w:t>
       </w:r>
     </w:p>
     <w:p>
@@ -249,40 +440,22 @@
       </w:pPr>
       <w:r>
         <w:rPr>
+          <w:rFonts w:ascii="Calibri" w:eastAsia="Times New Roman" w:hAnsi="Calibri" w:cs="Calibri"/>
+        </w:rPr>
+        <w:t xml:space="preserve">Entregable CMMI (05) </w:t>
+      </w:r>
+      <w:r>
+        <w:rPr>
           <w:rStyle w:val="Fuerte"/>
           <w:rFonts w:ascii="Calibri" w:eastAsia="Times New Roman" w:hAnsi="Calibri" w:cs="Calibri"/>
         </w:rPr>
-        <w:t>SAST (Análisis Estático):</w:t>
+        <w:t>Análisis de Vulnerabilidades</w:t>
       </w:r>
       <w:r>
         <w:rPr>
           <w:rFonts w:ascii="Calibri" w:eastAsia="Times New Roman" w:hAnsi="Calibri" w:cs="Calibri"/>
         </w:rPr>
-        <w:t xml:space="preserve"> Integración de motores </w:t>
-      </w:r>
-      <w:r>
-        <w:rPr>
-          <w:rStyle w:val="CdigoHTML"/>
-        </w:rPr>
-        <w:t>bandit</w:t>
-      </w:r>
-      <w:r>
-        <w:rPr>
-          <w:rFonts w:ascii="Calibri" w:eastAsia="Times New Roman" w:hAnsi="Calibri" w:cs="Calibri"/>
-        </w:rPr>
-        <w:t xml:space="preserve"> (para vulnerabilidades específicas de Python) y </w:t>
-      </w:r>
-      <w:r>
-        <w:rPr>
-          <w:rStyle w:val="CdigoHTML"/>
-        </w:rPr>
-        <w:t>semgrep</w:t>
-      </w:r>
-      <w:r>
-        <w:rPr>
-          <w:rFonts w:ascii="Calibri" w:eastAsia="Times New Roman" w:hAnsi="Calibri" w:cs="Calibri"/>
-        </w:rPr>
-        <w:t xml:space="preserve"> (motor multi-lenguaje) configurados para escanear en paralelo.</w:t>
+        <w:t>, refrendado con dictamen formal de "APROBADO".</w:t>
       </w:r>
     </w:p>
     <w:p>
@@ -298,69 +471,31 @@
       </w:pPr>
       <w:r>
         <w:rPr>
+          <w:rFonts w:ascii="Calibri" w:eastAsia="Times New Roman" w:hAnsi="Calibri" w:cs="Calibri"/>
+        </w:rPr>
+        <w:t xml:space="preserve">Entregable CMMI (14) </w:t>
+      </w:r>
+      <w:r>
+        <w:rPr>
           <w:rStyle w:val="Fuerte"/>
           <w:rFonts w:ascii="Calibri" w:eastAsia="Times New Roman" w:hAnsi="Calibri" w:cs="Calibri"/>
         </w:rPr>
-        <w:t>SCA (Análisis de Composición):</w:t>
+        <w:t>Matriz de Rastreo y Trazabilidad</w:t>
       </w:r>
       <w:r>
         <w:rPr>
           <w:rFonts w:ascii="Calibri" w:eastAsia="Times New Roman" w:hAnsi="Calibri" w:cs="Calibri"/>
         </w:rPr>
-        <w:t xml:space="preserve"> Se adoptaron escáneres dependientes </w:t>
-      </w:r>
-      <w:r>
-        <w:rPr>
-          <w:rStyle w:val="CdigoHTML"/>
-        </w:rPr>
-        <w:t>pip-audit</w:t>
-      </w:r>
-      <w:r>
-        <w:rPr>
-          <w:rFonts w:ascii="Calibri" w:eastAsia="Times New Roman" w:hAnsi="Calibri" w:cs="Calibri"/>
-        </w:rPr>
-        <w:t xml:space="preserve"> y </w:t>
-      </w:r>
-      <w:r>
-        <w:rPr>
-          <w:rStyle w:val="CdigoHTML"/>
-        </w:rPr>
-        <w:t>npm audit</w:t>
-      </w:r>
-      <w:r>
-        <w:rPr>
-          <w:rFonts w:ascii="Calibri" w:eastAsia="Times New Roman" w:hAnsi="Calibri" w:cs="Calibri"/>
-        </w:rPr>
-        <w:t xml:space="preserve"> para extraer manifiestos (</w:t>
-      </w:r>
-      <w:r>
-        <w:rPr>
-          <w:rStyle w:val="CdigoHTML"/>
-        </w:rPr>
-        <w:t>requirements.txt</w:t>
-      </w:r>
-      <w:r>
-        <w:rPr>
-          <w:rFonts w:ascii="Calibri" w:eastAsia="Times New Roman" w:hAnsi="Calibri" w:cs="Calibri"/>
-        </w:rPr>
-        <w:t xml:space="preserve">, </w:t>
-      </w:r>
-      <w:r>
-        <w:rPr>
-          <w:rStyle w:val="CdigoHTML"/>
-        </w:rPr>
-        <w:t>package.json</w:t>
-      </w:r>
-      <w:r>
-        <w:rPr>
-          <w:rFonts w:ascii="Calibri" w:eastAsia="Times New Roman" w:hAnsi="Calibri" w:cs="Calibri"/>
-        </w:rPr>
-        <w:t>) y validarlos contra bases de datos públicas de CVEs.</w:t>
+        <w:t>, generada de manera inmutable bajo un resumen ejecutivo de alta disponibilidad.</w:t>
       </w:r>
     </w:p>
     <w:p>
       <w:pPr>
-        <w:pStyle w:val="Ttulo3"/>
+        <w:numPr>
+          <w:ilvl w:val="0"/>
+          <w:numId w:val="13"/>
+        </w:numPr>
+        <w:spacing w:before="100" w:beforeAutospacing="1" w:after="100" w:afterAutospacing="1" w:line="240" w:lineRule="auto"/>
         <w:rPr>
           <w:rFonts w:ascii="Calibri" w:eastAsia="Times New Roman" w:hAnsi="Calibri" w:cs="Calibri"/>
         </w:rPr>
@@ -369,7 +504,20 @@
         <w:rPr>
           <w:rFonts w:ascii="Calibri" w:eastAsia="Times New Roman" w:hAnsi="Calibri" w:cs="Calibri"/>
         </w:rPr>
-        <w:t>2.3 Políticas de Ingesta (Branch Protection)</w:t>
+        <w:t xml:space="preserve">Entregable CMMI (07) </w:t>
+      </w:r>
+      <w:r>
+        <w:rPr>
+          <w:rStyle w:val="Fuerte"/>
+          <w:rFonts w:ascii="Calibri" w:eastAsia="Times New Roman" w:hAnsi="Calibri" w:cs="Calibri"/>
+        </w:rPr>
+        <w:t>Memoria Técnica y Manual de Instalación</w:t>
+      </w:r>
+      <w:r>
+        <w:rPr>
+          <w:rFonts w:ascii="Calibri" w:eastAsia="Times New Roman" w:hAnsi="Calibri" w:cs="Calibri"/>
+        </w:rPr>
+        <w:t>, garantizando que el equipo entrante posee la llave para regenerar los *environments* completos.</w:t>
       </w:r>
     </w:p>
     <w:p>
@@ -387,279 +535,7 @@
           <w:sz w:val="22"/>
           <w:szCs w:val="22"/>
         </w:rPr>
-        <w:t xml:space="preserve">El pipeline impuso como regla inquebrantable que el descubrimiento de vulnerabilidades *Críticas* o de severidad *Alta* retorne de inmediato un código </w:t>
-      </w:r>
-      <w:r>
-        <w:rPr>
-          <w:rStyle w:val="CdigoHTML"/>
-        </w:rPr>
-        <w:t>exit 1</w:t>
-      </w:r>
-      <w:r>
-        <w:rPr>
-          <w:rFonts w:ascii="Calibri" w:hAnsi="Calibri" w:cs="Calibri"/>
-          <w:sz w:val="22"/>
-          <w:szCs w:val="22"/>
-        </w:rPr>
-        <w:t>. Esta señal interactúa nativamente con las protecciones de GitHub para impedir la mezcla (Merge) de código degradado, logrando un control de calidad "Shift-Left".</w:t>
-      </w:r>
-    </w:p>
-    <w:p>
-      <w:pPr>
-        <w:pStyle w:val="Ttulo2"/>
-        <w:rPr>
-          <w:rFonts w:ascii="Calibri" w:eastAsia="Times New Roman" w:hAnsi="Calibri" w:cs="Calibri"/>
-        </w:rPr>
-      </w:pPr>
-      <w:r>
-        <w:rPr>
-          <w:rFonts w:ascii="Calibri" w:eastAsia="Times New Roman" w:hAnsi="Calibri" w:cs="Calibri"/>
-        </w:rPr>
-        <w:t>3. Riesgos, Mitigaciones y Excepciones</w:t>
-      </w:r>
-    </w:p>
-    <w:p>
-      <w:pPr>
-        <w:numPr>
-          <w:ilvl w:val="0"/>
-          <w:numId w:val="14"/>
-        </w:numPr>
-        <w:spacing w:before="100" w:beforeAutospacing="1" w:after="100" w:afterAutospacing="1" w:line="240" w:lineRule="auto"/>
-        <w:rPr>
-          <w:rFonts w:ascii="Calibri" w:eastAsia="Times New Roman" w:hAnsi="Calibri" w:cs="Calibri"/>
-        </w:rPr>
-      </w:pPr>
-      <w:r>
-        <w:rPr>
-          <w:rStyle w:val="Fuerte"/>
-          <w:rFonts w:ascii="Calibri" w:eastAsia="Times New Roman" w:hAnsi="Calibri" w:cs="Calibri"/>
-        </w:rPr>
-        <w:t>Riesgo:</w:t>
-      </w:r>
-      <w:r>
-        <w:rPr>
-          <w:rFonts w:ascii="Calibri" w:eastAsia="Times New Roman" w:hAnsi="Calibri" w:cs="Calibri"/>
-        </w:rPr>
-        <w:t xml:space="preserve"> Posible fatiga por falsos positivos o bloqueos de rutinas propias del equipo (ej. librerías de test o sintaxis ambigua capturada por semgrep).</w:t>
-      </w:r>
-    </w:p>
-    <w:p>
-      <w:pPr>
-        <w:numPr>
-          <w:ilvl w:val="0"/>
-          <w:numId w:val="14"/>
-        </w:numPr>
-        <w:spacing w:before="100" w:beforeAutospacing="1" w:after="100" w:afterAutospacing="1" w:line="240" w:lineRule="auto"/>
-        <w:rPr>
-          <w:rFonts w:ascii="Calibri" w:eastAsia="Times New Roman" w:hAnsi="Calibri" w:cs="Calibri"/>
-        </w:rPr>
-      </w:pPr>
-      <w:r>
-        <w:rPr>
-          <w:rStyle w:val="Fuerte"/>
-          <w:rFonts w:ascii="Calibri" w:eastAsia="Times New Roman" w:hAnsi="Calibri" w:cs="Calibri"/>
-        </w:rPr>
-        <w:t>Mitigaciones Adoptadas:</w:t>
-      </w:r>
-      <w:r>
-        <w:rPr>
-          <w:rFonts w:ascii="Calibri" w:eastAsia="Times New Roman" w:hAnsi="Calibri" w:cs="Calibri"/>
-        </w:rPr>
-        <w:t xml:space="preserve"> </w:t>
-      </w:r>
-    </w:p>
-    <w:p>
-      <w:pPr>
-        <w:pStyle w:val="NormalWeb"/>
-        <w:rPr>
-          <w:rFonts w:ascii="Calibri" w:hAnsi="Calibri" w:cs="Calibri"/>
-          <w:sz w:val="22"/>
-          <w:szCs w:val="22"/>
-        </w:rPr>
-      </w:pPr>
-      <w:r>
-        <w:rPr>
-          <w:rFonts w:ascii="Calibri" w:hAnsi="Calibri" w:cs="Calibri"/>
-          <w:sz w:val="22"/>
-          <w:szCs w:val="22"/>
-        </w:rPr>
-        <w:t xml:space="preserve">- Se instruyó el uso de </w:t>
-      </w:r>
-      <w:r>
-        <w:rPr>
-          <w:rStyle w:val="CdigoHTML"/>
-        </w:rPr>
-        <w:t>--production</w:t>
-      </w:r>
-      <w:r>
-        <w:rPr>
-          <w:rFonts w:ascii="Calibri" w:hAnsi="Calibri" w:cs="Calibri"/>
-          <w:sz w:val="22"/>
-          <w:szCs w:val="22"/>
-        </w:rPr>
-        <w:t xml:space="preserve"> o </w:t>
-      </w:r>
-      <w:r>
-        <w:rPr>
-          <w:rStyle w:val="CdigoHTML"/>
-        </w:rPr>
-        <w:t>--omit=dev</w:t>
-      </w:r>
-      <w:r>
-        <w:rPr>
-          <w:rFonts w:ascii="Calibri" w:hAnsi="Calibri" w:cs="Calibri"/>
-          <w:sz w:val="22"/>
-          <w:szCs w:val="22"/>
-        </w:rPr>
-        <w:t xml:space="preserve"> para </w:t>
-      </w:r>
-      <w:r>
-        <w:rPr>
-          <w:rStyle w:val="CdigoHTML"/>
-        </w:rPr>
-        <w:t>npm audit</w:t>
-      </w:r>
-      <w:r>
-        <w:rPr>
-          <w:rFonts w:ascii="Calibri" w:hAnsi="Calibri" w:cs="Calibri"/>
-          <w:sz w:val="22"/>
-          <w:szCs w:val="22"/>
-        </w:rPr>
-        <w:t>.</w:t>
-      </w:r>
-    </w:p>
-    <w:p>
-      <w:pPr>
-        <w:pStyle w:val="NormalWeb"/>
-        <w:rPr>
-          <w:rFonts w:ascii="Calibri" w:hAnsi="Calibri" w:cs="Calibri"/>
-          <w:sz w:val="22"/>
-          <w:szCs w:val="22"/>
-        </w:rPr>
-      </w:pPr>
-      <w:r>
-        <w:rPr>
-          <w:rFonts w:ascii="Calibri" w:hAnsi="Calibri" w:cs="Calibri"/>
-          <w:sz w:val="22"/>
-          <w:szCs w:val="22"/>
-        </w:rPr>
-        <w:t xml:space="preserve">- Se recomendó mantener actualizado un archivo </w:t>
-      </w:r>
-      <w:r>
-        <w:rPr>
-          <w:rStyle w:val="CdigoHTML"/>
-        </w:rPr>
-        <w:t>.semgrepignore</w:t>
-      </w:r>
-      <w:r>
-        <w:rPr>
-          <w:rFonts w:ascii="Calibri" w:hAnsi="Calibri" w:cs="Calibri"/>
-          <w:sz w:val="22"/>
-          <w:szCs w:val="22"/>
-        </w:rPr>
-        <w:t xml:space="preserve"> para establecer exclusiones controladas y permitir el flujo sano de las liberaciones urgentes sin romper la directriz normativa de la plataforma.</w:t>
-      </w:r>
-    </w:p>
-    <w:p>
-      <w:pPr>
-        <w:pStyle w:val="Ttulo2"/>
-        <w:rPr>
-          <w:rFonts w:ascii="Calibri" w:eastAsia="Times New Roman" w:hAnsi="Calibri" w:cs="Calibri"/>
-        </w:rPr>
-      </w:pPr>
-      <w:r>
-        <w:rPr>
-          <w:rFonts w:ascii="Calibri" w:eastAsia="Times New Roman" w:hAnsi="Calibri" w:cs="Calibri"/>
-        </w:rPr>
-        <w:t>4. Próximos Pasos (Posteriores a Junio)</w:t>
-      </w:r>
-    </w:p>
-    <w:p>
-      <w:pPr>
-        <w:numPr>
-          <w:ilvl w:val="0"/>
-          <w:numId w:val="15"/>
-        </w:numPr>
-        <w:spacing w:before="100" w:beforeAutospacing="1" w:after="100" w:afterAutospacing="1" w:line="240" w:lineRule="auto"/>
-        <w:rPr>
-          <w:rFonts w:ascii="Calibri" w:eastAsia="Times New Roman" w:hAnsi="Calibri" w:cs="Calibri"/>
-        </w:rPr>
-      </w:pPr>
-      <w:r>
-        <w:rPr>
-          <w:rFonts w:ascii="Calibri" w:eastAsia="Times New Roman" w:hAnsi="Calibri" w:cs="Calibri"/>
-        </w:rPr>
-        <w:t>Iniciar la ejecución productiva del pipeline en la rama *main* e instruir a los equipos de desarrollo sobre el proceso de corrección temprana de bloqueos mediante la lectura de *logs*.</w:t>
-      </w:r>
-    </w:p>
-    <w:p>
-      <w:pPr>
-        <w:numPr>
-          <w:ilvl w:val="0"/>
-          <w:numId w:val="15"/>
-        </w:numPr>
-        <w:spacing w:before="100" w:beforeAutospacing="1" w:after="100" w:afterAutospacing="1" w:line="240" w:lineRule="auto"/>
-        <w:rPr>
-          <w:rFonts w:ascii="Calibri" w:eastAsia="Times New Roman" w:hAnsi="Calibri" w:cs="Calibri"/>
-        </w:rPr>
-      </w:pPr>
-      <w:r>
-        <w:rPr>
-          <w:rFonts w:ascii="Calibri" w:eastAsia="Times New Roman" w:hAnsi="Calibri" w:cs="Calibri"/>
-        </w:rPr>
-        <w:t>Extender en un futuro estas validaciones estructurales al contenedor Docker construido (*Container Scanning*) antes del despliegue físico.</w:t>
-      </w:r>
-    </w:p>
-    <w:p>
-      <w:pPr>
-        <w:rPr>
-          <w:rFonts w:ascii="Calibri" w:eastAsia="Times New Roman" w:hAnsi="Calibri" w:cs="Calibri"/>
-        </w:rPr>
-      </w:pPr>
-      <w:r>
-        <w:rPr>
-          <w:rFonts w:ascii="Calibri" w:eastAsia="Times New Roman" w:hAnsi="Calibri" w:cs="Calibri"/>
-        </w:rPr>
-        <w:pict w14:anchorId="75D639FC">
-          <v:rect id="_x0000_i1026" style="width:0;height:1.5pt" o:hralign="center" o:hrstd="t" o:hr="t" fillcolor="#a0a0a0" stroked="f"/>
-        </w:pict>
-      </w:r>
-    </w:p>
-    <w:p>
-      <w:pPr>
-        <w:pStyle w:val="NormalWeb"/>
-        <w:rPr>
-          <w:rFonts w:ascii="Calibri" w:hAnsi="Calibri" w:cs="Calibri"/>
-          <w:sz w:val="22"/>
-          <w:szCs w:val="22"/>
-        </w:rPr>
-      </w:pPr>
-      <w:r>
-        <w:rPr>
-          <w:rStyle w:val="Fuerte"/>
-          <w:rFonts w:ascii="Calibri" w:hAnsi="Calibri" w:cs="Calibri"/>
-          <w:sz w:val="22"/>
-          <w:szCs w:val="22"/>
-        </w:rPr>
-        <w:t>Comentarios adicionales:</w:t>
-      </w:r>
-    </w:p>
-    <w:p>
-      <w:pPr>
-        <w:pStyle w:val="NormalWeb"/>
-        <w:rPr>
-          <w:rFonts w:ascii="Calibri" w:hAnsi="Calibri" w:cs="Calibri"/>
-          <w:sz w:val="22"/>
-          <w:szCs w:val="22"/>
-        </w:rPr>
-      </w:pPr>
-      <w:r>
-        <w:rPr>
-          <w:rFonts w:ascii="Calibri" w:hAnsi="Calibri" w:cs="Calibri"/>
-          <w:sz w:val="22"/>
-          <w:szCs w:val="22"/>
-        </w:rPr>
-        <w:t>Se cierra el mes de junio completando la matriz de requerimientos operativos, transicionando de una metodología de inspección humana propensa a fallos a una ingesta de código blindada y automatizada.</w:t>
+        <w:t>Con el presente, se testifica que los conductos de despliegue, la barrera de seguridad de código y el flujo de generación documental se transfieren en óptimo estado de operación.</w:t>
       </w:r>
     </w:p>
     <w:p>
@@ -4793,7 +4669,6 @@
           <w:sz w:val="26"/>
           <w:szCs w:val="26"/>
         </w:rPr>
-        <w:lastRenderedPageBreak/>
         <w:t>2.6 Documentación de Hallazgos y Recomendaciones</w:t>
       </w:r>
       <w:bookmarkEnd w:id="9"/>
@@ -5598,7 +5473,6 @@
           <w:rFonts w:asciiTheme="minorHAnsi" w:hAnsiTheme="minorHAnsi"/>
           <w:color w:val="auto"/>
         </w:rPr>
-        <w:lastRenderedPageBreak/>
         <w:t>Evaluación de calidad y riesgos (completitud, consistencia, actualidad, riesgos principales).</w:t>
       </w:r>
     </w:p>
@@ -5839,7 +5713,6 @@
           <w:noProof/>
           <w:color w:val="auto"/>
         </w:rPr>
-        <w:lastRenderedPageBreak/>
         <w:drawing>
           <wp:inline distT="0" distB="0" distL="0" distR="0" wp14:anchorId="0F326546" wp14:editId="5A638692">
             <wp:extent cx="1741657" cy="4983480"/>
@@ -5986,7 +5859,6 @@
           <w:rFonts w:asciiTheme="minorHAnsi" w:hAnsiTheme="minorHAnsi"/>
           <w:color w:val="auto"/>
         </w:rPr>
-        <w:lastRenderedPageBreak/>
         <w:t>Identificación y listado de fuentes de datos institucionales.</w:t>
       </w:r>
     </w:p>
@@ -6247,7 +6119,6 @@
           <w:sz w:val="26"/>
           <w:szCs w:val="26"/>
         </w:rPr>
-        <w:lastRenderedPageBreak/>
         <w:t>3</w:t>
       </w:r>
       <w:r>
@@ -7526,155 +7397,6 @@
     </w:lvl>
   </w:abstractNum>
   <w:abstractNum w:abstractNumId="9" w15:restartNumberingAfterBreak="0">
-    <w:nsid w:val="17890D04"/>
-    <w:multiLevelType w:val="multilevel"/>
-    <w:tmpl w:val="13C842F0"/>
-    <w:lvl w:ilvl="0">
-      <w:start w:val="1"/>
-      <w:numFmt w:val="bullet"/>
-      <w:lvlText w:val=""/>
-      <w:lvlJc w:val="left"/>
-      <w:pPr>
-        <w:tabs>
-          <w:tab w:val="num" w:pos="720"/>
-        </w:tabs>
-        <w:ind w:left="720" w:hanging="360"/>
-      </w:pPr>
-      <w:rPr>
-        <w:rFonts w:ascii="Symbol" w:hAnsi="Symbol" w:hint="default"/>
-        <w:sz w:val="20"/>
-      </w:rPr>
-    </w:lvl>
-    <w:lvl w:ilvl="1" w:tentative="1">
-      <w:start w:val="1"/>
-      <w:numFmt w:val="bullet"/>
-      <w:lvlText w:val="o"/>
-      <w:lvlJc w:val="left"/>
-      <w:pPr>
-        <w:tabs>
-          <w:tab w:val="num" w:pos="1440"/>
-        </w:tabs>
-        <w:ind w:left="1440" w:hanging="360"/>
-      </w:pPr>
-      <w:rPr>
-        <w:rFonts w:ascii="Courier New" w:hAnsi="Courier New" w:hint="default"/>
-        <w:sz w:val="20"/>
-      </w:rPr>
-    </w:lvl>
-    <w:lvl w:ilvl="2" w:tentative="1">
-      <w:start w:val="1"/>
-      <w:numFmt w:val="bullet"/>
-      <w:lvlText w:val=""/>
-      <w:lvlJc w:val="left"/>
-      <w:pPr>
-        <w:tabs>
-          <w:tab w:val="num" w:pos="2160"/>
-        </w:tabs>
-        <w:ind w:left="2160" w:hanging="360"/>
-      </w:pPr>
-      <w:rPr>
-        <w:rFonts w:ascii="Wingdings" w:hAnsi="Wingdings" w:hint="default"/>
-        <w:sz w:val="20"/>
-      </w:rPr>
-    </w:lvl>
-    <w:lvl w:ilvl="3" w:tentative="1">
-      <w:start w:val="1"/>
-      <w:numFmt w:val="bullet"/>
-      <w:lvlText w:val=""/>
-      <w:lvlJc w:val="left"/>
-      <w:pPr>
-        <w:tabs>
-          <w:tab w:val="num" w:pos="2880"/>
-        </w:tabs>
-        <w:ind w:left="2880" w:hanging="360"/>
-      </w:pPr>
-      <w:rPr>
-        <w:rFonts w:ascii="Wingdings" w:hAnsi="Wingdings" w:hint="default"/>
-        <w:sz w:val="20"/>
-      </w:rPr>
-    </w:lvl>
-    <w:lvl w:ilvl="4" w:tentative="1">
-      <w:start w:val="1"/>
-      <w:numFmt w:val="bullet"/>
-      <w:lvlText w:val=""/>
-      <w:lvlJc w:val="left"/>
-      <w:pPr>
-        <w:tabs>
-          <w:tab w:val="num" w:pos="3600"/>
-        </w:tabs>
-        <w:ind w:left="3600" w:hanging="360"/>
-      </w:pPr>
-      <w:rPr>
-        <w:rFonts w:ascii="Wingdings" w:hAnsi="Wingdings" w:hint="default"/>
-        <w:sz w:val="20"/>
-      </w:rPr>
-    </w:lvl>
-    <w:lvl w:ilvl="5" w:tentative="1">
-      <w:start w:val="1"/>
-      <w:numFmt w:val="bullet"/>
-      <w:lvlText w:val=""/>
-      <w:lvlJc w:val="left"/>
-      <w:pPr>
-        <w:tabs>
-          <w:tab w:val="num" w:pos="4320"/>
-        </w:tabs>
-        <w:ind w:left="4320" w:hanging="360"/>
-      </w:pPr>
-      <w:rPr>
-        <w:rFonts w:ascii="Wingdings" w:hAnsi="Wingdings" w:hint="default"/>
-        <w:sz w:val="20"/>
-      </w:rPr>
-    </w:lvl>
-    <w:lvl w:ilvl="6" w:tentative="1">
-      <w:start w:val="1"/>
-      <w:numFmt w:val="bullet"/>
-      <w:lvlText w:val=""/>
-      <w:lvlJc w:val="left"/>
-      <w:pPr>
-        <w:tabs>
-          <w:tab w:val="num" w:pos="5040"/>
-        </w:tabs>
-        <w:ind w:left="5040" w:hanging="360"/>
-      </w:pPr>
-      <w:rPr>
-        <w:rFonts w:ascii="Wingdings" w:hAnsi="Wingdings" w:hint="default"/>
-        <w:sz w:val="20"/>
-      </w:rPr>
-    </w:lvl>
-    <w:lvl w:ilvl="7" w:tentative="1">
-      <w:start w:val="1"/>
-      <w:numFmt w:val="bullet"/>
-      <w:lvlText w:val=""/>
-      <w:lvlJc w:val="left"/>
-      <w:pPr>
-        <w:tabs>
-          <w:tab w:val="num" w:pos="5760"/>
-        </w:tabs>
-        <w:ind w:left="5760" w:hanging="360"/>
-      </w:pPr>
-      <w:rPr>
-        <w:rFonts w:ascii="Wingdings" w:hAnsi="Wingdings" w:hint="default"/>
-        <w:sz w:val="20"/>
-      </w:rPr>
-    </w:lvl>
-    <w:lvl w:ilvl="8" w:tentative="1">
-      <w:start w:val="1"/>
-      <w:numFmt w:val="bullet"/>
-      <w:lvlText w:val=""/>
-      <w:lvlJc w:val="left"/>
-      <w:pPr>
-        <w:tabs>
-          <w:tab w:val="num" w:pos="6480"/>
-        </w:tabs>
-        <w:ind w:left="6480" w:hanging="360"/>
-      </w:pPr>
-      <w:rPr>
-        <w:rFonts w:ascii="Wingdings" w:hAnsi="Wingdings" w:hint="default"/>
-        <w:sz w:val="20"/>
-      </w:rPr>
-    </w:lvl>
-  </w:abstractNum>
-  <w:abstractNum w:abstractNumId="10" w15:restartNumberingAfterBreak="0">
     <w:nsid w:val="28FF771F"/>
     <w:multiLevelType w:val="hybridMultilevel"/>
     <w:tmpl w:val="660C7888"/>
@@ -7787,7 +7509,7 @@
       </w:rPr>
     </w:lvl>
   </w:abstractNum>
-  <w:abstractNum w:abstractNumId="11" w15:restartNumberingAfterBreak="0">
+  <w:abstractNum w:abstractNumId="10" w15:restartNumberingAfterBreak="0">
     <w:nsid w:val="52D74056"/>
     <w:multiLevelType w:val="hybridMultilevel"/>
     <w:tmpl w:val="F8E884D6"/>
@@ -7876,156 +7598,7 @@
       </w:pPr>
     </w:lvl>
   </w:abstractNum>
-  <w:abstractNum w:abstractNumId="12" w15:restartNumberingAfterBreak="0">
-    <w:nsid w:val="53AB01E0"/>
-    <w:multiLevelType w:val="multilevel"/>
-    <w:tmpl w:val="E59C35BE"/>
-    <w:lvl w:ilvl="0">
-      <w:start w:val="1"/>
-      <w:numFmt w:val="bullet"/>
-      <w:lvlText w:val=""/>
-      <w:lvlJc w:val="left"/>
-      <w:pPr>
-        <w:tabs>
-          <w:tab w:val="num" w:pos="720"/>
-        </w:tabs>
-        <w:ind w:left="720" w:hanging="360"/>
-      </w:pPr>
-      <w:rPr>
-        <w:rFonts w:ascii="Symbol" w:hAnsi="Symbol" w:hint="default"/>
-        <w:sz w:val="20"/>
-      </w:rPr>
-    </w:lvl>
-    <w:lvl w:ilvl="1" w:tentative="1">
-      <w:start w:val="1"/>
-      <w:numFmt w:val="bullet"/>
-      <w:lvlText w:val="o"/>
-      <w:lvlJc w:val="left"/>
-      <w:pPr>
-        <w:tabs>
-          <w:tab w:val="num" w:pos="1440"/>
-        </w:tabs>
-        <w:ind w:left="1440" w:hanging="360"/>
-      </w:pPr>
-      <w:rPr>
-        <w:rFonts w:ascii="Courier New" w:hAnsi="Courier New" w:hint="default"/>
-        <w:sz w:val="20"/>
-      </w:rPr>
-    </w:lvl>
-    <w:lvl w:ilvl="2" w:tentative="1">
-      <w:start w:val="1"/>
-      <w:numFmt w:val="bullet"/>
-      <w:lvlText w:val=""/>
-      <w:lvlJc w:val="left"/>
-      <w:pPr>
-        <w:tabs>
-          <w:tab w:val="num" w:pos="2160"/>
-        </w:tabs>
-        <w:ind w:left="2160" w:hanging="360"/>
-      </w:pPr>
-      <w:rPr>
-        <w:rFonts w:ascii="Wingdings" w:hAnsi="Wingdings" w:hint="default"/>
-        <w:sz w:val="20"/>
-      </w:rPr>
-    </w:lvl>
-    <w:lvl w:ilvl="3" w:tentative="1">
-      <w:start w:val="1"/>
-      <w:numFmt w:val="bullet"/>
-      <w:lvlText w:val=""/>
-      <w:lvlJc w:val="left"/>
-      <w:pPr>
-        <w:tabs>
-          <w:tab w:val="num" w:pos="2880"/>
-        </w:tabs>
-        <w:ind w:left="2880" w:hanging="360"/>
-      </w:pPr>
-      <w:rPr>
-        <w:rFonts w:ascii="Wingdings" w:hAnsi="Wingdings" w:hint="default"/>
-        <w:sz w:val="20"/>
-      </w:rPr>
-    </w:lvl>
-    <w:lvl w:ilvl="4" w:tentative="1">
-      <w:start w:val="1"/>
-      <w:numFmt w:val="bullet"/>
-      <w:lvlText w:val=""/>
-      <w:lvlJc w:val="left"/>
-      <w:pPr>
-        <w:tabs>
-          <w:tab w:val="num" w:pos="3600"/>
-        </w:tabs>
-        <w:ind w:left="3600" w:hanging="360"/>
-      </w:pPr>
-      <w:rPr>
-        <w:rFonts w:ascii="Wingdings" w:hAnsi="Wingdings" w:hint="default"/>
-        <w:sz w:val="20"/>
-      </w:rPr>
-    </w:lvl>
-    <w:lvl w:ilvl="5" w:tentative="1">
-      <w:start w:val="1"/>
-      <w:numFmt w:val="bullet"/>
-      <w:lvlText w:val=""/>
-      <w:lvlJc w:val="left"/>
-      <w:pPr>
-        <w:tabs>
-          <w:tab w:val="num" w:pos="4320"/>
-        </w:tabs>
-        <w:ind w:left="4320" w:hanging="360"/>
-      </w:pPr>
-      <w:rPr>
-        <w:rFonts w:ascii="Wingdings" w:hAnsi="Wingdings" w:hint="default"/>
-        <w:sz w:val="20"/>
-      </w:rPr>
-    </w:lvl>
-    <w:lvl w:ilvl="6" w:tentative="1">
-      <w:start w:val="1"/>
-      <w:numFmt w:val="bullet"/>
-      <w:lvlText w:val=""/>
-      <w:lvlJc w:val="left"/>
-      <w:pPr>
-        <w:tabs>
-          <w:tab w:val="num" w:pos="5040"/>
-        </w:tabs>
-        <w:ind w:left="5040" w:hanging="360"/>
-      </w:pPr>
-      <w:rPr>
-        <w:rFonts w:ascii="Wingdings" w:hAnsi="Wingdings" w:hint="default"/>
-        <w:sz w:val="20"/>
-      </w:rPr>
-    </w:lvl>
-    <w:lvl w:ilvl="7" w:tentative="1">
-      <w:start w:val="1"/>
-      <w:numFmt w:val="bullet"/>
-      <w:lvlText w:val=""/>
-      <w:lvlJc w:val="left"/>
-      <w:pPr>
-        <w:tabs>
-          <w:tab w:val="num" w:pos="5760"/>
-        </w:tabs>
-        <w:ind w:left="5760" w:hanging="360"/>
-      </w:pPr>
-      <w:rPr>
-        <w:rFonts w:ascii="Wingdings" w:hAnsi="Wingdings" w:hint="default"/>
-        <w:sz w:val="20"/>
-      </w:rPr>
-    </w:lvl>
-    <w:lvl w:ilvl="8" w:tentative="1">
-      <w:start w:val="1"/>
-      <w:numFmt w:val="bullet"/>
-      <w:lvlText w:val=""/>
-      <w:lvlJc w:val="left"/>
-      <w:pPr>
-        <w:tabs>
-          <w:tab w:val="num" w:pos="6480"/>
-        </w:tabs>
-        <w:ind w:left="6480" w:hanging="360"/>
-      </w:pPr>
-      <w:rPr>
-        <w:rFonts w:ascii="Wingdings" w:hAnsi="Wingdings" w:hint="default"/>
-        <w:sz w:val="20"/>
-      </w:rPr>
-    </w:lvl>
-  </w:abstractNum>
-  <w:abstractNum w:abstractNumId="13" w15:restartNumberingAfterBreak="0">
+  <w:abstractNum w:abstractNumId="11" w15:restartNumberingAfterBreak="0">
     <w:nsid w:val="53C20551"/>
     <w:multiLevelType w:val="hybridMultilevel"/>
     <w:tmpl w:val="9EBC212E"/>
@@ -8114,10 +7687,10 @@
       </w:pPr>
     </w:lvl>
   </w:abstractNum>
-  <w:abstractNum w:abstractNumId="14" w15:restartNumberingAfterBreak="0">
-    <w:nsid w:val="69453AFC"/>
+  <w:abstractNum w:abstractNumId="12" w15:restartNumberingAfterBreak="0">
+    <w:nsid w:val="6790436D"/>
     <w:multiLevelType w:val="multilevel"/>
-    <w:tmpl w:val="4E00C1E4"/>
+    <w:tmpl w:val="87EA979A"/>
     <w:lvl w:ilvl="0">
       <w:start w:val="1"/>
       <w:numFmt w:val="bullet"/>
@@ -8282,7 +7855,7 @@
     <w:abstractNumId w:val="0"/>
   </w:num>
   <w:num w:numId="7" w16cid:durableId="767509364">
-    <w:abstractNumId w:val="11"/>
+    <w:abstractNumId w:val="10"/>
   </w:num>
   <w:num w:numId="8" w16cid:durableId="1187519976">
     <w:abstractNumId w:val="8"/>
@@ -8291,22 +7864,16 @@
     <w:abstractNumId w:val="7"/>
   </w:num>
   <w:num w:numId="10" w16cid:durableId="2009867063">
-    <w:abstractNumId w:val="10"/>
+    <w:abstractNumId w:val="9"/>
   </w:num>
   <w:num w:numId="11" w16cid:durableId="1924602666">
-    <w:abstractNumId w:val="13"/>
+    <w:abstractNumId w:val="11"/>
   </w:num>
   <w:num w:numId="12" w16cid:durableId="2021344936">
     <w:abstractNumId w:val="2"/>
   </w:num>
-  <w:num w:numId="13" w16cid:durableId="639192032">
+  <w:num w:numId="13" w16cid:durableId="1331132956">
     <w:abstractNumId w:val="12"/>
-  </w:num>
-  <w:num w:numId="14" w16cid:durableId="515270194">
-    <w:abstractNumId w:val="9"/>
-  </w:num>
-  <w:num w:numId="15" w16cid:durableId="1838883970">
-    <w:abstractNumId w:val="14"/>
   </w:num>
   <w:numIdMacAtCleanup w:val="10"/>
 </w:numbering>
@@ -19963,7 +19530,7 @@
     <w:uiPriority w:val="99"/>
     <w:semiHidden/>
     <w:unhideWhenUsed/>
-    <w:rsid w:val="00490EE1"/>
+    <w:rsid w:val="00C13F10"/>
     <w:pPr>
       <w:spacing w:before="100" w:beforeAutospacing="1" w:after="100" w:afterAutospacing="1" w:line="240" w:lineRule="auto"/>
     </w:pPr>
@@ -19981,7 +19548,7 @@
     <w:uiPriority w:val="99"/>
     <w:semiHidden/>
     <w:unhideWhenUsed/>
-    <w:rsid w:val="00490EE1"/>
+    <w:rsid w:val="00C13F10"/>
     <w:rPr>
       <w:rFonts w:ascii="Courier New" w:eastAsiaTheme="minorEastAsia" w:hAnsi="Courier New" w:cs="Courier New"/>
       <w:sz w:val="20"/>

--- a/05-Mayo-Junio/Entregables/2026-06/05-Informe_Procesos_ETL_ELT_2026-06_INSTITUCIONAL.docx
+++ b/05-Mayo-Junio/Entregables/2026-06/05-Informe_Procesos_ETL_ELT_2026-06_INSTITUCIONAL.docx
@@ -13,7 +13,7 @@
         <w:rPr>
           <w:rFonts w:ascii="Calibri" w:eastAsia="Times New Roman" w:hAnsi="Calibri" w:cs="Calibri"/>
         </w:rPr>
-        <w:t>Acta de Cierre: Procesos ETL/ELT y Pipeline DevSecOps</w:t>
+        <w:t>Acta de Cierre: Procesos ETL Documentales, Pipelines CI/CD y DevSecOps Institucional</w:t>
       </w:r>
     </w:p>
     <w:p>
@@ -32,7 +32,7 @@
           <w:sz w:val="22"/>
           <w:szCs w:val="22"/>
         </w:rPr>
-        <w:t>Mes:</w:t>
+        <w:t>Mes de Corte:</w:t>
       </w:r>
       <w:r>
         <w:rPr>
@@ -59,7 +59,7 @@
           <w:sz w:val="22"/>
           <w:szCs w:val="22"/>
         </w:rPr>
-        <w:t>Responsable:</w:t>
+        <w:t>Periodo Abarcado:</w:t>
       </w:r>
       <w:r>
         <w:rPr>
@@ -67,7 +67,7 @@
           <w:sz w:val="22"/>
           <w:szCs w:val="22"/>
         </w:rPr>
-        <w:t xml:space="preserve"> Victor Manuel Lelo de Larea Polanco </w:t>
+        <w:t xml:space="preserve"> Abril - Mayo - Junio 2026 </w:t>
       </w:r>
     </w:p>
     <w:p>
@@ -86,6 +86,33 @@
           <w:sz w:val="22"/>
           <w:szCs w:val="22"/>
         </w:rPr>
+        <w:t>Responsable:</w:t>
+      </w:r>
+      <w:r>
+        <w:rPr>
+          <w:rFonts w:ascii="Calibri" w:hAnsi="Calibri" w:cs="Calibri"/>
+          <w:sz w:val="22"/>
+          <w:szCs w:val="22"/>
+        </w:rPr>
+        <w:t xml:space="preserve"> Victor Manuel Lelo de Larrea Polanco </w:t>
+      </w:r>
+    </w:p>
+    <w:p>
+      <w:pPr>
+        <w:pStyle w:val="NormalWeb"/>
+        <w:rPr>
+          <w:rFonts w:ascii="Calibri" w:hAnsi="Calibri" w:cs="Calibri"/>
+          <w:sz w:val="22"/>
+          <w:szCs w:val="22"/>
+        </w:rPr>
+      </w:pPr>
+      <w:r>
+        <w:rPr>
+          <w:rStyle w:val="Fuerte"/>
+          <w:rFonts w:ascii="Calibri" w:hAnsi="Calibri" w:cs="Calibri"/>
+          <w:sz w:val="22"/>
+          <w:szCs w:val="22"/>
+        </w:rPr>
         <w:t>Área:</w:t>
       </w:r>
       <w:r>
@@ -94,11 +121,38 @@
           <w:sz w:val="22"/>
           <w:szCs w:val="22"/>
         </w:rPr>
-        <w:t xml:space="preserve"> Coordinación de Proyectos de TI</w:t>
+        <w:t xml:space="preserve"> Coordinación de Proyectos de TI </w:t>
       </w:r>
     </w:p>
     <w:p>
       <w:pPr>
+        <w:pStyle w:val="NormalWeb"/>
+        <w:rPr>
+          <w:rFonts w:ascii="Calibri" w:hAnsi="Calibri" w:cs="Calibri"/>
+          <w:sz w:val="22"/>
+          <w:szCs w:val="22"/>
+        </w:rPr>
+      </w:pPr>
+      <w:r>
+        <w:rPr>
+          <w:rStyle w:val="Fuerte"/>
+          <w:rFonts w:ascii="Calibri" w:hAnsi="Calibri" w:cs="Calibri"/>
+          <w:sz w:val="22"/>
+          <w:szCs w:val="22"/>
+        </w:rPr>
+        <w:t>Clasificación:</w:t>
+      </w:r>
+      <w:r>
+        <w:rPr>
+          <w:rFonts w:ascii="Calibri" w:hAnsi="Calibri" w:cs="Calibri"/>
+          <w:sz w:val="22"/>
+          <w:szCs w:val="22"/>
+        </w:rPr>
+        <w:t xml:space="preserve"> Confidencial / Acta de Transferencia Tecnológica Definitiva </w:t>
+      </w:r>
+    </w:p>
+    <w:p>
+      <w:pPr>
         <w:rPr>
           <w:rFonts w:ascii="Calibri" w:eastAsia="Times New Roman" w:hAnsi="Calibri" w:cs="Calibri"/>
         </w:rPr>
@@ -107,7 +161,7 @@
         <w:rPr>
           <w:rFonts w:ascii="Calibri" w:eastAsia="Times New Roman" w:hAnsi="Calibri" w:cs="Calibri"/>
         </w:rPr>
-        <w:pict w14:anchorId="0EB8D6E2">
+        <w:pict w14:anchorId="78042F86">
           <v:rect id="_x0000_i1025" style="width:0;height:1.5pt" o:hralign="center" o:hrstd="t" o:hr="t" fillcolor="#a0a0a0" stroked="f"/>
         </w:pict>
       </w:r>
@@ -123,7 +177,7 @@
         <w:rPr>
           <w:rFonts w:ascii="Calibri" w:eastAsia="Times New Roman" w:hAnsi="Calibri" w:cs="Calibri"/>
         </w:rPr>
-        <w:t>1. Objeto del Entregable</w:t>
+        <w:t>1. Declaración Definitiva de Cierre Operativo</w:t>
       </w:r>
     </w:p>
     <w:p>
@@ -141,39 +195,11 @@
           <w:sz w:val="22"/>
           <w:szCs w:val="22"/>
         </w:rPr>
-        <w:t>Documentar la entrega y maduración final del flujo de trabajo de la Plataforma de Inteligencia Analítica (MUSEMS) bajo la óptica de Transformación (ETL de Integración Continua) y Seguridad (DevSecOps). Este documento cierra el ciclo operativo acreditando un estado de cero vulnerabilidades y una automatización transaccional 100% robusta.</w:t>
+        <w:t>El presente entregable actúa como el Acta Definitiva (Master Handover) documentando la arquitectura de ensamblaje automático y las barreras de protección del código entregado. En el desarrollo de software institucional crítico moderno, las líneas de código funcional carecen de valor si no están sujetas a una cadena inmutable de seguridad y de transformación de la calidad (Continuous Integration).</w:t>
       </w:r>
     </w:p>
     <w:p>
       <w:pPr>
-        <w:pStyle w:val="Ttulo2"/>
-        <w:rPr>
-          <w:rFonts w:ascii="Calibri" w:eastAsia="Times New Roman" w:hAnsi="Calibri" w:cs="Calibri"/>
-        </w:rPr>
-      </w:pPr>
-      <w:r>
-        <w:rPr>
-          <w:rFonts w:ascii="Calibri" w:eastAsia="Times New Roman" w:hAnsi="Calibri" w:cs="Calibri"/>
-        </w:rPr>
-        <w:t>2. Consolidación de Procesos (DevSecOps y ETL de Artefactos)</w:t>
-      </w:r>
-    </w:p>
-    <w:p>
-      <w:pPr>
-        <w:pStyle w:val="Ttulo3"/>
-        <w:rPr>
-          <w:rFonts w:ascii="Calibri" w:eastAsia="Times New Roman" w:hAnsi="Calibri" w:cs="Calibri"/>
-        </w:rPr>
-      </w:pPr>
-      <w:r>
-        <w:rPr>
-          <w:rFonts w:ascii="Calibri" w:eastAsia="Times New Roman" w:hAnsi="Calibri" w:cs="Calibri"/>
-        </w:rPr>
-        <w:t>2.1 Aprobación de Seguridad de Software</w:t>
-      </w:r>
-    </w:p>
-    <w:p>
-      <w:pPr>
         <w:pStyle w:val="NormalWeb"/>
         <w:rPr>
           <w:rFonts w:ascii="Calibri" w:hAnsi="Calibri" w:cs="Calibri"/>
@@ -187,13 +213,13 @@
           <w:sz w:val="22"/>
           <w:szCs w:val="22"/>
         </w:rPr>
-        <w:t xml:space="preserve">El hito definitivo para el pase a producción ha sido la validación de las compuertas de seguridad (*Shift-Left*). Se hace constar que el ciclo de análisis automático (SAST y SCA a través de </w:t>
+        <w:t xml:space="preserve">Durante estos tres meses, la principal aportación tecnológica a los repositorios </w:t>
       </w:r>
       <w:r>
         <w:rPr>
           <w:rStyle w:val="CdigoHTML"/>
         </w:rPr>
-        <w:t>.github/workflows/security-ci.yml</w:t>
+        <w:t>SEP_MUSEMS_PU</w:t>
       </w:r>
       <w:r>
         <w:rPr>
@@ -201,13 +227,13 @@
           <w:sz w:val="22"/>
           <w:szCs w:val="22"/>
         </w:rPr>
-        <w:t xml:space="preserve">) ejecutado sobre todo código propuesto hacia </w:t>
+        <w:t xml:space="preserve"> y </w:t>
       </w:r>
       <w:r>
         <w:rPr>
           <w:rStyle w:val="CdigoHTML"/>
         </w:rPr>
-        <w:t>main</w:t>
+        <w:t>py-sep-descarga-vida-saludable</w:t>
       </w:r>
       <w:r>
         <w:rPr>
@@ -215,7 +241,7 @@
           <w:sz w:val="22"/>
           <w:szCs w:val="22"/>
         </w:rPr>
-        <w:t xml:space="preserve"> ha concluido con un dictamen de </w:t>
+        <w:t xml:space="preserve"> fue cimentar una cultura de </w:t>
       </w:r>
       <w:r>
         <w:rPr>
@@ -224,7 +250,7 @@
           <w:sz w:val="22"/>
           <w:szCs w:val="22"/>
         </w:rPr>
-        <w:t>APROBADO</w:t>
+        <w:t>DevSecOps</w:t>
       </w:r>
       <w:r>
         <w:rPr>
@@ -232,11 +258,58 @@
           <w:sz w:val="22"/>
           <w:szCs w:val="22"/>
         </w:rPr>
-        <w:t>. Se eliminaron hallazgos medios y altos identificados en semanas previas, blindando la base de código contra debilidades criptográficas, inyección de datos e importación de librerías obsoletas.</w:t>
+        <w:t xml:space="preserve"> intransigente ("Zero-Trust") y automatizar el 100% de la carga documental burocrática mediante herramientas orquestadoras de transformación y carga (ETL). Se entregan hoy componentes auditados que impiden intrínsecamente el despliegue de software que contenga brechas.</w:t>
       </w:r>
     </w:p>
     <w:p>
       <w:pPr>
+        <w:rPr>
+          <w:rFonts w:ascii="Calibri" w:eastAsia="Times New Roman" w:hAnsi="Calibri" w:cs="Calibri"/>
+        </w:rPr>
+      </w:pPr>
+      <w:r>
+        <w:rPr>
+          <w:rFonts w:ascii="Calibri" w:eastAsia="Times New Roman" w:hAnsi="Calibri" w:cs="Calibri"/>
+        </w:rPr>
+        <w:pict w14:anchorId="53A02782">
+          <v:rect id="_x0000_i1026" style="width:0;height:1.5pt" o:hralign="center" o:hrstd="t" o:hr="t" fillcolor="#a0a0a0" stroked="f"/>
+        </w:pict>
+      </w:r>
+    </w:p>
+    <w:p>
+      <w:pPr>
+        <w:pStyle w:val="Ttulo2"/>
+        <w:rPr>
+          <w:rFonts w:ascii="Calibri" w:eastAsia="Times New Roman" w:hAnsi="Calibri" w:cs="Calibri"/>
+        </w:rPr>
+      </w:pPr>
+      <w:r>
+        <w:rPr>
+          <w:rFonts w:ascii="Calibri" w:eastAsia="Times New Roman" w:hAnsi="Calibri" w:cs="Calibri"/>
+        </w:rPr>
+        <w:t>2. Implementación Integral del Pipeline de Seguridad (Cero Vulnerabilidades)</w:t>
+      </w:r>
+    </w:p>
+    <w:p>
+      <w:pPr>
+        <w:pStyle w:val="NormalWeb"/>
+        <w:rPr>
+          <w:rFonts w:ascii="Calibri" w:hAnsi="Calibri" w:cs="Calibri"/>
+          <w:sz w:val="22"/>
+          <w:szCs w:val="22"/>
+        </w:rPr>
+      </w:pPr>
+      <w:r>
+        <w:rPr>
+          <w:rFonts w:ascii="Calibri" w:hAnsi="Calibri" w:cs="Calibri"/>
+          <w:sz w:val="22"/>
+          <w:szCs w:val="22"/>
+        </w:rPr>
+        <w:t>El ciclo histórico arrancó en abril con el diagnóstico de pasivos tecnológicos de alto impacto, como dependencias obsoletas y manejo de contraseñas de manera nativa sin hashes fuertes. Hoy, se entregan pipelines inquebrantables.</w:t>
+      </w:r>
+    </w:p>
+    <w:p>
+      <w:pPr>
         <w:pStyle w:val="Ttulo3"/>
         <w:rPr>
           <w:rFonts w:ascii="Calibri" w:eastAsia="Times New Roman" w:hAnsi="Calibri" w:cs="Calibri"/>
@@ -246,13 +319,13 @@
         <w:rPr>
           <w:rFonts w:ascii="Calibri" w:eastAsia="Times New Roman" w:hAnsi="Calibri" w:cs="Calibri"/>
         </w:rPr>
-        <w:t>2.2 ETL Documental Automatizado (</w:t>
+        <w:t xml:space="preserve">2.1 Compuertas de Validación Continua (El Eje </w:t>
       </w:r>
       <w:r>
         <w:rPr>
           <w:rStyle w:val="CdigoHTML"/>
         </w:rPr>
-        <w:t>generate_docs.py</w:t>
+        <w:t>.github/workflows/security-ci.yml</w:t>
       </w:r>
       <w:r>
         <w:rPr>
@@ -276,155 +349,7 @@
           <w:sz w:val="22"/>
           <w:szCs w:val="22"/>
         </w:rPr>
-        <w:t xml:space="preserve">Más allá de la transformación de datos (ELT Oracle), en esta etapa final de *Handover* se conceptualizó un ETL de conocimiento corporativo. El script </w:t>
-      </w:r>
-      <w:r>
-        <w:rPr>
-          <w:rStyle w:val="CdigoHTML"/>
-        </w:rPr>
-        <w:t>generate_docs.py</w:t>
-      </w:r>
-      <w:r>
-        <w:rPr>
-          <w:rFonts w:ascii="Calibri" w:hAnsi="Calibri" w:cs="Calibri"/>
-          <w:sz w:val="22"/>
-          <w:szCs w:val="22"/>
-        </w:rPr>
-        <w:t xml:space="preserve"> opera extrayendo contenido crudo en Markdown, transformando los diagramas relacionales (Mermaid) e inyectando binarios Base64 de imágenes, para finalmente cargar (Load) artefactos perfectos en formatos </w:t>
-      </w:r>
-      <w:r>
-        <w:rPr>
-          <w:rStyle w:val="CdigoHTML"/>
-        </w:rPr>
-        <w:t>.docx</w:t>
-      </w:r>
-      <w:r>
-        <w:rPr>
-          <w:rFonts w:ascii="Calibri" w:hAnsi="Calibri" w:cs="Calibri"/>
-          <w:sz w:val="22"/>
-          <w:szCs w:val="22"/>
-        </w:rPr>
-        <w:t xml:space="preserve"> y </w:t>
-      </w:r>
-      <w:r>
-        <w:rPr>
-          <w:rStyle w:val="CdigoHTML"/>
-        </w:rPr>
-        <w:t>.pdf</w:t>
-      </w:r>
-      <w:r>
-        <w:rPr>
-          <w:rFonts w:ascii="Calibri" w:hAnsi="Calibri" w:cs="Calibri"/>
-          <w:sz w:val="22"/>
-          <w:szCs w:val="22"/>
-        </w:rPr>
-        <w:t xml:space="preserve"> listos para impresión y firmas.</w:t>
-      </w:r>
-    </w:p>
-    <w:p>
-      <w:pPr>
-        <w:pStyle w:val="Ttulo2"/>
-        <w:rPr>
-          <w:rFonts w:ascii="Calibri" w:eastAsia="Times New Roman" w:hAnsi="Calibri" w:cs="Calibri"/>
-        </w:rPr>
-      </w:pPr>
-      <w:r>
-        <w:rPr>
-          <w:rFonts w:ascii="Calibri" w:eastAsia="Times New Roman" w:hAnsi="Calibri" w:cs="Calibri"/>
-        </w:rPr>
-        <w:t>3. Consideraciones Finales (Continuidad)</w:t>
-      </w:r>
-    </w:p>
-    <w:p>
-      <w:pPr>
-        <w:pStyle w:val="NormalWeb"/>
-        <w:rPr>
-          <w:rFonts w:ascii="Calibri" w:hAnsi="Calibri" w:cs="Calibri"/>
-          <w:sz w:val="22"/>
-          <w:szCs w:val="22"/>
-        </w:rPr>
-      </w:pPr>
-      <w:r>
-        <w:rPr>
-          <w:rFonts w:ascii="Calibri" w:hAnsi="Calibri" w:cs="Calibri"/>
-          <w:sz w:val="22"/>
-          <w:szCs w:val="22"/>
-        </w:rPr>
-        <w:t xml:space="preserve">Se transmite al equipo receptor la directriz de jamás omitir las comprobaciones del *Pipeline* de GitHub Actions. Si un nuevo desarrollo arroja </w:t>
-      </w:r>
-      <w:r>
-        <w:rPr>
-          <w:rStyle w:val="CdigoHTML"/>
-        </w:rPr>
-        <w:t>exit 1</w:t>
-      </w:r>
-      <w:r>
-        <w:rPr>
-          <w:rFonts w:ascii="Calibri" w:hAnsi="Calibri" w:cs="Calibri"/>
-          <w:sz w:val="22"/>
-          <w:szCs w:val="22"/>
-        </w:rPr>
-        <w:t xml:space="preserve"> en auditoría de código (</w:t>
-      </w:r>
-      <w:r>
-        <w:rPr>
-          <w:rStyle w:val="CdigoHTML"/>
-        </w:rPr>
-        <w:t>semgrep</w:t>
-      </w:r>
-      <w:r>
-        <w:rPr>
-          <w:rFonts w:ascii="Calibri" w:hAnsi="Calibri" w:cs="Calibri"/>
-          <w:sz w:val="22"/>
-          <w:szCs w:val="22"/>
-        </w:rPr>
-        <w:t xml:space="preserve"> / </w:t>
-      </w:r>
-      <w:r>
-        <w:rPr>
-          <w:rStyle w:val="CdigoHTML"/>
-        </w:rPr>
-        <w:t>npm audit</w:t>
-      </w:r>
-      <w:r>
-        <w:rPr>
-          <w:rFonts w:ascii="Calibri" w:hAnsi="Calibri" w:cs="Calibri"/>
-          <w:sz w:val="22"/>
-          <w:szCs w:val="22"/>
-        </w:rPr>
-        <w:t>), debe detenerse inmediatamente la integración y corregirse el origen. Se delega al equipo la responsabilidad de extender las políticas de ciberseguridad hacia el contenedor de despliegue Docker (*Container Scanning*) en la siguiente fase de madurez.</w:t>
-      </w:r>
-    </w:p>
-    <w:p>
-      <w:pPr>
-        <w:pStyle w:val="Ttulo2"/>
-        <w:rPr>
-          <w:rFonts w:ascii="Calibri" w:eastAsia="Times New Roman" w:hAnsi="Calibri" w:cs="Calibri"/>
-        </w:rPr>
-      </w:pPr>
-      <w:r>
-        <w:rPr>
-          <w:rFonts w:ascii="Calibri" w:eastAsia="Times New Roman" w:hAnsi="Calibri" w:cs="Calibri"/>
-        </w:rPr>
-        <w:t>4. Inventario de Entregables Finales (Handover Tecnológico)</w:t>
-      </w:r>
-    </w:p>
-    <w:p>
-      <w:pPr>
-        <w:pStyle w:val="NormalWeb"/>
-        <w:rPr>
-          <w:rFonts w:ascii="Calibri" w:hAnsi="Calibri" w:cs="Calibri"/>
-          <w:sz w:val="22"/>
-          <w:szCs w:val="22"/>
-        </w:rPr>
-      </w:pPr>
-      <w:r>
-        <w:rPr>
-          <w:rFonts w:ascii="Calibri" w:hAnsi="Calibri" w:cs="Calibri"/>
-          <w:sz w:val="22"/>
-          <w:szCs w:val="22"/>
-        </w:rPr>
-        <w:t>Como acta que formaliza la entrega de los mecanismos de integración, seguridad e infraestructura, se ceden los siguientes componentes corporativos:</w:t>
+        <w:t>Se hereda un marco de trabajo de integración (*GitHub Actions*) parametrizado como un firewall de despliegue.</w:t>
       </w:r>
     </w:p>
     <w:p>
@@ -440,22 +365,52 @@
       </w:pPr>
       <w:r>
         <w:rPr>
+          <w:rStyle w:val="Fuerte"/>
           <w:rFonts w:ascii="Calibri" w:eastAsia="Times New Roman" w:hAnsi="Calibri" w:cs="Calibri"/>
         </w:rPr>
-        <w:t xml:space="preserve">Entregable CMMI (05) </w:t>
+        <w:t>Análisis Estático de Seguridad (SAST):</w:t>
       </w:r>
       <w:r>
         <w:rPr>
-          <w:rStyle w:val="Fuerte"/>
           <w:rFonts w:ascii="Calibri" w:eastAsia="Times New Roman" w:hAnsi="Calibri" w:cs="Calibri"/>
         </w:rPr>
-        <w:t>Análisis de Vulnerabilidades</w:t>
+        <w:t xml:space="preserve"> El código subido se examina línea por línea mediante </w:t>
       </w:r>
       <w:r>
         <w:rPr>
+          <w:rStyle w:val="CdigoHTML"/>
+        </w:rPr>
+        <w:t>bandit</w:t>
+      </w:r>
+      <w:r>
+        <w:rPr>
           <w:rFonts w:ascii="Calibri" w:eastAsia="Times New Roman" w:hAnsi="Calibri" w:cs="Calibri"/>
         </w:rPr>
-        <w:t>, refrendado con dictamen formal de "APROBADO".</w:t>
+        <w:t xml:space="preserve"> y </w:t>
+      </w:r>
+      <w:r>
+        <w:rPr>
+          <w:rStyle w:val="CdigoHTML"/>
+        </w:rPr>
+        <w:t>semgrep</w:t>
+      </w:r>
+      <w:r>
+        <w:rPr>
+          <w:rFonts w:ascii="Calibri" w:eastAsia="Times New Roman" w:hAnsi="Calibri" w:cs="Calibri"/>
+        </w:rPr>
+        <w:t xml:space="preserve">. Estos motores escanean inyecciones estructuradas (SQLi descubierta en *Issue 61*), mal manejo de criptografía AES-ECB (*Issue 60*) y permisos indebidos (Hardcoded secrets). Si se halla un evento categorizado como "Alto" o "Medio", la acción retorna un </w:t>
+      </w:r>
+      <w:r>
+        <w:rPr>
+          <w:rStyle w:val="CdigoHTML"/>
+        </w:rPr>
+        <w:t>exit 1</w:t>
+      </w:r>
+      <w:r>
+        <w:rPr>
+          <w:rFonts w:ascii="Calibri" w:eastAsia="Times New Roman" w:hAnsi="Calibri" w:cs="Calibri"/>
+        </w:rPr>
+        <w:t>, invalidando inmediatamente la solicitud de *Pull Request* e interrumpiendo el flujo de despliegue hacia QA o Producción.</w:t>
       </w:r>
     </w:p>
     <w:p>
@@ -471,31 +426,45 @@
       </w:pPr>
       <w:r>
         <w:rPr>
+          <w:rStyle w:val="Fuerte"/>
           <w:rFonts w:ascii="Calibri" w:eastAsia="Times New Roman" w:hAnsi="Calibri" w:cs="Calibri"/>
         </w:rPr>
-        <w:t xml:space="preserve">Entregable CMMI (14) </w:t>
+        <w:t>Análisis de Composición de Software (SCA):</w:t>
       </w:r>
       <w:r>
         <w:rPr>
-          <w:rStyle w:val="Fuerte"/>
           <w:rFonts w:ascii="Calibri" w:eastAsia="Times New Roman" w:hAnsi="Calibri" w:cs="Calibri"/>
         </w:rPr>
-        <w:t>Matriz de Rastreo y Trazabilidad</w:t>
+        <w:t xml:space="preserve"> Para garantizar la inviolabilidad ante librerías contaminadas de terceros, herramientas como </w:t>
       </w:r>
       <w:r>
         <w:rPr>
+          <w:rStyle w:val="CdigoHTML"/>
+        </w:rPr>
+        <w:t>pip-audit</w:t>
+      </w:r>
+      <w:r>
+        <w:rPr>
           <w:rFonts w:ascii="Calibri" w:eastAsia="Times New Roman" w:hAnsi="Calibri" w:cs="Calibri"/>
         </w:rPr>
-        <w:t>, generada de manera inmutable bajo un resumen ejecutivo de alta disponibilidad.</w:t>
+        <w:t xml:space="preserve"> y </w:t>
+      </w:r>
+      <w:r>
+        <w:rPr>
+          <w:rStyle w:val="CdigoHTML"/>
+        </w:rPr>
+        <w:t>npm audit</w:t>
+      </w:r>
+      <w:r>
+        <w:rPr>
+          <w:rFonts w:ascii="Calibri" w:eastAsia="Times New Roman" w:hAnsi="Calibri" w:cs="Calibri"/>
+        </w:rPr>
+        <w:t xml:space="preserve"> contrastan dinámicamente los árboles de dependencias contra las listas CVE públicas (Common Vulnerabilities and Exposures), alertando a la infraestructura de red institucional previo a cualquier montaje.</w:t>
       </w:r>
     </w:p>
     <w:p>
       <w:pPr>
-        <w:numPr>
-          <w:ilvl w:val="0"/>
-          <w:numId w:val="13"/>
-        </w:numPr>
-        <w:spacing w:before="100" w:beforeAutospacing="1" w:after="100" w:afterAutospacing="1" w:line="240" w:lineRule="auto"/>
+        <w:pStyle w:val="Ttulo3"/>
         <w:rPr>
           <w:rFonts w:ascii="Calibri" w:eastAsia="Times New Roman" w:hAnsi="Calibri" w:cs="Calibri"/>
         </w:rPr>
@@ -504,20 +473,7 @@
         <w:rPr>
           <w:rFonts w:ascii="Calibri" w:eastAsia="Times New Roman" w:hAnsi="Calibri" w:cs="Calibri"/>
         </w:rPr>
-        <w:t xml:space="preserve">Entregable CMMI (07) </w:t>
-      </w:r>
-      <w:r>
-        <w:rPr>
-          <w:rStyle w:val="Fuerte"/>
-          <w:rFonts w:ascii="Calibri" w:eastAsia="Times New Roman" w:hAnsi="Calibri" w:cs="Calibri"/>
-        </w:rPr>
-        <w:t>Memoria Técnica y Manual de Instalación</w:t>
-      </w:r>
-      <w:r>
-        <w:rPr>
-          <w:rFonts w:ascii="Calibri" w:eastAsia="Times New Roman" w:hAnsi="Calibri" w:cs="Calibri"/>
-        </w:rPr>
-        <w:t>, garantizando que el equipo entrante posee la llave para regenerar los *environments* completos.</w:t>
+        <w:t>2.2 Certificado Forense de Cierre (Resolución Final SAST/SCA)</w:t>
       </w:r>
     </w:p>
     <w:p>
@@ -535,7 +491,734 @@
           <w:sz w:val="22"/>
           <w:szCs w:val="22"/>
         </w:rPr>
-        <w:t>Con el presente, se testifica que los conductos de despliegue, la barrera de seguridad de código y el flujo de generación documental se transfieren en óptimo estado de operación.</w:t>
+        <w:t xml:space="preserve">El escaneo correspondiente al mes de Junio se anexó formalmente a la documentación bajo la nomenclatura </w:t>
+      </w:r>
+      <w:r>
+        <w:rPr>
+          <w:rStyle w:val="CdigoHTML"/>
+        </w:rPr>
+        <w:t>05_Analisis_Vulnerabilidades</w:t>
+      </w:r>
+      <w:r>
+        <w:rPr>
+          <w:rFonts w:ascii="Calibri" w:hAnsi="Calibri" w:cs="Calibri"/>
+          <w:sz w:val="22"/>
+          <w:szCs w:val="22"/>
+        </w:rPr>
+        <w:t xml:space="preserve">. Se hace constar explícitamente y se rubrica bajo esta acta que el estado final entregado ostenta el rango de </w:t>
+      </w:r>
+      <w:r>
+        <w:rPr>
+          <w:rStyle w:val="Fuerte"/>
+          <w:rFonts w:ascii="Calibri" w:hAnsi="Calibri" w:cs="Calibri"/>
+          <w:sz w:val="22"/>
+          <w:szCs w:val="22"/>
+        </w:rPr>
+        <w:t>"APROBADO"</w:t>
+      </w:r>
+      <w:r>
+        <w:rPr>
+          <w:rFonts w:ascii="Calibri" w:hAnsi="Calibri" w:cs="Calibri"/>
+          <w:sz w:val="22"/>
+          <w:szCs w:val="22"/>
+        </w:rPr>
+        <w:t xml:space="preserve"> con un veredicto de </w:t>
+      </w:r>
+      <w:r>
+        <w:rPr>
+          <w:rStyle w:val="Fuerte"/>
+          <w:rFonts w:ascii="Calibri" w:hAnsi="Calibri" w:cs="Calibri"/>
+          <w:sz w:val="22"/>
+          <w:szCs w:val="22"/>
+        </w:rPr>
+        <w:t>0 (Cero) Vulnerabilidades Críticas y Altas</w:t>
+      </w:r>
+      <w:r>
+        <w:rPr>
+          <w:rFonts w:ascii="Calibri" w:hAnsi="Calibri" w:cs="Calibri"/>
+          <w:sz w:val="22"/>
+          <w:szCs w:val="22"/>
+        </w:rPr>
+        <w:t xml:space="preserve"> en el ecosistema MUSEMS-PU, validando la transición de la plataforma al estatus RC1.</w:t>
+      </w:r>
+    </w:p>
+    <w:p>
+      <w:pPr>
+        <w:rPr>
+          <w:rFonts w:ascii="Calibri" w:eastAsia="Times New Roman" w:hAnsi="Calibri" w:cs="Calibri"/>
+        </w:rPr>
+      </w:pPr>
+      <w:r>
+        <w:rPr>
+          <w:rFonts w:ascii="Calibri" w:eastAsia="Times New Roman" w:hAnsi="Calibri" w:cs="Calibri"/>
+        </w:rPr>
+        <w:pict w14:anchorId="42187B92">
+          <v:rect id="_x0000_i1027" style="width:0;height:1.5pt" o:hralign="center" o:hrstd="t" o:hr="t" fillcolor="#a0a0a0" stroked="f"/>
+        </w:pict>
+      </w:r>
+    </w:p>
+    <w:p>
+      <w:pPr>
+        <w:pStyle w:val="Ttulo2"/>
+        <w:rPr>
+          <w:rFonts w:ascii="Calibri" w:eastAsia="Times New Roman" w:hAnsi="Calibri" w:cs="Calibri"/>
+        </w:rPr>
+      </w:pPr>
+      <w:r>
+        <w:rPr>
+          <w:rFonts w:ascii="Calibri" w:eastAsia="Times New Roman" w:hAnsi="Calibri" w:cs="Calibri"/>
+        </w:rPr>
+        <w:t>3. Automatización de Carga Corporativa (El Pipeline ETL Documental)</w:t>
+      </w:r>
+    </w:p>
+    <w:p>
+      <w:pPr>
+        <w:pStyle w:val="NormalWeb"/>
+        <w:rPr>
+          <w:rFonts w:ascii="Calibri" w:hAnsi="Calibri" w:cs="Calibri"/>
+          <w:sz w:val="22"/>
+          <w:szCs w:val="22"/>
+        </w:rPr>
+      </w:pPr>
+      <w:r>
+        <w:rPr>
+          <w:rFonts w:ascii="Calibri" w:hAnsi="Calibri" w:cs="Calibri"/>
+          <w:sz w:val="22"/>
+          <w:szCs w:val="22"/>
+        </w:rPr>
+        <w:t>Una de las grandes aportaciones de la consultoría en el área de modernización burocrática ha sido la eliminación de la escritura manual en procesadores de texto, que a menudo sufre divergencias con el código final instalado en los servidores.</w:t>
+      </w:r>
+    </w:p>
+    <w:p>
+      <w:pPr>
+        <w:pStyle w:val="Ttulo3"/>
+        <w:rPr>
+          <w:rFonts w:ascii="Calibri" w:eastAsia="Times New Roman" w:hAnsi="Calibri" w:cs="Calibri"/>
+        </w:rPr>
+      </w:pPr>
+      <w:r>
+        <w:rPr>
+          <w:rFonts w:ascii="Calibri" w:eastAsia="Times New Roman" w:hAnsi="Calibri" w:cs="Calibri"/>
+        </w:rPr>
+        <w:t xml:space="preserve">3.1 Arquitectura de Orquestación </w:t>
+      </w:r>
+      <w:r>
+        <w:rPr>
+          <w:rStyle w:val="CdigoHTML"/>
+        </w:rPr>
+        <w:t>generate_docs.py</w:t>
+      </w:r>
+    </w:p>
+    <w:p>
+      <w:pPr>
+        <w:pStyle w:val="NormalWeb"/>
+        <w:rPr>
+          <w:rFonts w:ascii="Calibri" w:hAnsi="Calibri" w:cs="Calibri"/>
+          <w:sz w:val="22"/>
+          <w:szCs w:val="22"/>
+        </w:rPr>
+      </w:pPr>
+      <w:r>
+        <w:rPr>
+          <w:rFonts w:ascii="Calibri" w:hAnsi="Calibri" w:cs="Calibri"/>
+          <w:sz w:val="22"/>
+          <w:szCs w:val="22"/>
+        </w:rPr>
+        <w:t xml:space="preserve">Para asegurar que la Secretaría herede actas perfectamente trazables al código, se conceptualizó un proceso </w:t>
+      </w:r>
+      <w:r>
+        <w:rPr>
+          <w:rStyle w:val="Fuerte"/>
+          <w:rFonts w:ascii="Calibri" w:hAnsi="Calibri" w:cs="Calibri"/>
+          <w:sz w:val="22"/>
+          <w:szCs w:val="22"/>
+        </w:rPr>
+        <w:t>Extract, Transform, Load (ETL)</w:t>
+      </w:r>
+      <w:r>
+        <w:rPr>
+          <w:rFonts w:ascii="Calibri" w:hAnsi="Calibri" w:cs="Calibri"/>
+          <w:sz w:val="22"/>
+          <w:szCs w:val="22"/>
+        </w:rPr>
+        <w:t xml:space="preserve"> especializado no en bases de datos, sino en acervos de conocimiento.</w:t>
+      </w:r>
+    </w:p>
+    <w:p>
+      <w:pPr>
+        <w:rPr>
+          <w:rFonts w:ascii="Calibri" w:eastAsia="Times New Roman" w:hAnsi="Calibri" w:cs="Calibri"/>
+        </w:rPr>
+      </w:pPr>
+      <w:r>
+        <w:rPr>
+          <w:rFonts w:ascii="Calibri" w:eastAsia="Times New Roman" w:hAnsi="Calibri" w:cs="Calibri"/>
+          <w:noProof/>
+        </w:rPr>
+        <w:drawing>
+          <wp:inline distT="0" distB="0" distL="0" distR="0" wp14:anchorId="060D96E7" wp14:editId="5262D3AA">
+            <wp:extent cx="16024860" cy="2240280"/>
+            <wp:effectExtent l="0" t="0" r="0" b="0"/>
+            <wp:docPr id="4" name="Imagen 4"/>
+            <wp:cNvGraphicFramePr>
+              <a:graphicFrameLocks xmlns:a="http://schemas.openxmlformats.org/drawingml/2006/main" noChangeAspect="1"/>
+            </wp:cNvGraphicFramePr>
+            <a:graphic xmlns:a="http://schemas.openxmlformats.org/drawingml/2006/main">
+              <a:graphicData uri="http://schemas.openxmlformats.org/drawingml/2006/picture">
+                <pic:pic xmlns:pic="http://schemas.openxmlformats.org/drawingml/2006/picture">
+                  <pic:nvPicPr>
+                    <pic:cNvPr id="0" name="Picture 4"/>
+                    <pic:cNvPicPr>
+                      <a:picLocks noChangeAspect="1" noChangeArrowheads="1"/>
+                    </pic:cNvPicPr>
+                  </pic:nvPicPr>
+                  <pic:blipFill>
+                    <a:blip r:embed="rId8">
+                      <a:extLst>
+                        <a:ext uri="{28A0092B-C50C-407E-A947-70E740481C1C}">
+                          <a14:useLocalDpi xmlns:a14="http://schemas.microsoft.com/office/drawing/2010/main" val="0"/>
+                        </a:ext>
+                      </a:extLst>
+                    </a:blip>
+                    <a:srcRect/>
+                    <a:stretch>
+                      <a:fillRect/>
+                    </a:stretch>
+                  </pic:blipFill>
+                  <pic:spPr bwMode="auto">
+                    <a:xfrm>
+                      <a:off x="0" y="0"/>
+                      <a:ext cx="16024860" cy="2240280"/>
+                    </a:xfrm>
+                    <a:prstGeom prst="rect">
+                      <a:avLst/>
+                    </a:prstGeom>
+                    <a:noFill/>
+                    <a:ln>
+                      <a:noFill/>
+                    </a:ln>
+                  </pic:spPr>
+                </pic:pic>
+              </a:graphicData>
+            </a:graphic>
+          </wp:inline>
+        </w:drawing>
+      </w:r>
+    </w:p>
+    <w:p>
+      <w:pPr>
+        <w:pStyle w:val="Ttulo3"/>
+        <w:rPr>
+          <w:rFonts w:ascii="Calibri" w:eastAsia="Times New Roman" w:hAnsi="Calibri" w:cs="Calibri"/>
+        </w:rPr>
+      </w:pPr>
+      <w:r>
+        <w:rPr>
+          <w:rFonts w:ascii="Calibri" w:eastAsia="Times New Roman" w:hAnsi="Calibri" w:cs="Calibri"/>
+        </w:rPr>
+        <w:t>3.2 Beneficios Estratégicos Transferidos</w:t>
+      </w:r>
+    </w:p>
+    <w:p>
+      <w:pPr>
+        <w:pStyle w:val="NormalWeb"/>
+        <w:rPr>
+          <w:rFonts w:ascii="Calibri" w:hAnsi="Calibri" w:cs="Calibri"/>
+          <w:sz w:val="22"/>
+          <w:szCs w:val="22"/>
+        </w:rPr>
+      </w:pPr>
+      <w:r>
+        <w:rPr>
+          <w:rFonts w:ascii="Calibri" w:hAnsi="Calibri" w:cs="Calibri"/>
+          <w:sz w:val="22"/>
+          <w:szCs w:val="22"/>
+        </w:rPr>
+        <w:t xml:space="preserve">1. </w:t>
+      </w:r>
+      <w:r>
+        <w:rPr>
+          <w:rStyle w:val="Fuerte"/>
+          <w:rFonts w:ascii="Calibri" w:hAnsi="Calibri" w:cs="Calibri"/>
+          <w:sz w:val="22"/>
+          <w:szCs w:val="22"/>
+        </w:rPr>
+        <w:t>Inmutabilidad Visual:</w:t>
+      </w:r>
+      <w:r>
+        <w:rPr>
+          <w:rFonts w:ascii="Calibri" w:hAnsi="Calibri" w:cs="Calibri"/>
+          <w:sz w:val="22"/>
+          <w:szCs w:val="22"/>
+        </w:rPr>
+        <w:t xml:space="preserve"> Diagramas arquitectónicos generados mediante código </w:t>
+      </w:r>
+      <w:r>
+        <w:rPr>
+          <w:rStyle w:val="CdigoHTML"/>
+        </w:rPr>
+        <w:t>Mermaid</w:t>
+      </w:r>
+      <w:r>
+        <w:rPr>
+          <w:rFonts w:ascii="Calibri" w:hAnsi="Calibri" w:cs="Calibri"/>
+          <w:sz w:val="22"/>
+          <w:szCs w:val="22"/>
+        </w:rPr>
+        <w:t xml:space="preserve"> en el flujo Markdown que son compilados al vuelo a PNG Base64 antes de inyectarse al documento Word, impidiendo discrepancias entre diseño e implementación.</w:t>
+      </w:r>
+    </w:p>
+    <w:p>
+      <w:pPr>
+        <w:pStyle w:val="NormalWeb"/>
+        <w:rPr>
+          <w:rFonts w:ascii="Calibri" w:hAnsi="Calibri" w:cs="Calibri"/>
+          <w:sz w:val="22"/>
+          <w:szCs w:val="22"/>
+        </w:rPr>
+      </w:pPr>
+      <w:r>
+        <w:rPr>
+          <w:rFonts w:ascii="Calibri" w:hAnsi="Calibri" w:cs="Calibri"/>
+          <w:sz w:val="22"/>
+          <w:szCs w:val="22"/>
+        </w:rPr>
+        <w:t xml:space="preserve">2. </w:t>
+      </w:r>
+      <w:r>
+        <w:rPr>
+          <w:rStyle w:val="Fuerte"/>
+          <w:rFonts w:ascii="Calibri" w:hAnsi="Calibri" w:cs="Calibri"/>
+          <w:sz w:val="22"/>
+          <w:szCs w:val="22"/>
+        </w:rPr>
+        <w:t>Tablas de Trazabilidad Dinámicas:</w:t>
+      </w:r>
+      <w:r>
+        <w:rPr>
+          <w:rFonts w:ascii="Calibri" w:hAnsi="Calibri" w:cs="Calibri"/>
+          <w:sz w:val="22"/>
+          <w:szCs w:val="22"/>
+        </w:rPr>
+        <w:t xml:space="preserve"> Compresión de información masiva. La Matriz de Trazabilidad 4.1, que ampara requisitos y pruebas funcionales, es transpilada a tablas HTML complejas pero optimizadas para lectura gerencial.</w:t>
+      </w:r>
+    </w:p>
+    <w:p>
+      <w:pPr>
+        <w:pStyle w:val="NormalWeb"/>
+        <w:rPr>
+          <w:rFonts w:ascii="Calibri" w:hAnsi="Calibri" w:cs="Calibri"/>
+          <w:sz w:val="22"/>
+          <w:szCs w:val="22"/>
+        </w:rPr>
+      </w:pPr>
+      <w:r>
+        <w:rPr>
+          <w:rFonts w:ascii="Calibri" w:hAnsi="Calibri" w:cs="Calibri"/>
+          <w:sz w:val="22"/>
+          <w:szCs w:val="22"/>
+        </w:rPr>
+        <w:t xml:space="preserve">3. </w:t>
+      </w:r>
+      <w:r>
+        <w:rPr>
+          <w:rStyle w:val="Fuerte"/>
+          <w:rFonts w:ascii="Calibri" w:hAnsi="Calibri" w:cs="Calibri"/>
+          <w:sz w:val="22"/>
+          <w:szCs w:val="22"/>
+        </w:rPr>
+        <w:t>Escalabilidad de Documentación:</w:t>
+      </w:r>
+      <w:r>
+        <w:rPr>
+          <w:rFonts w:ascii="Calibri" w:hAnsi="Calibri" w:cs="Calibri"/>
+          <w:sz w:val="22"/>
+          <w:szCs w:val="22"/>
+        </w:rPr>
+        <w:t xml:space="preserve"> Se entregan utilerías *PowerShell* paralelas (</w:t>
+      </w:r>
+      <w:r>
+        <w:rPr>
+          <w:rStyle w:val="CdigoHTML"/>
+        </w:rPr>
+        <w:t>md_to_docx_entregables.ps1</w:t>
+      </w:r>
+      <w:r>
+        <w:rPr>
+          <w:rFonts w:ascii="Calibri" w:hAnsi="Calibri" w:cs="Calibri"/>
+          <w:sz w:val="22"/>
+          <w:szCs w:val="22"/>
+        </w:rPr>
+        <w:t xml:space="preserve">, </w:t>
+      </w:r>
+      <w:r>
+        <w:rPr>
+          <w:rStyle w:val="CdigoHTML"/>
+        </w:rPr>
+        <w:t>generate_institucionales_junio.ps1</w:t>
+      </w:r>
+      <w:r>
+        <w:rPr>
+          <w:rFonts w:ascii="Calibri" w:hAnsi="Calibri" w:cs="Calibri"/>
+          <w:sz w:val="22"/>
+          <w:szCs w:val="22"/>
+        </w:rPr>
+        <w:t>) permitiendo a los ingenieros sucesores compilar 14 actas a su equivalente membretado institucional en menos de 20 segundos sin error humano de copia y pega.</w:t>
+      </w:r>
+    </w:p>
+    <w:p>
+      <w:pPr>
+        <w:rPr>
+          <w:rFonts w:ascii="Calibri" w:eastAsia="Times New Roman" w:hAnsi="Calibri" w:cs="Calibri"/>
+        </w:rPr>
+      </w:pPr>
+      <w:r>
+        <w:rPr>
+          <w:rFonts w:ascii="Calibri" w:eastAsia="Times New Roman" w:hAnsi="Calibri" w:cs="Calibri"/>
+        </w:rPr>
+        <w:pict w14:anchorId="4049659C">
+          <v:rect id="_x0000_i1028" style="width:0;height:1.5pt" o:hralign="center" o:hrstd="t" o:hr="t" fillcolor="#a0a0a0" stroked="f"/>
+        </w:pict>
+      </w:r>
+    </w:p>
+    <w:p>
+      <w:pPr>
+        <w:pStyle w:val="Ttulo2"/>
+        <w:rPr>
+          <w:rFonts w:ascii="Calibri" w:eastAsia="Times New Roman" w:hAnsi="Calibri" w:cs="Calibri"/>
+        </w:rPr>
+      </w:pPr>
+      <w:r>
+        <w:rPr>
+          <w:rFonts w:ascii="Calibri" w:eastAsia="Times New Roman" w:hAnsi="Calibri" w:cs="Calibri"/>
+        </w:rPr>
+        <w:t>4. Lineamientos y Recomendaciones para la Continuidad</w:t>
+      </w:r>
+    </w:p>
+    <w:p>
+      <w:pPr>
+        <w:pStyle w:val="NormalWeb"/>
+        <w:rPr>
+          <w:rFonts w:ascii="Calibri" w:hAnsi="Calibri" w:cs="Calibri"/>
+          <w:sz w:val="22"/>
+          <w:szCs w:val="22"/>
+        </w:rPr>
+      </w:pPr>
+      <w:r>
+        <w:rPr>
+          <w:rFonts w:ascii="Calibri" w:hAnsi="Calibri" w:cs="Calibri"/>
+          <w:sz w:val="22"/>
+          <w:szCs w:val="22"/>
+        </w:rPr>
+        <w:t>Al cesar formalmente mi intermediación técnica, se instruye categóricamente al equipo de DevOps receptor a apegarse a los siguientes mandatos:</w:t>
+      </w:r>
+    </w:p>
+    <w:p>
+      <w:pPr>
+        <w:pStyle w:val="NormalWeb"/>
+        <w:rPr>
+          <w:rFonts w:ascii="Calibri" w:hAnsi="Calibri" w:cs="Calibri"/>
+          <w:sz w:val="22"/>
+          <w:szCs w:val="22"/>
+        </w:rPr>
+      </w:pPr>
+      <w:r>
+        <w:rPr>
+          <w:rFonts w:ascii="Calibri" w:hAnsi="Calibri" w:cs="Calibri"/>
+          <w:sz w:val="22"/>
+          <w:szCs w:val="22"/>
+        </w:rPr>
+        <w:t xml:space="preserve">1. </w:t>
+      </w:r>
+      <w:r>
+        <w:rPr>
+          <w:rStyle w:val="Fuerte"/>
+          <w:rFonts w:ascii="Calibri" w:hAnsi="Calibri" w:cs="Calibri"/>
+          <w:sz w:val="22"/>
+          <w:szCs w:val="22"/>
+        </w:rPr>
+        <w:t>Jamás realizar By-Pass del CI/CD:</w:t>
+      </w:r>
+      <w:r>
+        <w:rPr>
+          <w:rFonts w:ascii="Calibri" w:hAnsi="Calibri" w:cs="Calibri"/>
+          <w:sz w:val="22"/>
+          <w:szCs w:val="22"/>
+        </w:rPr>
+        <w:t xml:space="preserve"> Bajo ningún concepto, ni siquiera en emergencias (Hotfixes), se debe omitir la canalización de seguridad de </w:t>
+      </w:r>
+      <w:r>
+        <w:rPr>
+          <w:rStyle w:val="CdigoHTML"/>
+        </w:rPr>
+        <w:t>semgrep</w:t>
+      </w:r>
+      <w:r>
+        <w:rPr>
+          <w:rFonts w:ascii="Calibri" w:hAnsi="Calibri" w:cs="Calibri"/>
+          <w:sz w:val="22"/>
+          <w:szCs w:val="22"/>
+        </w:rPr>
+        <w:t>. Ignorar el dictamen abre fisuras legales ante la LGPDPPSO.</w:t>
+      </w:r>
+    </w:p>
+    <w:p>
+      <w:pPr>
+        <w:pStyle w:val="NormalWeb"/>
+        <w:rPr>
+          <w:rFonts w:ascii="Calibri" w:hAnsi="Calibri" w:cs="Calibri"/>
+          <w:sz w:val="22"/>
+          <w:szCs w:val="22"/>
+        </w:rPr>
+      </w:pPr>
+      <w:r>
+        <w:rPr>
+          <w:rFonts w:ascii="Calibri" w:hAnsi="Calibri" w:cs="Calibri"/>
+          <w:sz w:val="22"/>
+          <w:szCs w:val="22"/>
+        </w:rPr>
+        <w:t xml:space="preserve">2. </w:t>
+      </w:r>
+      <w:r>
+        <w:rPr>
+          <w:rStyle w:val="Fuerte"/>
+          <w:rFonts w:ascii="Calibri" w:hAnsi="Calibri" w:cs="Calibri"/>
+          <w:sz w:val="22"/>
+          <w:szCs w:val="22"/>
+        </w:rPr>
+        <w:t>Extensión hacia Container Scanning:</w:t>
+      </w:r>
+      <w:r>
+        <w:rPr>
+          <w:rFonts w:ascii="Calibri" w:hAnsi="Calibri" w:cs="Calibri"/>
+          <w:sz w:val="22"/>
+          <w:szCs w:val="22"/>
+        </w:rPr>
+        <w:t xml:space="preserve"> Se insta a implementar en la próxima iteración madura un escáner de vulnerabilidades de imágenes Docker (como </w:t>
+      </w:r>
+      <w:r>
+        <w:rPr>
+          <w:rStyle w:val="CdigoHTML"/>
+        </w:rPr>
+        <w:t>Trivy</w:t>
+      </w:r>
+      <w:r>
+        <w:rPr>
+          <w:rFonts w:ascii="Calibri" w:hAnsi="Calibri" w:cs="Calibri"/>
+          <w:sz w:val="22"/>
+          <w:szCs w:val="22"/>
+        </w:rPr>
+        <w:t>), para auditar los entornos virtuales de los servidores de la Secretaría frente a riesgos OS-level (Linux).</w:t>
+      </w:r>
+    </w:p>
+    <w:p>
+      <w:pPr>
+        <w:rPr>
+          <w:rFonts w:ascii="Calibri" w:eastAsia="Times New Roman" w:hAnsi="Calibri" w:cs="Calibri"/>
+        </w:rPr>
+      </w:pPr>
+      <w:r>
+        <w:rPr>
+          <w:rFonts w:ascii="Calibri" w:eastAsia="Times New Roman" w:hAnsi="Calibri" w:cs="Calibri"/>
+        </w:rPr>
+        <w:pict w14:anchorId="5ACBD5C8">
+          <v:rect id="_x0000_i1029" style="width:0;height:1.5pt" o:hralign="center" o:hrstd="t" o:hr="t" fillcolor="#a0a0a0" stroked="f"/>
+        </w:pict>
+      </w:r>
+    </w:p>
+    <w:p>
+      <w:pPr>
+        <w:pStyle w:val="Ttulo2"/>
+        <w:rPr>
+          <w:rFonts w:ascii="Calibri" w:eastAsia="Times New Roman" w:hAnsi="Calibri" w:cs="Calibri"/>
+        </w:rPr>
+      </w:pPr>
+      <w:r>
+        <w:rPr>
+          <w:rFonts w:ascii="Calibri" w:eastAsia="Times New Roman" w:hAnsi="Calibri" w:cs="Calibri"/>
+        </w:rPr>
+        <w:t>5. Inventario de Entregables Finales (Handover Tecnológico)</w:t>
+      </w:r>
+    </w:p>
+    <w:p>
+      <w:pPr>
+        <w:pStyle w:val="NormalWeb"/>
+        <w:rPr>
+          <w:rFonts w:ascii="Calibri" w:hAnsi="Calibri" w:cs="Calibri"/>
+          <w:sz w:val="22"/>
+          <w:szCs w:val="22"/>
+        </w:rPr>
+      </w:pPr>
+      <w:r>
+        <w:rPr>
+          <w:rFonts w:ascii="Calibri" w:hAnsi="Calibri" w:cs="Calibri"/>
+          <w:sz w:val="22"/>
+          <w:szCs w:val="22"/>
+        </w:rPr>
+        <w:t>Como acta que clausura y consolida la materia de seguridad, orquestación y automatización de esta consultoría, se transfieren irrevocablemente:</w:t>
+      </w:r>
+    </w:p>
+    <w:p>
+      <w:pPr>
+        <w:numPr>
+          <w:ilvl w:val="0"/>
+          <w:numId w:val="14"/>
+        </w:numPr>
+        <w:spacing w:before="100" w:beforeAutospacing="1" w:after="100" w:afterAutospacing="1" w:line="240" w:lineRule="auto"/>
+        <w:rPr>
+          <w:rFonts w:ascii="Calibri" w:eastAsia="Times New Roman" w:hAnsi="Calibri" w:cs="Calibri"/>
+        </w:rPr>
+      </w:pPr>
+      <w:r>
+        <w:rPr>
+          <w:rStyle w:val="Fuerte"/>
+          <w:rFonts w:ascii="Calibri" w:eastAsia="Times New Roman" w:hAnsi="Calibri" w:cs="Calibri"/>
+        </w:rPr>
+        <w:t>Entregable Nivel 3 CMMI (05) Análisis de Vulnerabilidades:</w:t>
+      </w:r>
+      <w:r>
+        <w:rPr>
+          <w:rFonts w:ascii="Calibri" w:eastAsia="Times New Roman" w:hAnsi="Calibri" w:cs="Calibri"/>
+        </w:rPr>
+        <w:t xml:space="preserve"> Certificación blindada con estado final "APROBADO".</w:t>
+      </w:r>
+    </w:p>
+    <w:p>
+      <w:pPr>
+        <w:numPr>
+          <w:ilvl w:val="0"/>
+          <w:numId w:val="14"/>
+        </w:numPr>
+        <w:spacing w:before="100" w:beforeAutospacing="1" w:after="100" w:afterAutospacing="1" w:line="240" w:lineRule="auto"/>
+        <w:rPr>
+          <w:rFonts w:ascii="Calibri" w:eastAsia="Times New Roman" w:hAnsi="Calibri" w:cs="Calibri"/>
+        </w:rPr>
+      </w:pPr>
+      <w:r>
+        <w:rPr>
+          <w:rStyle w:val="Fuerte"/>
+          <w:rFonts w:ascii="Calibri" w:eastAsia="Times New Roman" w:hAnsi="Calibri" w:cs="Calibri"/>
+        </w:rPr>
+        <w:t>Entregable Nivel 3 CMMI (07) Manual de Instalación:</w:t>
+      </w:r>
+      <w:r>
+        <w:rPr>
+          <w:rFonts w:ascii="Calibri" w:eastAsia="Times New Roman" w:hAnsi="Calibri" w:cs="Calibri"/>
+        </w:rPr>
+        <w:t xml:space="preserve"> Repositorio íntegro detallando los comandos absolutos para replicar y configurar los entornos DevSecOps.</w:t>
+      </w:r>
+    </w:p>
+    <w:p>
+      <w:pPr>
+        <w:numPr>
+          <w:ilvl w:val="0"/>
+          <w:numId w:val="14"/>
+        </w:numPr>
+        <w:spacing w:before="100" w:beforeAutospacing="1" w:after="100" w:afterAutospacing="1" w:line="240" w:lineRule="auto"/>
+        <w:rPr>
+          <w:rFonts w:ascii="Calibri" w:eastAsia="Times New Roman" w:hAnsi="Calibri" w:cs="Calibri"/>
+        </w:rPr>
+      </w:pPr>
+      <w:r>
+        <w:rPr>
+          <w:rStyle w:val="Fuerte"/>
+          <w:rFonts w:ascii="Calibri" w:eastAsia="Times New Roman" w:hAnsi="Calibri" w:cs="Calibri"/>
+        </w:rPr>
+        <w:t>Entregable Nivel 3 CMMI (14) Matriz de Rastreo y Trazabilidad:</w:t>
+      </w:r>
+      <w:r>
+        <w:rPr>
+          <w:rFonts w:ascii="Calibri" w:eastAsia="Times New Roman" w:hAnsi="Calibri" w:cs="Calibri"/>
+        </w:rPr>
+        <w:t xml:space="preserve"> Evidencia inmutable generada vía el ETL documental certificando que cada requerimiento de seguridad (Ej. RC-08, RNF-SEC-03) superó su prueba E2E respectiva.</w:t>
+      </w:r>
+    </w:p>
+    <w:p>
+      <w:pPr>
+        <w:numPr>
+          <w:ilvl w:val="0"/>
+          <w:numId w:val="14"/>
+        </w:numPr>
+        <w:spacing w:before="100" w:beforeAutospacing="1" w:after="100" w:afterAutospacing="1" w:line="240" w:lineRule="auto"/>
+        <w:rPr>
+          <w:rFonts w:ascii="Calibri" w:eastAsia="Times New Roman" w:hAnsi="Calibri" w:cs="Calibri"/>
+        </w:rPr>
+      </w:pPr>
+      <w:r>
+        <w:rPr>
+          <w:rStyle w:val="Fuerte"/>
+          <w:rFonts w:ascii="Calibri" w:eastAsia="Times New Roman" w:hAnsi="Calibri" w:cs="Calibri"/>
+        </w:rPr>
+        <w:t>Conjunto de Scripts Operativos (</w:t>
+      </w:r>
+      <w:r>
+        <w:rPr>
+          <w:rStyle w:val="CdigoHTML"/>
+          <w:b/>
+          <w:bCs/>
+        </w:rPr>
+        <w:t>.ps1</w:t>
+      </w:r>
+      <w:r>
+        <w:rPr>
+          <w:rStyle w:val="Fuerte"/>
+          <w:rFonts w:ascii="Calibri" w:eastAsia="Times New Roman" w:hAnsi="Calibri" w:cs="Calibri"/>
+        </w:rPr>
+        <w:t xml:space="preserve">, </w:t>
+      </w:r>
+      <w:r>
+        <w:rPr>
+          <w:rStyle w:val="CdigoHTML"/>
+          <w:b/>
+          <w:bCs/>
+        </w:rPr>
+        <w:t>.bat</w:t>
+      </w:r>
+      <w:r>
+        <w:rPr>
+          <w:rStyle w:val="Fuerte"/>
+          <w:rFonts w:ascii="Calibri" w:eastAsia="Times New Roman" w:hAnsi="Calibri" w:cs="Calibri"/>
+        </w:rPr>
+        <w:t xml:space="preserve">, </w:t>
+      </w:r>
+      <w:r>
+        <w:rPr>
+          <w:rStyle w:val="CdigoHTML"/>
+          <w:b/>
+          <w:bCs/>
+        </w:rPr>
+        <w:t>.py</w:t>
+      </w:r>
+      <w:r>
+        <w:rPr>
+          <w:rStyle w:val="Fuerte"/>
+          <w:rFonts w:ascii="Calibri" w:eastAsia="Times New Roman" w:hAnsi="Calibri" w:cs="Calibri"/>
+        </w:rPr>
+        <w:t>):</w:t>
+      </w:r>
+      <w:r>
+        <w:rPr>
+          <w:rFonts w:ascii="Calibri" w:eastAsia="Times New Roman" w:hAnsi="Calibri" w:cs="Calibri"/>
+        </w:rPr>
+        <w:t xml:space="preserve"> Herramientas generadoras de plantillas que aseguran a la institución independencia tecnológica y estandarización a largo plazo.</w:t>
+      </w:r>
+    </w:p>
+    <w:p>
+      <w:pPr>
+        <w:pStyle w:val="NormalWeb"/>
+        <w:rPr>
+          <w:rFonts w:ascii="Calibri" w:hAnsi="Calibri" w:cs="Calibri"/>
+          <w:sz w:val="22"/>
+          <w:szCs w:val="22"/>
+        </w:rPr>
+      </w:pPr>
+      <w:r>
+        <w:rPr>
+          <w:rFonts w:ascii="Calibri" w:hAnsi="Calibri" w:cs="Calibri"/>
+          <w:sz w:val="22"/>
+          <w:szCs w:val="22"/>
+        </w:rPr>
+        <w:t>El ecosistema de entrega continua y barrera de ciberseguridad queda plenamente auditado, documentado y transferido en óptimas condiciones de estabilidad.</w:t>
       </w:r>
     </w:p>
     <w:p>
@@ -5670,7 +6353,7 @@
                     <pic:cNvPicPr/>
                   </pic:nvPicPr>
                   <pic:blipFill>
-                    <a:blip r:embed="rId8"/>
+                    <a:blip r:embed="rId9"/>
                     <a:stretch>
                       <a:fillRect/>
                     </a:stretch>
@@ -5729,7 +6412,7 @@
                     <pic:cNvPicPr/>
                   </pic:nvPicPr>
                   <pic:blipFill>
-                    <a:blip r:embed="rId9"/>
+                    <a:blip r:embed="rId10"/>
                     <a:stretch>
                       <a:fillRect/>
                     </a:stretch>
@@ -6543,8 +7226,8 @@
       </w:pPr>
     </w:p>
     <w:sectPr>
-      <w:headerReference w:type="default" r:id="rId10"/>
-      <w:footerReference w:type="default" r:id="rId11"/>
+      <w:headerReference w:type="default" r:id="rId11"/>
+      <w:footerReference w:type="default" r:id="rId12"/>
       <w:pgSz w:w="12240" w:h="15840"/>
       <w:pgMar w:top="2268" w:right="1440" w:bottom="2269" w:left="1440" w:header="720" w:footer="0" w:gutter="0"/>
       <w:cols w:space="720"/>
@@ -7284,6 +7967,155 @@
     </w:lvl>
   </w:abstractNum>
   <w:abstractNum w:abstractNumId="8" w15:restartNumberingAfterBreak="0">
+    <w:nsid w:val="040616A6"/>
+    <w:multiLevelType w:val="multilevel"/>
+    <w:tmpl w:val="9230B8F0"/>
+    <w:lvl w:ilvl="0">
+      <w:start w:val="1"/>
+      <w:numFmt w:val="bullet"/>
+      <w:lvlText w:val=""/>
+      <w:lvlJc w:val="left"/>
+      <w:pPr>
+        <w:tabs>
+          <w:tab w:val="num" w:pos="720"/>
+        </w:tabs>
+        <w:ind w:left="720" w:hanging="360"/>
+      </w:pPr>
+      <w:rPr>
+        <w:rFonts w:ascii="Symbol" w:hAnsi="Symbol" w:hint="default"/>
+        <w:sz w:val="20"/>
+      </w:rPr>
+    </w:lvl>
+    <w:lvl w:ilvl="1" w:tentative="1">
+      <w:start w:val="1"/>
+      <w:numFmt w:val="bullet"/>
+      <w:lvlText w:val="o"/>
+      <w:lvlJc w:val="left"/>
+      <w:pPr>
+        <w:tabs>
+          <w:tab w:val="num" w:pos="1440"/>
+        </w:tabs>
+        <w:ind w:left="1440" w:hanging="360"/>
+      </w:pPr>
+      <w:rPr>
+        <w:rFonts w:ascii="Courier New" w:hAnsi="Courier New" w:hint="default"/>
+        <w:sz w:val="20"/>
+      </w:rPr>
+    </w:lvl>
+    <w:lvl w:ilvl="2" w:tentative="1">
+      <w:start w:val="1"/>
+      <w:numFmt w:val="bullet"/>
+      <w:lvlText w:val=""/>
+      <w:lvlJc w:val="left"/>
+      <w:pPr>
+        <w:tabs>
+          <w:tab w:val="num" w:pos="2160"/>
+        </w:tabs>
+        <w:ind w:left="2160" w:hanging="360"/>
+      </w:pPr>
+      <w:rPr>
+        <w:rFonts w:ascii="Wingdings" w:hAnsi="Wingdings" w:hint="default"/>
+        <w:sz w:val="20"/>
+      </w:rPr>
+    </w:lvl>
+    <w:lvl w:ilvl="3" w:tentative="1">
+      <w:start w:val="1"/>
+      <w:numFmt w:val="bullet"/>
+      <w:lvlText w:val=""/>
+      <w:lvlJc w:val="left"/>
+      <w:pPr>
+        <w:tabs>
+          <w:tab w:val="num" w:pos="2880"/>
+        </w:tabs>
+        <w:ind w:left="2880" w:hanging="360"/>
+      </w:pPr>
+      <w:rPr>
+        <w:rFonts w:ascii="Wingdings" w:hAnsi="Wingdings" w:hint="default"/>
+        <w:sz w:val="20"/>
+      </w:rPr>
+    </w:lvl>
+    <w:lvl w:ilvl="4" w:tentative="1">
+      <w:start w:val="1"/>
+      <w:numFmt w:val="bullet"/>
+      <w:lvlText w:val=""/>
+      <w:lvlJc w:val="left"/>
+      <w:pPr>
+        <w:tabs>
+          <w:tab w:val="num" w:pos="3600"/>
+        </w:tabs>
+        <w:ind w:left="3600" w:hanging="360"/>
+      </w:pPr>
+      <w:rPr>
+        <w:rFonts w:ascii="Wingdings" w:hAnsi="Wingdings" w:hint="default"/>
+        <w:sz w:val="20"/>
+      </w:rPr>
+    </w:lvl>
+    <w:lvl w:ilvl="5" w:tentative="1">
+      <w:start w:val="1"/>
+      <w:numFmt w:val="bullet"/>
+      <w:lvlText w:val=""/>
+      <w:lvlJc w:val="left"/>
+      <w:pPr>
+        <w:tabs>
+          <w:tab w:val="num" w:pos="4320"/>
+        </w:tabs>
+        <w:ind w:left="4320" w:hanging="360"/>
+      </w:pPr>
+      <w:rPr>
+        <w:rFonts w:ascii="Wingdings" w:hAnsi="Wingdings" w:hint="default"/>
+        <w:sz w:val="20"/>
+      </w:rPr>
+    </w:lvl>
+    <w:lvl w:ilvl="6" w:tentative="1">
+      <w:start w:val="1"/>
+      <w:numFmt w:val="bullet"/>
+      <w:lvlText w:val=""/>
+      <w:lvlJc w:val="left"/>
+      <w:pPr>
+        <w:tabs>
+          <w:tab w:val="num" w:pos="5040"/>
+        </w:tabs>
+        <w:ind w:left="5040" w:hanging="360"/>
+      </w:pPr>
+      <w:rPr>
+        <w:rFonts w:ascii="Wingdings" w:hAnsi="Wingdings" w:hint="default"/>
+        <w:sz w:val="20"/>
+      </w:rPr>
+    </w:lvl>
+    <w:lvl w:ilvl="7" w:tentative="1">
+      <w:start w:val="1"/>
+      <w:numFmt w:val="bullet"/>
+      <w:lvlText w:val=""/>
+      <w:lvlJc w:val="left"/>
+      <w:pPr>
+        <w:tabs>
+          <w:tab w:val="num" w:pos="5760"/>
+        </w:tabs>
+        <w:ind w:left="5760" w:hanging="360"/>
+      </w:pPr>
+      <w:rPr>
+        <w:rFonts w:ascii="Wingdings" w:hAnsi="Wingdings" w:hint="default"/>
+        <w:sz w:val="20"/>
+      </w:rPr>
+    </w:lvl>
+    <w:lvl w:ilvl="8" w:tentative="1">
+      <w:start w:val="1"/>
+      <w:numFmt w:val="bullet"/>
+      <w:lvlText w:val=""/>
+      <w:lvlJc w:val="left"/>
+      <w:pPr>
+        <w:tabs>
+          <w:tab w:val="num" w:pos="6480"/>
+        </w:tabs>
+        <w:ind w:left="6480" w:hanging="360"/>
+      </w:pPr>
+      <w:rPr>
+        <w:rFonts w:ascii="Wingdings" w:hAnsi="Wingdings" w:hint="default"/>
+        <w:sz w:val="20"/>
+      </w:rPr>
+    </w:lvl>
+  </w:abstractNum>
+  <w:abstractNum w:abstractNumId="9" w15:restartNumberingAfterBreak="0">
     <w:nsid w:val="14A24D95"/>
     <w:multiLevelType w:val="hybridMultilevel"/>
     <w:tmpl w:val="0EDC7788"/>
@@ -7396,7 +8228,7 @@
       </w:rPr>
     </w:lvl>
   </w:abstractNum>
-  <w:abstractNum w:abstractNumId="9" w15:restartNumberingAfterBreak="0">
+  <w:abstractNum w:abstractNumId="10" w15:restartNumberingAfterBreak="0">
     <w:nsid w:val="28FF771F"/>
     <w:multiLevelType w:val="hybridMultilevel"/>
     <w:tmpl w:val="660C7888"/>
@@ -7509,7 +8341,7 @@
       </w:rPr>
     </w:lvl>
   </w:abstractNum>
-  <w:abstractNum w:abstractNumId="10" w15:restartNumberingAfterBreak="0">
+  <w:abstractNum w:abstractNumId="11" w15:restartNumberingAfterBreak="0">
     <w:nsid w:val="52D74056"/>
     <w:multiLevelType w:val="hybridMultilevel"/>
     <w:tmpl w:val="F8E884D6"/>
@@ -7598,7 +8430,7 @@
       </w:pPr>
     </w:lvl>
   </w:abstractNum>
-  <w:abstractNum w:abstractNumId="11" w15:restartNumberingAfterBreak="0">
+  <w:abstractNum w:abstractNumId="12" w15:restartNumberingAfterBreak="0">
     <w:nsid w:val="53C20551"/>
     <w:multiLevelType w:val="hybridMultilevel"/>
     <w:tmpl w:val="9EBC212E"/>
@@ -7687,10 +8519,10 @@
       </w:pPr>
     </w:lvl>
   </w:abstractNum>
-  <w:abstractNum w:abstractNumId="12" w15:restartNumberingAfterBreak="0">
-    <w:nsid w:val="6790436D"/>
+  <w:abstractNum w:abstractNumId="13" w15:restartNumberingAfterBreak="0">
+    <w:nsid w:val="72B71466"/>
     <w:multiLevelType w:val="multilevel"/>
-    <w:tmpl w:val="87EA979A"/>
+    <w:tmpl w:val="823CCE10"/>
     <w:lvl w:ilvl="0">
       <w:start w:val="1"/>
       <w:numFmt w:val="bullet"/>
@@ -7855,25 +8687,28 @@
     <w:abstractNumId w:val="0"/>
   </w:num>
   <w:num w:numId="7" w16cid:durableId="767509364">
-    <w:abstractNumId w:val="10"/>
+    <w:abstractNumId w:val="11"/>
   </w:num>
   <w:num w:numId="8" w16cid:durableId="1187519976">
-    <w:abstractNumId w:val="8"/>
+    <w:abstractNumId w:val="9"/>
   </w:num>
   <w:num w:numId="9" w16cid:durableId="774518276">
     <w:abstractNumId w:val="7"/>
   </w:num>
   <w:num w:numId="10" w16cid:durableId="2009867063">
-    <w:abstractNumId w:val="9"/>
+    <w:abstractNumId w:val="10"/>
   </w:num>
   <w:num w:numId="11" w16cid:durableId="1924602666">
-    <w:abstractNumId w:val="11"/>
+    <w:abstractNumId w:val="12"/>
   </w:num>
   <w:num w:numId="12" w16cid:durableId="2021344936">
     <w:abstractNumId w:val="2"/>
   </w:num>
-  <w:num w:numId="13" w16cid:durableId="1331132956">
-    <w:abstractNumId w:val="12"/>
+  <w:num w:numId="13" w16cid:durableId="805204275">
+    <w:abstractNumId w:val="8"/>
+  </w:num>
+  <w:num w:numId="14" w16cid:durableId="1857496456">
+    <w:abstractNumId w:val="13"/>
   </w:num>
   <w:numIdMacAtCleanup w:val="10"/>
 </w:numbering>
@@ -19530,7 +20365,7 @@
     <w:uiPriority w:val="99"/>
     <w:semiHidden/>
     <w:unhideWhenUsed/>
-    <w:rsid w:val="00C13F10"/>
+    <w:rsid w:val="00F81A7D"/>
     <w:pPr>
       <w:spacing w:before="100" w:beforeAutospacing="1" w:after="100" w:afterAutospacing="1" w:line="240" w:lineRule="auto"/>
     </w:pPr>
@@ -19548,7 +20383,7 @@
     <w:uiPriority w:val="99"/>
     <w:semiHidden/>
     <w:unhideWhenUsed/>
-    <w:rsid w:val="00C13F10"/>
+    <w:rsid w:val="00F81A7D"/>
     <w:rPr>
       <w:rFonts w:ascii="Courier New" w:eastAsiaTheme="minorEastAsia" w:hAnsi="Courier New" w:cs="Courier New"/>
       <w:sz w:val="20"/>

--- a/05-Mayo-Junio/Entregables/2026-06/05-Informe_Procesos_ETL_ELT_2026-06_INSTITUCIONAL.docx
+++ b/05-Mayo-Junio/Entregables/2026-06/05-Informe_Procesos_ETL_ELT_2026-06_INSTITUCIONAL.docx
@@ -161,7 +161,7 @@
         <w:rPr>
           <w:rFonts w:ascii="Calibri" w:eastAsia="Times New Roman" w:hAnsi="Calibri" w:cs="Calibri"/>
         </w:rPr>
-        <w:pict w14:anchorId="78042F86">
+        <w:pict w14:anchorId="6C58BFC4">
           <v:rect id="_x0000_i1025" style="width:0;height:1.5pt" o:hralign="center" o:hrstd="t" o:hr="t" fillcolor="#a0a0a0" stroked="f"/>
         </w:pict>
       </w:r>
@@ -271,7 +271,7 @@
         <w:rPr>
           <w:rFonts w:ascii="Calibri" w:eastAsia="Times New Roman" w:hAnsi="Calibri" w:cs="Calibri"/>
         </w:rPr>
-        <w:pict w14:anchorId="53A02782">
+        <w:pict w14:anchorId="23C1ACE7">
           <v:rect id="_x0000_i1026" style="width:0;height:1.5pt" o:hralign="center" o:hrstd="t" o:hr="t" fillcolor="#a0a0a0" stroked="f"/>
         </w:pict>
       </w:r>
@@ -552,7 +552,7 @@
         <w:rPr>
           <w:rFonts w:ascii="Calibri" w:eastAsia="Times New Roman" w:hAnsi="Calibri" w:cs="Calibri"/>
         </w:rPr>
-        <w:pict w14:anchorId="42187B92">
+        <w:pict w14:anchorId="5812E692">
           <v:rect id="_x0000_i1027" style="width:0;height:1.5pt" o:hralign="center" o:hrstd="t" o:hr="t" fillcolor="#a0a0a0" stroked="f"/>
         </w:pict>
       </w:r>
@@ -656,7 +656,7 @@
           <w:noProof/>
         </w:rPr>
         <w:drawing>
-          <wp:inline distT="0" distB="0" distL="0" distR="0" wp14:anchorId="060D96E7" wp14:editId="5262D3AA">
+          <wp:inline distT="0" distB="0" distL="0" distR="0" wp14:anchorId="41CE0493" wp14:editId="17926102">
             <wp:extent cx="16024860" cy="2240280"/>
             <wp:effectExtent l="0" t="0" r="0" b="0"/>
             <wp:docPr id="4" name="Imagen 4"/>
@@ -876,7 +876,7 @@
         <w:rPr>
           <w:rFonts w:ascii="Calibri" w:eastAsia="Times New Roman" w:hAnsi="Calibri" w:cs="Calibri"/>
         </w:rPr>
-        <w:pict w14:anchorId="4049659C">
+        <w:pict w14:anchorId="682441E8">
           <v:rect id="_x0000_i1028" style="width:0;height:1.5pt" o:hralign="center" o:hrstd="t" o:hr="t" fillcolor="#a0a0a0" stroked="f"/>
         </w:pict>
       </w:r>
@@ -1021,7 +1021,7 @@
         <w:rPr>
           <w:rFonts w:ascii="Calibri" w:eastAsia="Times New Roman" w:hAnsi="Calibri" w:cs="Calibri"/>
         </w:rPr>
-        <w:pict w14:anchorId="5ACBD5C8">
+        <w:pict w14:anchorId="52015D70">
           <v:rect id="_x0000_i1029" style="width:0;height:1.5pt" o:hralign="center" o:hrstd="t" o:hr="t" fillcolor="#a0a0a0" stroked="f"/>
         </w:pict>
       </w:r>
@@ -1229,1296 +1229,13 @@
         </w:rPr>
       </w:pPr>
     </w:p>
-    <w:sdt>
-      <w:sdtPr>
-        <w:rPr>
-          <w:b w:val="0"/>
-          <w:color w:val="545454"/>
-        </w:rPr>
-        <w:id w:val="389240926"/>
-        <w:docPartObj>
-          <w:docPartGallery w:val="Table of Contents"/>
-          <w:docPartUnique/>
-        </w:docPartObj>
-      </w:sdtPr>
-      <w:sdtEndPr>
-        <w:rPr>
-          <w:bCs/>
-        </w:rPr>
-      </w:sdtEndPr>
-      <w:sdtContent>
-        <w:p>
-          <w:pPr>
-            <w:pStyle w:val="TtuloTDC"/>
-            <w:rPr>
-              <w:rFonts w:asciiTheme="majorHAnsi" w:eastAsiaTheme="majorEastAsia" w:hAnsiTheme="majorHAnsi" w:cstheme="majorBidi"/>
-              <w:bCs/>
-              <w:color w:val="365F91" w:themeColor="accent1" w:themeShade="BF"/>
-              <w:sz w:val="28"/>
-              <w:szCs w:val="28"/>
-            </w:rPr>
-          </w:pPr>
-          <w:r>
-            <w:rPr>
-              <w:rFonts w:asciiTheme="majorHAnsi" w:eastAsiaTheme="majorEastAsia" w:hAnsiTheme="majorHAnsi" w:cstheme="majorBidi"/>
-              <w:bCs/>
-              <w:color w:val="365F91" w:themeColor="accent1" w:themeShade="BF"/>
-              <w:sz w:val="28"/>
-              <w:szCs w:val="28"/>
-            </w:rPr>
-            <w:t>Contenido</w:t>
-          </w:r>
-        </w:p>
-        <w:p>
-          <w:pPr>
-            <w:pStyle w:val="TDC1"/>
-            <w:tabs>
-              <w:tab w:val="right" w:leader="dot" w:pos="9350"/>
-            </w:tabs>
-            <w:rPr>
-              <w:rFonts w:asciiTheme="minorHAnsi" w:hAnsiTheme="minorHAnsi"/>
-              <w:noProof/>
-              <w:color w:val="auto"/>
-              <w:kern w:val="2"/>
-              <w:sz w:val="24"/>
-              <w:szCs w:val="24"/>
-              <w:lang w:eastAsia="es-MX"/>
-              <w14:ligatures w14:val="standardContextual"/>
-            </w:rPr>
-          </w:pPr>
-          <w:r>
-            <w:fldChar w:fldCharType="begin"/>
-          </w:r>
-          <w:r>
-            <w:instrText xml:space="preserve"> TOC \o "1-3" \h \z \u </w:instrText>
-          </w:r>
-          <w:r>
-            <w:fldChar w:fldCharType="separate"/>
-          </w:r>
-          <w:hyperlink w:anchor="_Toc221820019" w:history="1">
-            <w:r>
-              <w:rPr>
-                <w:rStyle w:val="Hipervnculo"/>
-                <w:rFonts w:asciiTheme="majorHAnsi" w:eastAsiaTheme="majorEastAsia" w:hAnsiTheme="majorHAnsi" w:cstheme="majorBidi"/>
-                <w:b/>
-                <w:bCs/>
-                <w:noProof/>
-              </w:rPr>
-              <w:t>Diagnóstico del ecosistema de datos</w:t>
-            </w:r>
-            <w:r>
-              <w:rPr>
-                <w:noProof/>
-                <w:webHidden/>
-              </w:rPr>
-              <w:tab/>
-            </w:r>
-            <w:r>
-              <w:rPr>
-                <w:noProof/>
-                <w:webHidden/>
-              </w:rPr>
-              <w:fldChar w:fldCharType="begin"/>
-            </w:r>
-            <w:r>
-              <w:rPr>
-                <w:noProof/>
-                <w:webHidden/>
-              </w:rPr>
-              <w:instrText xml:space="preserve"> PAGEREF _Toc221820019 \h </w:instrText>
-            </w:r>
-            <w:r>
-              <w:rPr>
-                <w:noProof/>
-                <w:webHidden/>
-              </w:rPr>
-            </w:r>
-            <w:r>
-              <w:rPr>
-                <w:noProof/>
-                <w:webHidden/>
-              </w:rPr>
-              <w:fldChar w:fldCharType="separate"/>
-            </w:r>
-            <w:r>
-              <w:rPr>
-                <w:noProof/>
-                <w:webHidden/>
-              </w:rPr>
-              <w:t>1</w:t>
-            </w:r>
-            <w:r>
-              <w:rPr>
-                <w:noProof/>
-                <w:webHidden/>
-              </w:rPr>
-              <w:fldChar w:fldCharType="end"/>
-            </w:r>
-          </w:hyperlink>
-        </w:p>
-        <w:p>
-          <w:pPr>
-            <w:pStyle w:val="TDC2"/>
-            <w:tabs>
-              <w:tab w:val="right" w:leader="dot" w:pos="9350"/>
-            </w:tabs>
-            <w:rPr>
-              <w:rFonts w:asciiTheme="minorHAnsi" w:hAnsiTheme="minorHAnsi"/>
-              <w:noProof/>
-              <w:color w:val="auto"/>
-              <w:kern w:val="2"/>
-              <w:sz w:val="24"/>
-              <w:szCs w:val="24"/>
-              <w:lang w:eastAsia="es-MX"/>
-              <w14:ligatures w14:val="standardContextual"/>
-            </w:rPr>
-          </w:pPr>
-          <w:hyperlink w:anchor="_Toc221820020" w:history="1">
-            <w:r>
-              <w:rPr>
-                <w:rStyle w:val="Hipervnculo"/>
-                <w:rFonts w:asciiTheme="majorHAnsi" w:eastAsiaTheme="majorEastAsia" w:hAnsiTheme="majorHAnsi" w:cstheme="majorBidi"/>
-                <w:b/>
-                <w:bCs/>
-                <w:noProof/>
-              </w:rPr>
-              <w:t>1. Resumen Ejecutivo</w:t>
-            </w:r>
-            <w:r>
-              <w:rPr>
-                <w:noProof/>
-                <w:webHidden/>
-              </w:rPr>
-              <w:tab/>
-            </w:r>
-            <w:r>
-              <w:rPr>
-                <w:noProof/>
-                <w:webHidden/>
-              </w:rPr>
-              <w:fldChar w:fldCharType="begin"/>
-            </w:r>
-            <w:r>
-              <w:rPr>
-                <w:noProof/>
-                <w:webHidden/>
-              </w:rPr>
-              <w:instrText xml:space="preserve"> PAGEREF _Toc221820020 \h </w:instrText>
-            </w:r>
-            <w:r>
-              <w:rPr>
-                <w:noProof/>
-                <w:webHidden/>
-              </w:rPr>
-            </w:r>
-            <w:r>
-              <w:rPr>
-                <w:noProof/>
-                <w:webHidden/>
-              </w:rPr>
-              <w:fldChar w:fldCharType="separate"/>
-            </w:r>
-            <w:r>
-              <w:rPr>
-                <w:noProof/>
-                <w:webHidden/>
-              </w:rPr>
-              <w:t>1</w:t>
-            </w:r>
-            <w:r>
-              <w:rPr>
-                <w:noProof/>
-                <w:webHidden/>
-              </w:rPr>
-              <w:fldChar w:fldCharType="end"/>
-            </w:r>
-          </w:hyperlink>
-        </w:p>
-        <w:p>
-          <w:pPr>
-            <w:pStyle w:val="TDC2"/>
-            <w:tabs>
-              <w:tab w:val="right" w:leader="dot" w:pos="9350"/>
-            </w:tabs>
-            <w:rPr>
-              <w:rFonts w:asciiTheme="minorHAnsi" w:hAnsiTheme="minorHAnsi"/>
-              <w:noProof/>
-              <w:color w:val="auto"/>
-              <w:kern w:val="2"/>
-              <w:sz w:val="24"/>
-              <w:szCs w:val="24"/>
-              <w:lang w:eastAsia="es-MX"/>
-              <w14:ligatures w14:val="standardContextual"/>
-            </w:rPr>
-          </w:pPr>
-          <w:hyperlink w:anchor="_Toc221820021" w:history="1">
-            <w:r>
-              <w:rPr>
-                <w:rStyle w:val="Hipervnculo"/>
-                <w:rFonts w:asciiTheme="majorHAnsi" w:eastAsiaTheme="majorEastAsia" w:hAnsiTheme="majorHAnsi" w:cstheme="majorBidi"/>
-                <w:b/>
-                <w:bCs/>
-                <w:noProof/>
-              </w:rPr>
-              <w:t>2. Actividades Realizadas</w:t>
-            </w:r>
-            <w:r>
-              <w:rPr>
-                <w:noProof/>
-                <w:webHidden/>
-              </w:rPr>
-              <w:tab/>
-            </w:r>
-            <w:r>
-              <w:rPr>
-                <w:noProof/>
-                <w:webHidden/>
-              </w:rPr>
-              <w:fldChar w:fldCharType="begin"/>
-            </w:r>
-            <w:r>
-              <w:rPr>
-                <w:noProof/>
-                <w:webHidden/>
-              </w:rPr>
-              <w:instrText xml:space="preserve"> PAGEREF _Toc221820021 \h </w:instrText>
-            </w:r>
-            <w:r>
-              <w:rPr>
-                <w:noProof/>
-                <w:webHidden/>
-              </w:rPr>
-            </w:r>
-            <w:r>
-              <w:rPr>
-                <w:noProof/>
-                <w:webHidden/>
-              </w:rPr>
-              <w:fldChar w:fldCharType="separate"/>
-            </w:r>
-            <w:r>
-              <w:rPr>
-                <w:noProof/>
-                <w:webHidden/>
-              </w:rPr>
-              <w:t>2</w:t>
-            </w:r>
-            <w:r>
-              <w:rPr>
-                <w:noProof/>
-                <w:webHidden/>
-              </w:rPr>
-              <w:fldChar w:fldCharType="end"/>
-            </w:r>
-          </w:hyperlink>
-        </w:p>
-        <w:p>
-          <w:pPr>
-            <w:pStyle w:val="TDC2"/>
-            <w:tabs>
-              <w:tab w:val="right" w:leader="dot" w:pos="9350"/>
-            </w:tabs>
-            <w:rPr>
-              <w:rFonts w:asciiTheme="minorHAnsi" w:hAnsiTheme="minorHAnsi"/>
-              <w:noProof/>
-              <w:color w:val="auto"/>
-              <w:kern w:val="2"/>
-              <w:sz w:val="24"/>
-              <w:szCs w:val="24"/>
-              <w:lang w:eastAsia="es-MX"/>
-              <w14:ligatures w14:val="standardContextual"/>
-            </w:rPr>
-          </w:pPr>
-          <w:hyperlink w:anchor="_Toc221820022" w:history="1">
-            <w:r>
-              <w:rPr>
-                <w:rStyle w:val="Hipervnculo"/>
-                <w:rFonts w:asciiTheme="majorHAnsi" w:eastAsiaTheme="majorEastAsia" w:hAnsiTheme="majorHAnsi" w:cstheme="majorBidi"/>
-                <w:b/>
-                <w:bCs/>
-                <w:noProof/>
-              </w:rPr>
-              <w:t>2.1 Matriz de Inventario de Fuentes de Datos</w:t>
-            </w:r>
-            <w:r>
-              <w:rPr>
-                <w:noProof/>
-                <w:webHidden/>
-              </w:rPr>
-              <w:tab/>
-            </w:r>
-            <w:r>
-              <w:rPr>
-                <w:noProof/>
-                <w:webHidden/>
-              </w:rPr>
-              <w:fldChar w:fldCharType="begin"/>
-            </w:r>
-            <w:r>
-              <w:rPr>
-                <w:noProof/>
-                <w:webHidden/>
-              </w:rPr>
-              <w:instrText xml:space="preserve"> PAGEREF _Toc221820022 \h </w:instrText>
-            </w:r>
-            <w:r>
-              <w:rPr>
-                <w:noProof/>
-                <w:webHidden/>
-              </w:rPr>
-            </w:r>
-            <w:r>
-              <w:rPr>
-                <w:noProof/>
-                <w:webHidden/>
-              </w:rPr>
-              <w:fldChar w:fldCharType="separate"/>
-            </w:r>
-            <w:r>
-              <w:rPr>
-                <w:noProof/>
-                <w:webHidden/>
-              </w:rPr>
-              <w:t>2</w:t>
-            </w:r>
-            <w:r>
-              <w:rPr>
-                <w:noProof/>
-                <w:webHidden/>
-              </w:rPr>
-              <w:fldChar w:fldCharType="end"/>
-            </w:r>
-          </w:hyperlink>
-        </w:p>
-        <w:p>
-          <w:pPr>
-            <w:pStyle w:val="TDC2"/>
-            <w:tabs>
-              <w:tab w:val="right" w:leader="dot" w:pos="9350"/>
-            </w:tabs>
-            <w:rPr>
-              <w:rFonts w:asciiTheme="minorHAnsi" w:hAnsiTheme="minorHAnsi"/>
-              <w:noProof/>
-              <w:color w:val="auto"/>
-              <w:kern w:val="2"/>
-              <w:sz w:val="24"/>
-              <w:szCs w:val="24"/>
-              <w:lang w:eastAsia="es-MX"/>
-              <w14:ligatures w14:val="standardContextual"/>
-            </w:rPr>
-          </w:pPr>
-          <w:hyperlink w:anchor="_Toc221820023" w:history="1">
-            <w:r>
-              <w:rPr>
-                <w:rStyle w:val="Hipervnculo"/>
-                <w:rFonts w:asciiTheme="majorHAnsi" w:eastAsiaTheme="majorEastAsia" w:hAnsiTheme="majorHAnsi" w:cstheme="majorBidi"/>
-                <w:b/>
-                <w:bCs/>
-                <w:noProof/>
-              </w:rPr>
-              <w:t>2.2 Matriz de Riesgos y Calidad</w:t>
-            </w:r>
-            <w:r>
-              <w:rPr>
-                <w:noProof/>
-                <w:webHidden/>
-              </w:rPr>
-              <w:tab/>
-            </w:r>
-            <w:r>
-              <w:rPr>
-                <w:noProof/>
-                <w:webHidden/>
-              </w:rPr>
-              <w:fldChar w:fldCharType="begin"/>
-            </w:r>
-            <w:r>
-              <w:rPr>
-                <w:noProof/>
-                <w:webHidden/>
-              </w:rPr>
-              <w:instrText xml:space="preserve"> PAGEREF _Toc221820023 \h </w:instrText>
-            </w:r>
-            <w:r>
-              <w:rPr>
-                <w:noProof/>
-                <w:webHidden/>
-              </w:rPr>
-            </w:r>
-            <w:r>
-              <w:rPr>
-                <w:noProof/>
-                <w:webHidden/>
-              </w:rPr>
-              <w:fldChar w:fldCharType="separate"/>
-            </w:r>
-            <w:r>
-              <w:rPr>
-                <w:noProof/>
-                <w:webHidden/>
-              </w:rPr>
-              <w:t>3</w:t>
-            </w:r>
-            <w:r>
-              <w:rPr>
-                <w:noProof/>
-                <w:webHidden/>
-              </w:rPr>
-              <w:fldChar w:fldCharType="end"/>
-            </w:r>
-          </w:hyperlink>
-        </w:p>
-        <w:p>
-          <w:pPr>
-            <w:pStyle w:val="TDC2"/>
-            <w:tabs>
-              <w:tab w:val="right" w:leader="dot" w:pos="9350"/>
-            </w:tabs>
-            <w:rPr>
-              <w:rFonts w:asciiTheme="minorHAnsi" w:hAnsiTheme="minorHAnsi"/>
-              <w:noProof/>
-              <w:color w:val="auto"/>
-              <w:kern w:val="2"/>
-              <w:sz w:val="24"/>
-              <w:szCs w:val="24"/>
-              <w:lang w:eastAsia="es-MX"/>
-              <w14:ligatures w14:val="standardContextual"/>
-            </w:rPr>
-          </w:pPr>
-          <w:hyperlink w:anchor="_Toc221820024" w:history="1">
-            <w:r>
-              <w:rPr>
-                <w:rStyle w:val="Hipervnculo"/>
-                <w:rFonts w:asciiTheme="majorHAnsi" w:eastAsiaTheme="majorEastAsia" w:hAnsiTheme="majorHAnsi" w:cstheme="majorBidi"/>
-                <w:b/>
-                <w:bCs/>
-                <w:noProof/>
-              </w:rPr>
-              <w:t>2.3 Formato de Entrevista a Responsables</w:t>
-            </w:r>
-            <w:r>
-              <w:rPr>
-                <w:noProof/>
-                <w:webHidden/>
-              </w:rPr>
-              <w:tab/>
-            </w:r>
-            <w:r>
-              <w:rPr>
-                <w:noProof/>
-                <w:webHidden/>
-              </w:rPr>
-              <w:fldChar w:fldCharType="begin"/>
-            </w:r>
-            <w:r>
-              <w:rPr>
-                <w:noProof/>
-                <w:webHidden/>
-              </w:rPr>
-              <w:instrText xml:space="preserve"> PAGEREF _Toc221820024 \h </w:instrText>
-            </w:r>
-            <w:r>
-              <w:rPr>
-                <w:noProof/>
-                <w:webHidden/>
-              </w:rPr>
-            </w:r>
-            <w:r>
-              <w:rPr>
-                <w:noProof/>
-                <w:webHidden/>
-              </w:rPr>
-              <w:fldChar w:fldCharType="separate"/>
-            </w:r>
-            <w:r>
-              <w:rPr>
-                <w:noProof/>
-                <w:webHidden/>
-              </w:rPr>
-              <w:t>3</w:t>
-            </w:r>
-            <w:r>
-              <w:rPr>
-                <w:noProof/>
-                <w:webHidden/>
-              </w:rPr>
-              <w:fldChar w:fldCharType="end"/>
-            </w:r>
-          </w:hyperlink>
-        </w:p>
-        <w:p>
-          <w:pPr>
-            <w:pStyle w:val="TDC2"/>
-            <w:tabs>
-              <w:tab w:val="right" w:leader="dot" w:pos="9350"/>
-            </w:tabs>
-            <w:rPr>
-              <w:rFonts w:asciiTheme="minorHAnsi" w:hAnsiTheme="minorHAnsi"/>
-              <w:noProof/>
-              <w:color w:val="auto"/>
-              <w:kern w:val="2"/>
-              <w:sz w:val="24"/>
-              <w:szCs w:val="24"/>
-              <w:lang w:eastAsia="es-MX"/>
-              <w14:ligatures w14:val="standardContextual"/>
-            </w:rPr>
-          </w:pPr>
-          <w:hyperlink w:anchor="_Toc221820025" w:history="1">
-            <w:r>
-              <w:rPr>
-                <w:rStyle w:val="Hipervnculo"/>
-                <w:rFonts w:asciiTheme="majorHAnsi" w:eastAsiaTheme="majorEastAsia" w:hAnsiTheme="majorHAnsi" w:cstheme="majorBidi"/>
-                <w:b/>
-                <w:bCs/>
-                <w:noProof/>
-              </w:rPr>
-              <w:t>2.4 Cronograma de Actividades</w:t>
-            </w:r>
-            <w:r>
-              <w:rPr>
-                <w:noProof/>
-                <w:webHidden/>
-              </w:rPr>
-              <w:tab/>
-            </w:r>
-            <w:r>
-              <w:rPr>
-                <w:noProof/>
-                <w:webHidden/>
-              </w:rPr>
-              <w:fldChar w:fldCharType="begin"/>
-            </w:r>
-            <w:r>
-              <w:rPr>
-                <w:noProof/>
-                <w:webHidden/>
-              </w:rPr>
-              <w:instrText xml:space="preserve"> PAGEREF _Toc221820025 \h </w:instrText>
-            </w:r>
-            <w:r>
-              <w:rPr>
-                <w:noProof/>
-                <w:webHidden/>
-              </w:rPr>
-            </w:r>
-            <w:r>
-              <w:rPr>
-                <w:noProof/>
-                <w:webHidden/>
-              </w:rPr>
-              <w:fldChar w:fldCharType="separate"/>
-            </w:r>
-            <w:r>
-              <w:rPr>
-                <w:noProof/>
-                <w:webHidden/>
-              </w:rPr>
-              <w:t>4</w:t>
-            </w:r>
-            <w:r>
-              <w:rPr>
-                <w:noProof/>
-                <w:webHidden/>
-              </w:rPr>
-              <w:fldChar w:fldCharType="end"/>
-            </w:r>
-          </w:hyperlink>
-        </w:p>
-        <w:p>
-          <w:pPr>
-            <w:pStyle w:val="TDC2"/>
-            <w:tabs>
-              <w:tab w:val="right" w:leader="dot" w:pos="9350"/>
-            </w:tabs>
-            <w:rPr>
-              <w:rFonts w:asciiTheme="minorHAnsi" w:hAnsiTheme="minorHAnsi"/>
-              <w:noProof/>
-              <w:color w:val="auto"/>
-              <w:kern w:val="2"/>
-              <w:sz w:val="24"/>
-              <w:szCs w:val="24"/>
-              <w:lang w:eastAsia="es-MX"/>
-              <w14:ligatures w14:val="standardContextual"/>
-            </w:rPr>
-          </w:pPr>
-          <w:hyperlink w:anchor="_Toc221820026" w:history="1">
-            <w:r>
-              <w:rPr>
-                <w:rStyle w:val="Hipervnculo"/>
-                <w:rFonts w:asciiTheme="majorHAnsi" w:eastAsiaTheme="majorEastAsia" w:hAnsiTheme="majorHAnsi" w:cstheme="majorBidi"/>
-                <w:b/>
-                <w:bCs/>
-                <w:noProof/>
-              </w:rPr>
-              <w:t>2.5 Taller Colaborativo</w:t>
-            </w:r>
-            <w:r>
-              <w:rPr>
-                <w:noProof/>
-                <w:webHidden/>
-              </w:rPr>
-              <w:tab/>
-            </w:r>
-            <w:r>
-              <w:rPr>
-                <w:noProof/>
-                <w:webHidden/>
-              </w:rPr>
-              <w:fldChar w:fldCharType="begin"/>
-            </w:r>
-            <w:r>
-              <w:rPr>
-                <w:noProof/>
-                <w:webHidden/>
-              </w:rPr>
-              <w:instrText xml:space="preserve"> PAGEREF _Toc221820026 \h </w:instrText>
-            </w:r>
-            <w:r>
-              <w:rPr>
-                <w:noProof/>
-                <w:webHidden/>
-              </w:rPr>
-            </w:r>
-            <w:r>
-              <w:rPr>
-                <w:noProof/>
-                <w:webHidden/>
-              </w:rPr>
-              <w:fldChar w:fldCharType="separate"/>
-            </w:r>
-            <w:r>
-              <w:rPr>
-                <w:noProof/>
-                <w:webHidden/>
-              </w:rPr>
-              <w:t>4</w:t>
-            </w:r>
-            <w:r>
-              <w:rPr>
-                <w:noProof/>
-                <w:webHidden/>
-              </w:rPr>
-              <w:fldChar w:fldCharType="end"/>
-            </w:r>
-          </w:hyperlink>
-        </w:p>
-        <w:p>
-          <w:pPr>
-            <w:pStyle w:val="TDC3"/>
-            <w:tabs>
-              <w:tab w:val="right" w:leader="dot" w:pos="9350"/>
-            </w:tabs>
-            <w:rPr>
-              <w:rFonts w:asciiTheme="minorHAnsi" w:hAnsiTheme="minorHAnsi"/>
-              <w:noProof/>
-              <w:color w:val="auto"/>
-              <w:kern w:val="2"/>
-              <w:sz w:val="24"/>
-              <w:szCs w:val="24"/>
-              <w:lang w:eastAsia="es-MX"/>
-              <w14:ligatures w14:val="standardContextual"/>
-            </w:rPr>
-          </w:pPr>
-          <w:hyperlink w:anchor="_Toc221820027" w:history="1">
-            <w:r>
-              <w:rPr>
-                <w:rStyle w:val="Hipervnculo"/>
-                <w:rFonts w:asciiTheme="majorHAnsi" w:eastAsiaTheme="majorEastAsia" w:hAnsiTheme="majorHAnsi" w:cstheme="majorBidi"/>
-                <w:b/>
-                <w:bCs/>
-                <w:noProof/>
-              </w:rPr>
-              <w:t>Sugerencia de Actividades para el Taller Colaborativo</w:t>
-            </w:r>
-            <w:r>
-              <w:rPr>
-                <w:noProof/>
-                <w:webHidden/>
-              </w:rPr>
-              <w:tab/>
-            </w:r>
-            <w:r>
-              <w:rPr>
-                <w:noProof/>
-                <w:webHidden/>
-              </w:rPr>
-              <w:fldChar w:fldCharType="begin"/>
-            </w:r>
-            <w:r>
-              <w:rPr>
-                <w:noProof/>
-                <w:webHidden/>
-              </w:rPr>
-              <w:instrText xml:space="preserve"> PAGEREF _Toc221820027 \h </w:instrText>
-            </w:r>
-            <w:r>
-              <w:rPr>
-                <w:noProof/>
-                <w:webHidden/>
-              </w:rPr>
-            </w:r>
-            <w:r>
-              <w:rPr>
-                <w:noProof/>
-                <w:webHidden/>
-              </w:rPr>
-              <w:fldChar w:fldCharType="separate"/>
-            </w:r>
-            <w:r>
-              <w:rPr>
-                <w:noProof/>
-                <w:webHidden/>
-              </w:rPr>
-              <w:t>5</w:t>
-            </w:r>
-            <w:r>
-              <w:rPr>
-                <w:noProof/>
-                <w:webHidden/>
-              </w:rPr>
-              <w:fldChar w:fldCharType="end"/>
-            </w:r>
-          </w:hyperlink>
-        </w:p>
-        <w:p>
-          <w:pPr>
-            <w:pStyle w:val="TDC2"/>
-            <w:tabs>
-              <w:tab w:val="right" w:leader="dot" w:pos="9350"/>
-            </w:tabs>
-            <w:rPr>
-              <w:rFonts w:asciiTheme="minorHAnsi" w:hAnsiTheme="minorHAnsi"/>
-              <w:noProof/>
-              <w:color w:val="auto"/>
-              <w:kern w:val="2"/>
-              <w:sz w:val="24"/>
-              <w:szCs w:val="24"/>
-              <w:lang w:eastAsia="es-MX"/>
-              <w14:ligatures w14:val="standardContextual"/>
-            </w:rPr>
-          </w:pPr>
-          <w:hyperlink w:anchor="_Toc221820028" w:history="1">
-            <w:r>
-              <w:rPr>
-                <w:rStyle w:val="Hipervnculo"/>
-                <w:rFonts w:asciiTheme="majorHAnsi" w:eastAsiaTheme="majorEastAsia" w:hAnsiTheme="majorHAnsi" w:cstheme="majorBidi"/>
-                <w:b/>
-                <w:bCs/>
-                <w:noProof/>
-              </w:rPr>
-              <w:t>2.6 Documentación de Hallazgos y Recomendaciones</w:t>
-            </w:r>
-            <w:r>
-              <w:rPr>
-                <w:noProof/>
-                <w:webHidden/>
-              </w:rPr>
-              <w:tab/>
-            </w:r>
-            <w:r>
-              <w:rPr>
-                <w:noProof/>
-                <w:webHidden/>
-              </w:rPr>
-              <w:fldChar w:fldCharType="begin"/>
-            </w:r>
-            <w:r>
-              <w:rPr>
-                <w:noProof/>
-                <w:webHidden/>
-              </w:rPr>
-              <w:instrText xml:space="preserve"> PAGEREF _Toc221820028 \h </w:instrText>
-            </w:r>
-            <w:r>
-              <w:rPr>
-                <w:noProof/>
-                <w:webHidden/>
-              </w:rPr>
-            </w:r>
-            <w:r>
-              <w:rPr>
-                <w:noProof/>
-                <w:webHidden/>
-              </w:rPr>
-              <w:fldChar w:fldCharType="separate"/>
-            </w:r>
-            <w:r>
-              <w:rPr>
-                <w:noProof/>
-                <w:webHidden/>
-              </w:rPr>
-              <w:t>5</w:t>
-            </w:r>
-            <w:r>
-              <w:rPr>
-                <w:noProof/>
-                <w:webHidden/>
-              </w:rPr>
-              <w:fldChar w:fldCharType="end"/>
-            </w:r>
-          </w:hyperlink>
-        </w:p>
-        <w:p>
-          <w:pPr>
-            <w:pStyle w:val="TDC3"/>
-            <w:tabs>
-              <w:tab w:val="right" w:leader="dot" w:pos="9350"/>
-            </w:tabs>
-            <w:rPr>
-              <w:rFonts w:asciiTheme="minorHAnsi" w:hAnsiTheme="minorHAnsi"/>
-              <w:noProof/>
-              <w:color w:val="auto"/>
-              <w:kern w:val="2"/>
-              <w:sz w:val="24"/>
-              <w:szCs w:val="24"/>
-              <w:lang w:eastAsia="es-MX"/>
-              <w14:ligatures w14:val="standardContextual"/>
-            </w:rPr>
-          </w:pPr>
-          <w:hyperlink w:anchor="_Toc221820029" w:history="1">
-            <w:r>
-              <w:rPr>
-                <w:rStyle w:val="Hipervnculo"/>
-                <w:rFonts w:asciiTheme="majorHAnsi" w:eastAsiaTheme="majorEastAsia" w:hAnsiTheme="majorHAnsi" w:cstheme="majorBidi"/>
-                <w:b/>
-                <w:bCs/>
-                <w:noProof/>
-              </w:rPr>
-              <w:t>Ejemplo de una matriz de Hallazgos y Recomendaciones</w:t>
-            </w:r>
-            <w:r>
-              <w:rPr>
-                <w:noProof/>
-                <w:webHidden/>
-              </w:rPr>
-              <w:tab/>
-            </w:r>
-            <w:r>
-              <w:rPr>
-                <w:noProof/>
-                <w:webHidden/>
-              </w:rPr>
-              <w:fldChar w:fldCharType="begin"/>
-            </w:r>
-            <w:r>
-              <w:rPr>
-                <w:noProof/>
-                <w:webHidden/>
-              </w:rPr>
-              <w:instrText xml:space="preserve"> PAGEREF _Toc221820029 \h </w:instrText>
-            </w:r>
-            <w:r>
-              <w:rPr>
-                <w:noProof/>
-                <w:webHidden/>
-              </w:rPr>
-            </w:r>
-            <w:r>
-              <w:rPr>
-                <w:noProof/>
-                <w:webHidden/>
-              </w:rPr>
-              <w:fldChar w:fldCharType="separate"/>
-            </w:r>
-            <w:r>
-              <w:rPr>
-                <w:noProof/>
-                <w:webHidden/>
-              </w:rPr>
-              <w:t>5</w:t>
-            </w:r>
-            <w:r>
-              <w:rPr>
-                <w:noProof/>
-                <w:webHidden/>
-              </w:rPr>
-              <w:fldChar w:fldCharType="end"/>
-            </w:r>
-          </w:hyperlink>
-        </w:p>
-        <w:p>
-          <w:pPr>
-            <w:pStyle w:val="TDC2"/>
-            <w:tabs>
-              <w:tab w:val="right" w:leader="dot" w:pos="9350"/>
-            </w:tabs>
-            <w:rPr>
-              <w:rFonts w:asciiTheme="minorHAnsi" w:hAnsiTheme="minorHAnsi"/>
-              <w:noProof/>
-              <w:color w:val="auto"/>
-              <w:kern w:val="2"/>
-              <w:sz w:val="24"/>
-              <w:szCs w:val="24"/>
-              <w:lang w:eastAsia="es-MX"/>
-              <w14:ligatures w14:val="standardContextual"/>
-            </w:rPr>
-          </w:pPr>
-          <w:hyperlink w:anchor="_Toc221820030" w:history="1">
-            <w:r>
-              <w:rPr>
-                <w:rStyle w:val="Hipervnculo"/>
-                <w:rFonts w:asciiTheme="majorHAnsi" w:eastAsiaTheme="majorEastAsia" w:hAnsiTheme="majorHAnsi" w:cstheme="majorBidi"/>
-                <w:b/>
-                <w:bCs/>
-                <w:noProof/>
-              </w:rPr>
-              <w:t>2.7 Ejemplo de Informe Estructurado</w:t>
-            </w:r>
-            <w:r>
-              <w:rPr>
-                <w:noProof/>
-                <w:webHidden/>
-              </w:rPr>
-              <w:tab/>
-            </w:r>
-            <w:r>
-              <w:rPr>
-                <w:noProof/>
-                <w:webHidden/>
-              </w:rPr>
-              <w:fldChar w:fldCharType="begin"/>
-            </w:r>
-            <w:r>
-              <w:rPr>
-                <w:noProof/>
-                <w:webHidden/>
-              </w:rPr>
-              <w:instrText xml:space="preserve"> PAGEREF _Toc221820030 \h </w:instrText>
-            </w:r>
-            <w:r>
-              <w:rPr>
-                <w:noProof/>
-                <w:webHidden/>
-              </w:rPr>
-            </w:r>
-            <w:r>
-              <w:rPr>
-                <w:noProof/>
-                <w:webHidden/>
-              </w:rPr>
-              <w:fldChar w:fldCharType="separate"/>
-            </w:r>
-            <w:r>
-              <w:rPr>
-                <w:noProof/>
-                <w:webHidden/>
-              </w:rPr>
-              <w:t>6</w:t>
-            </w:r>
-            <w:r>
-              <w:rPr>
-                <w:noProof/>
-                <w:webHidden/>
-              </w:rPr>
-              <w:fldChar w:fldCharType="end"/>
-            </w:r>
-          </w:hyperlink>
-        </w:p>
-        <w:p>
-          <w:pPr>
-            <w:pStyle w:val="TDC3"/>
-            <w:tabs>
-              <w:tab w:val="right" w:leader="dot" w:pos="9350"/>
-            </w:tabs>
-            <w:rPr>
-              <w:rFonts w:asciiTheme="minorHAnsi" w:hAnsiTheme="minorHAnsi"/>
-              <w:noProof/>
-              <w:color w:val="auto"/>
-              <w:kern w:val="2"/>
-              <w:sz w:val="24"/>
-              <w:szCs w:val="24"/>
-              <w:lang w:eastAsia="es-MX"/>
-              <w14:ligatures w14:val="standardContextual"/>
-            </w:rPr>
-          </w:pPr>
-          <w:hyperlink w:anchor="_Toc221820031" w:history="1">
-            <w:r>
-              <w:rPr>
-                <w:rStyle w:val="Hipervnculo"/>
-                <w:rFonts w:asciiTheme="majorHAnsi" w:eastAsiaTheme="majorEastAsia" w:hAnsiTheme="majorHAnsi" w:cstheme="majorBidi"/>
-                <w:b/>
-                <w:bCs/>
-                <w:noProof/>
-              </w:rPr>
-              <w:t>Breve ejemplo de informe estructurado</w:t>
-            </w:r>
-            <w:r>
-              <w:rPr>
-                <w:noProof/>
-                <w:webHidden/>
-              </w:rPr>
-              <w:tab/>
-            </w:r>
-            <w:r>
-              <w:rPr>
-                <w:noProof/>
-                <w:webHidden/>
-              </w:rPr>
-              <w:fldChar w:fldCharType="begin"/>
-            </w:r>
-            <w:r>
-              <w:rPr>
-                <w:noProof/>
-                <w:webHidden/>
-              </w:rPr>
-              <w:instrText xml:space="preserve"> PAGEREF _Toc221820031 \h </w:instrText>
-            </w:r>
-            <w:r>
-              <w:rPr>
-                <w:noProof/>
-                <w:webHidden/>
-              </w:rPr>
-            </w:r>
-            <w:r>
-              <w:rPr>
-                <w:noProof/>
-                <w:webHidden/>
-              </w:rPr>
-              <w:fldChar w:fldCharType="separate"/>
-            </w:r>
-            <w:r>
-              <w:rPr>
-                <w:noProof/>
-                <w:webHidden/>
-              </w:rPr>
-              <w:t>6</w:t>
-            </w:r>
-            <w:r>
-              <w:rPr>
-                <w:noProof/>
-                <w:webHidden/>
-              </w:rPr>
-              <w:fldChar w:fldCharType="end"/>
-            </w:r>
-          </w:hyperlink>
-        </w:p>
-        <w:p>
-          <w:pPr>
-            <w:pStyle w:val="TDC2"/>
-            <w:tabs>
-              <w:tab w:val="right" w:leader="dot" w:pos="9350"/>
-            </w:tabs>
-            <w:rPr>
-              <w:rFonts w:asciiTheme="minorHAnsi" w:hAnsiTheme="minorHAnsi"/>
-              <w:noProof/>
-              <w:color w:val="auto"/>
-              <w:kern w:val="2"/>
-              <w:sz w:val="24"/>
-              <w:szCs w:val="24"/>
-              <w:lang w:eastAsia="es-MX"/>
-              <w14:ligatures w14:val="standardContextual"/>
-            </w:rPr>
-          </w:pPr>
-          <w:hyperlink w:anchor="_Toc221820032" w:history="1">
-            <w:r>
-              <w:rPr>
-                <w:rStyle w:val="Hipervnculo"/>
-                <w:rFonts w:asciiTheme="majorHAnsi" w:eastAsiaTheme="majorEastAsia" w:hAnsiTheme="majorHAnsi" w:cstheme="majorBidi"/>
-                <w:b/>
-                <w:bCs/>
-                <w:noProof/>
-              </w:rPr>
-              <w:t>2.8 Matriz Visual de Riesgos</w:t>
-            </w:r>
-            <w:r>
-              <w:rPr>
-                <w:noProof/>
-                <w:webHidden/>
-              </w:rPr>
-              <w:tab/>
-            </w:r>
-            <w:r>
-              <w:rPr>
-                <w:noProof/>
-                <w:webHidden/>
-              </w:rPr>
-              <w:fldChar w:fldCharType="begin"/>
-            </w:r>
-            <w:r>
-              <w:rPr>
-                <w:noProof/>
-                <w:webHidden/>
-              </w:rPr>
-              <w:instrText xml:space="preserve"> PAGEREF _Toc221820032 \h </w:instrText>
-            </w:r>
-            <w:r>
-              <w:rPr>
-                <w:noProof/>
-                <w:webHidden/>
-              </w:rPr>
-            </w:r>
-            <w:r>
-              <w:rPr>
-                <w:noProof/>
-                <w:webHidden/>
-              </w:rPr>
-              <w:fldChar w:fldCharType="separate"/>
-            </w:r>
-            <w:r>
-              <w:rPr>
-                <w:noProof/>
-                <w:webHidden/>
-              </w:rPr>
-              <w:t>7</w:t>
-            </w:r>
-            <w:r>
-              <w:rPr>
-                <w:noProof/>
-                <w:webHidden/>
-              </w:rPr>
-              <w:fldChar w:fldCharType="end"/>
-            </w:r>
-          </w:hyperlink>
-        </w:p>
-        <w:p>
-          <w:pPr>
-            <w:pStyle w:val="TDC2"/>
-            <w:tabs>
-              <w:tab w:val="right" w:leader="dot" w:pos="9350"/>
-            </w:tabs>
-            <w:rPr>
-              <w:rFonts w:asciiTheme="minorHAnsi" w:hAnsiTheme="minorHAnsi"/>
-              <w:noProof/>
-              <w:color w:val="auto"/>
-              <w:kern w:val="2"/>
-              <w:sz w:val="24"/>
-              <w:szCs w:val="24"/>
-              <w:lang w:eastAsia="es-MX"/>
-              <w14:ligatures w14:val="standardContextual"/>
-            </w:rPr>
-          </w:pPr>
-          <w:hyperlink w:anchor="_Toc221820033" w:history="1">
-            <w:r>
-              <w:rPr>
-                <w:rStyle w:val="Hipervnculo"/>
-                <w:rFonts w:asciiTheme="majorHAnsi" w:eastAsiaTheme="majorEastAsia" w:hAnsiTheme="majorHAnsi" w:cstheme="majorBidi"/>
-                <w:b/>
-                <w:bCs/>
-                <w:noProof/>
-              </w:rPr>
-              <w:t>3. Sección de firmas</w:t>
-            </w:r>
-            <w:r>
-              <w:rPr>
-                <w:noProof/>
-                <w:webHidden/>
-              </w:rPr>
-              <w:tab/>
-            </w:r>
-            <w:r>
-              <w:rPr>
-                <w:noProof/>
-                <w:webHidden/>
-              </w:rPr>
-              <w:fldChar w:fldCharType="begin"/>
-            </w:r>
-            <w:r>
-              <w:rPr>
-                <w:noProof/>
-                <w:webHidden/>
-              </w:rPr>
-              <w:instrText xml:space="preserve"> PAGEREF _Toc221820033 \h </w:instrText>
-            </w:r>
-            <w:r>
-              <w:rPr>
-                <w:noProof/>
-                <w:webHidden/>
-              </w:rPr>
-            </w:r>
-            <w:r>
-              <w:rPr>
-                <w:noProof/>
-                <w:webHidden/>
-              </w:rPr>
-              <w:fldChar w:fldCharType="separate"/>
-            </w:r>
-            <w:r>
-              <w:rPr>
-                <w:noProof/>
-                <w:webHidden/>
-              </w:rPr>
-              <w:t>10</w:t>
-            </w:r>
-            <w:r>
-              <w:rPr>
-                <w:noProof/>
-                <w:webHidden/>
-              </w:rPr>
-              <w:fldChar w:fldCharType="end"/>
-            </w:r>
-          </w:hyperlink>
-        </w:p>
-        <w:p>
-          <w:r>
-            <w:rPr>
-              <w:b/>
-              <w:bCs/>
-            </w:rPr>
-            <w:fldChar w:fldCharType="end"/>
-          </w:r>
-        </w:p>
-      </w:sdtContent>
-    </w:sdt>
     <w:p>
       <w:pPr>
-        <w:keepNext/>
-        <w:keepLines/>
-        <w:spacing w:before="480" w:after="0"/>
-        <w:outlineLvl w:val="0"/>
-        <w:rPr>
-          <w:rFonts w:asciiTheme="majorHAnsi" w:eastAsiaTheme="majorEastAsia" w:hAnsiTheme="majorHAnsi" w:cstheme="majorBidi"/>
-          <w:b/>
-          <w:bCs/>
-          <w:color w:val="365F91" w:themeColor="accent1" w:themeShade="BF"/>
-          <w:sz w:val="28"/>
-          <w:szCs w:val="28"/>
-        </w:rPr>
-      </w:pPr>
-    </w:p>
-    <w:p>
-      <w:pPr>
-        <w:keepNext/>
-        <w:keepLines/>
-        <w:spacing w:before="480" w:after="0"/>
-        <w:outlineLvl w:val="0"/>
-        <w:rPr>
-          <w:rFonts w:asciiTheme="majorHAnsi" w:eastAsiaTheme="majorEastAsia" w:hAnsiTheme="majorHAnsi" w:cstheme="majorBidi"/>
-          <w:b/>
-          <w:bCs/>
-          <w:color w:val="365F91" w:themeColor="accent1" w:themeShade="BF"/>
-          <w:sz w:val="28"/>
-          <w:szCs w:val="28"/>
-        </w:rPr>
-      </w:pPr>
-    </w:p>
-    <w:p>
-      <w:pPr>
-        <w:keepNext/>
-        <w:keepLines/>
-        <w:spacing w:before="480" w:after="0"/>
-        <w:outlineLvl w:val="0"/>
-        <w:rPr>
-          <w:rFonts w:asciiTheme="majorHAnsi" w:eastAsiaTheme="majorEastAsia" w:hAnsiTheme="majorHAnsi" w:cstheme="majorBidi"/>
-          <w:b/>
-          <w:bCs/>
-          <w:color w:val="365F91" w:themeColor="accent1" w:themeShade="BF"/>
-          <w:sz w:val="28"/>
-          <w:szCs w:val="28"/>
-        </w:rPr>
-      </w:pPr>
-      <w:bookmarkStart w:id="0" w:name="_Toc221820019"/>
-      <w:r>
-        <w:rPr>
-          <w:rFonts w:asciiTheme="majorHAnsi" w:eastAsiaTheme="majorEastAsia" w:hAnsiTheme="majorHAnsi" w:cstheme="majorBidi"/>
-          <w:b/>
-          <w:bCs/>
-          <w:color w:val="365F91" w:themeColor="accent1" w:themeShade="BF"/>
-          <w:sz w:val="28"/>
-          <w:szCs w:val="28"/>
-        </w:rPr>
-        <w:t>Diagnóstico del ecosistema de datos</w:t>
-      </w:r>
-      <w:bookmarkEnd w:id="0"/>
+        <w:rPr>
+          <w:rFonts w:asciiTheme="minorHAnsi" w:hAnsiTheme="minorHAnsi"/>
+          <w:color w:val="auto"/>
+        </w:rPr>
+      </w:pPr>
     </w:p>
     <w:p>
       <w:pPr>
@@ -2535,7 +1252,8 @@
           <w:szCs w:val="26"/>
         </w:rPr>
       </w:pPr>
-      <w:bookmarkStart w:id="1" w:name="_Toc221820020"/>
+      <w:bookmarkStart w:id="0" w:name="_Toc217296775"/>
+      <w:bookmarkStart w:id="1" w:name="_Toc219739752"/>
       <w:r>
         <w:rPr>
           <w:rFonts w:asciiTheme="majorHAnsi" w:eastAsiaTheme="majorEastAsia" w:hAnsiTheme="majorHAnsi" w:cstheme="majorBidi"/>
@@ -2545,4279 +1263,10 @@
           <w:sz w:val="26"/>
           <w:szCs w:val="26"/>
         </w:rPr>
-        <w:t>1. Resumen Ejecutivo</w:t>
+        <w:t>8. Sección de firmas</w:t>
       </w:r>
+      <w:bookmarkEnd w:id="0"/>
       <w:bookmarkEnd w:id="1"/>
-    </w:p>
-    <w:p>
-      <w:pPr>
-        <w:rPr>
-          <w:rFonts w:asciiTheme="minorHAnsi" w:hAnsiTheme="minorHAnsi"/>
-          <w:color w:val="auto"/>
-        </w:rPr>
-      </w:pPr>
-    </w:p>
-    <w:p>
-      <w:pPr>
-        <w:jc w:val="both"/>
-        <w:rPr>
-          <w:rFonts w:asciiTheme="minorHAnsi" w:hAnsiTheme="minorHAnsi"/>
-          <w:color w:val="auto"/>
-        </w:rPr>
-      </w:pPr>
-      <w:r>
-        <w:rPr>
-          <w:rFonts w:asciiTheme="minorHAnsi" w:hAnsiTheme="minorHAnsi"/>
-          <w:color w:val="auto"/>
-        </w:rPr>
-        <w:t xml:space="preserve">Durante enero 2026 se realizó un análisis preliminar para definir las actividades necesarias que permitan llevar a cabo el diagnóstico del ecosistema de datos institucional. </w:t>
-      </w:r>
-    </w:p>
-    <w:p>
-      <w:pPr>
-        <w:jc w:val="both"/>
-        <w:rPr>
-          <w:rFonts w:asciiTheme="minorHAnsi" w:hAnsiTheme="minorHAnsi"/>
-          <w:color w:val="auto"/>
-        </w:rPr>
-      </w:pPr>
-      <w:r>
-        <w:rPr>
-          <w:rFonts w:asciiTheme="minorHAnsi" w:hAnsiTheme="minorHAnsi"/>
-          <w:color w:val="auto"/>
-        </w:rPr>
-        <w:t>Se plante</w:t>
-      </w:r>
-      <w:r>
-        <w:rPr>
-          <w:rFonts w:asciiTheme="minorHAnsi" w:hAnsiTheme="minorHAnsi"/>
-          <w:color w:val="auto"/>
-        </w:rPr>
-        <w:t>an</w:t>
-      </w:r>
-      <w:r>
-        <w:rPr>
-          <w:rFonts w:asciiTheme="minorHAnsi" w:hAnsiTheme="minorHAnsi"/>
-          <w:color w:val="auto"/>
-        </w:rPr>
-        <w:t xml:space="preserve"> propuestas para identificar fuentes de datos, estimar calidad y volumen, detectar posibles riesgos y establecer acciones prioritarias. </w:t>
-      </w:r>
-    </w:p>
-    <w:p>
-      <w:pPr>
-        <w:jc w:val="both"/>
-        <w:rPr>
-          <w:rFonts w:asciiTheme="minorHAnsi" w:hAnsiTheme="minorHAnsi"/>
-          <w:color w:val="auto"/>
-        </w:rPr>
-      </w:pPr>
-      <w:r>
-        <w:rPr>
-          <w:rFonts w:asciiTheme="minorHAnsi" w:hAnsiTheme="minorHAnsi"/>
-          <w:color w:val="auto"/>
-        </w:rPr>
-        <w:t xml:space="preserve">Todas las cifras y riesgos mencionados son ejemplos o estimaciones para orientar el diagnóstico futuro. </w:t>
-      </w:r>
-    </w:p>
-    <w:p>
-      <w:pPr>
-        <w:rPr>
-          <w:rFonts w:asciiTheme="minorHAnsi" w:hAnsiTheme="minorHAnsi"/>
-          <w:color w:val="auto"/>
-        </w:rPr>
-      </w:pPr>
-    </w:p>
-    <w:p>
-      <w:pPr>
-        <w:keepNext/>
-        <w:keepLines/>
-        <w:spacing w:before="200" w:after="0"/>
-        <w:outlineLvl w:val="1"/>
-        <w:rPr>
-          <w:rFonts w:asciiTheme="majorHAnsi" w:eastAsiaTheme="majorEastAsia" w:hAnsiTheme="majorHAnsi" w:cstheme="majorBidi"/>
-          <w:b/>
-          <w:bCs/>
-          <w:color w:val="4F81BD" w:themeColor="accent1"/>
-          <w:sz w:val="26"/>
-          <w:szCs w:val="26"/>
-        </w:rPr>
-      </w:pPr>
-      <w:bookmarkStart w:id="2" w:name="_Toc221820021"/>
-      <w:r>
-        <w:rPr>
-          <w:rFonts w:asciiTheme="majorHAnsi" w:eastAsiaTheme="majorEastAsia" w:hAnsiTheme="majorHAnsi" w:cstheme="majorBidi"/>
-          <w:b/>
-          <w:bCs/>
-          <w:color w:val="4F81BD" w:themeColor="accent1"/>
-          <w:sz w:val="26"/>
-          <w:szCs w:val="26"/>
-        </w:rPr>
-        <w:t>2. Actividades Realizadas</w:t>
-      </w:r>
-      <w:bookmarkEnd w:id="2"/>
-    </w:p>
-    <w:p>
-      <w:pPr>
-        <w:keepNext/>
-        <w:keepLines/>
-        <w:spacing w:before="200" w:after="0"/>
-        <w:outlineLvl w:val="1"/>
-        <w:rPr>
-          <w:rFonts w:asciiTheme="majorHAnsi" w:eastAsiaTheme="majorEastAsia" w:hAnsiTheme="majorHAnsi" w:cstheme="majorBidi"/>
-          <w:b/>
-          <w:bCs/>
-          <w:color w:val="4F81BD" w:themeColor="accent1"/>
-          <w:sz w:val="26"/>
-          <w:szCs w:val="26"/>
-        </w:rPr>
-      </w:pPr>
-      <w:bookmarkStart w:id="3" w:name="_Toc221820022"/>
-      <w:r>
-        <w:rPr>
-          <w:rFonts w:asciiTheme="majorHAnsi" w:eastAsiaTheme="majorEastAsia" w:hAnsiTheme="majorHAnsi" w:cstheme="majorBidi"/>
-          <w:b/>
-          <w:bCs/>
-          <w:color w:val="4F81BD" w:themeColor="accent1"/>
-          <w:sz w:val="26"/>
-          <w:szCs w:val="26"/>
-        </w:rPr>
-        <w:t>2.1 Matriz de Inventario de Fuentes de Datos</w:t>
-      </w:r>
-      <w:bookmarkEnd w:id="3"/>
-    </w:p>
-    <w:p>
-      <w:pPr>
-        <w:rPr>
-          <w:rFonts w:asciiTheme="minorHAnsi" w:hAnsiTheme="minorHAnsi"/>
-          <w:color w:val="auto"/>
-        </w:rPr>
-      </w:pPr>
-    </w:p>
-    <w:p>
-      <w:pPr>
-        <w:rPr>
-          <w:rFonts w:asciiTheme="minorHAnsi" w:hAnsiTheme="minorHAnsi"/>
-          <w:color w:val="auto"/>
-        </w:rPr>
-      </w:pPr>
-      <w:r>
-        <w:rPr>
-          <w:rFonts w:asciiTheme="minorHAnsi" w:hAnsiTheme="minorHAnsi"/>
-          <w:color w:val="auto"/>
-        </w:rPr>
-        <w:t>Esta tabla muestra las principales fuentes de datos institucionales, el área responsable, el sistema de origen, la periodicidad de actualización, el nivel de calidad, los riesgos identificados y las acciones recomendadas para cada fuente.</w:t>
-      </w:r>
-    </w:p>
-    <w:p>
-      <w:pPr>
-        <w:rPr>
-          <w:rFonts w:asciiTheme="minorHAnsi" w:hAnsiTheme="minorHAnsi"/>
-          <w:color w:val="auto"/>
-        </w:rPr>
-      </w:pPr>
-    </w:p>
-    <w:tbl>
-      <w:tblPr>
-        <w:tblStyle w:val="Tablaconcuadrcula"/>
-        <w:tblW w:w="0" w:type="auto"/>
-        <w:tblLook w:val="04A0" w:firstRow="1" w:lastRow="0" w:firstColumn="1" w:lastColumn="0" w:noHBand="0" w:noVBand="1"/>
-      </w:tblPr>
-      <w:tblGrid>
-        <w:gridCol w:w="1056"/>
-        <w:gridCol w:w="1235"/>
-        <w:gridCol w:w="961"/>
-        <w:gridCol w:w="1182"/>
-        <w:gridCol w:w="2340"/>
-        <w:gridCol w:w="1207"/>
-        <w:gridCol w:w="1369"/>
-      </w:tblGrid>
-      <w:tr>
-        <w:tc>
-          <w:tcPr>
-            <w:tcW w:w="1413" w:type="dxa"/>
-            <w:vAlign w:val="center"/>
-          </w:tcPr>
-          <w:p>
-            <w:pPr>
-              <w:rPr>
-                <w:rFonts w:asciiTheme="minorHAnsi" w:hAnsiTheme="minorHAnsi"/>
-                <w:color w:val="auto"/>
-              </w:rPr>
-            </w:pPr>
-            <w:r>
-              <w:rPr>
-                <w:rFonts w:asciiTheme="minorHAnsi" w:hAnsiTheme="minorHAnsi"/>
-                <w:color w:val="auto"/>
-              </w:rPr>
-              <w:t>Fuente de Datos</w:t>
-            </w:r>
-          </w:p>
-        </w:tc>
-        <w:tc>
-          <w:tcPr>
-            <w:tcW w:w="878" w:type="dxa"/>
-            <w:vAlign w:val="center"/>
-          </w:tcPr>
-          <w:p>
-            <w:pPr>
-              <w:rPr>
-                <w:rFonts w:asciiTheme="minorHAnsi" w:hAnsiTheme="minorHAnsi"/>
-                <w:color w:val="auto"/>
-              </w:rPr>
-            </w:pPr>
-            <w:r>
-              <w:rPr>
-                <w:rFonts w:asciiTheme="minorHAnsi" w:hAnsiTheme="minorHAnsi"/>
-                <w:color w:val="auto"/>
-              </w:rPr>
-              <w:t>Responsable</w:t>
-            </w:r>
-          </w:p>
-        </w:tc>
-        <w:tc>
-          <w:tcPr>
-            <w:tcW w:w="961" w:type="dxa"/>
-            <w:vAlign w:val="center"/>
-          </w:tcPr>
-          <w:p>
-            <w:pPr>
-              <w:rPr>
-                <w:rFonts w:asciiTheme="minorHAnsi" w:hAnsiTheme="minorHAnsi"/>
-                <w:color w:val="auto"/>
-              </w:rPr>
-            </w:pPr>
-            <w:r>
-              <w:rPr>
-                <w:rFonts w:asciiTheme="minorHAnsi" w:hAnsiTheme="minorHAnsi"/>
-                <w:color w:val="auto"/>
-              </w:rPr>
-              <w:t>Sistema Origen</w:t>
-            </w:r>
-          </w:p>
-        </w:tc>
-        <w:tc>
-          <w:tcPr>
-            <w:tcW w:w="1182" w:type="dxa"/>
-            <w:vAlign w:val="center"/>
-          </w:tcPr>
-          <w:p>
-            <w:pPr>
-              <w:rPr>
-                <w:rFonts w:asciiTheme="minorHAnsi" w:hAnsiTheme="minorHAnsi"/>
-                <w:color w:val="auto"/>
-              </w:rPr>
-            </w:pPr>
-            <w:r>
-              <w:rPr>
-                <w:rFonts w:asciiTheme="minorHAnsi" w:hAnsiTheme="minorHAnsi"/>
-                <w:color w:val="auto"/>
-              </w:rPr>
-              <w:t>Periodicidad</w:t>
-            </w:r>
-          </w:p>
-        </w:tc>
-        <w:tc>
-          <w:tcPr>
-            <w:tcW w:w="2340" w:type="dxa"/>
-            <w:vAlign w:val="center"/>
-          </w:tcPr>
-          <w:p>
-            <w:pPr>
-              <w:rPr>
-                <w:rFonts w:asciiTheme="minorHAnsi" w:hAnsiTheme="minorHAnsi"/>
-                <w:color w:val="auto"/>
-              </w:rPr>
-            </w:pPr>
-            <w:r>
-              <w:rPr>
-                <w:rFonts w:asciiTheme="minorHAnsi" w:hAnsiTheme="minorHAnsi"/>
-                <w:color w:val="auto"/>
-              </w:rPr>
-              <w:t>Calidad (Completitud/Consistencia)</w:t>
-            </w:r>
-          </w:p>
-        </w:tc>
-        <w:tc>
-          <w:tcPr>
-            <w:tcW w:w="1207" w:type="dxa"/>
-            <w:vAlign w:val="center"/>
-          </w:tcPr>
-          <w:p>
-            <w:pPr>
-              <w:rPr>
-                <w:rFonts w:asciiTheme="minorHAnsi" w:hAnsiTheme="minorHAnsi"/>
-                <w:color w:val="auto"/>
-              </w:rPr>
-            </w:pPr>
-            <w:r>
-              <w:rPr>
-                <w:rFonts w:asciiTheme="minorHAnsi" w:hAnsiTheme="minorHAnsi"/>
-                <w:color w:val="auto"/>
-              </w:rPr>
-              <w:t>Riesgos Identificados</w:t>
-            </w:r>
-          </w:p>
-        </w:tc>
-        <w:tc>
-          <w:tcPr>
-            <w:tcW w:w="1369" w:type="dxa"/>
-            <w:vAlign w:val="center"/>
-          </w:tcPr>
-          <w:p>
-            <w:pPr>
-              <w:rPr>
-                <w:rFonts w:asciiTheme="minorHAnsi" w:hAnsiTheme="minorHAnsi"/>
-                <w:color w:val="auto"/>
-              </w:rPr>
-            </w:pPr>
-            <w:r>
-              <w:rPr>
-                <w:rFonts w:asciiTheme="minorHAnsi" w:hAnsiTheme="minorHAnsi"/>
-                <w:color w:val="auto"/>
-              </w:rPr>
-              <w:t>Acciones Recomendadas</w:t>
-            </w:r>
-          </w:p>
-        </w:tc>
-      </w:tr>
-      <w:tr>
-        <w:tc>
-          <w:tcPr>
-            <w:tcW w:w="1413" w:type="dxa"/>
-            <w:vAlign w:val="center"/>
-          </w:tcPr>
-          <w:p>
-            <w:pPr>
-              <w:rPr>
-                <w:rFonts w:asciiTheme="minorHAnsi" w:hAnsiTheme="minorHAnsi"/>
-                <w:color w:val="auto"/>
-              </w:rPr>
-            </w:pPr>
-            <w:r>
-              <w:rPr>
-                <w:rFonts w:asciiTheme="minorHAnsi" w:hAnsiTheme="minorHAnsi"/>
-                <w:color w:val="auto"/>
-              </w:rPr>
-              <w:t>Base de Datos de Alumnos</w:t>
-            </w:r>
-          </w:p>
-        </w:tc>
-        <w:tc>
-          <w:tcPr>
-            <w:tcW w:w="878" w:type="dxa"/>
-            <w:vAlign w:val="center"/>
-          </w:tcPr>
-          <w:p>
-            <w:pPr>
-              <w:rPr>
-                <w:rFonts w:asciiTheme="minorHAnsi" w:hAnsiTheme="minorHAnsi"/>
-                <w:color w:val="auto"/>
-              </w:rPr>
-            </w:pPr>
-            <w:r>
-              <w:rPr>
-                <w:rFonts w:asciiTheme="minorHAnsi" w:hAnsiTheme="minorHAnsi"/>
-                <w:color w:val="auto"/>
-              </w:rPr>
-              <w:t>Servicios Escolares</w:t>
-            </w:r>
-          </w:p>
-        </w:tc>
-        <w:tc>
-          <w:tcPr>
-            <w:tcW w:w="961" w:type="dxa"/>
-            <w:vAlign w:val="center"/>
-          </w:tcPr>
-          <w:p>
-            <w:pPr>
-              <w:rPr>
-                <w:rFonts w:asciiTheme="minorHAnsi" w:hAnsiTheme="minorHAnsi"/>
-                <w:color w:val="auto"/>
-              </w:rPr>
-            </w:pPr>
-            <w:r>
-              <w:rPr>
-                <w:rFonts w:asciiTheme="minorHAnsi" w:hAnsiTheme="minorHAnsi"/>
-                <w:color w:val="auto"/>
-              </w:rPr>
-              <w:t>SIGA</w:t>
-            </w:r>
-          </w:p>
-        </w:tc>
-        <w:tc>
-          <w:tcPr>
-            <w:tcW w:w="1182" w:type="dxa"/>
-            <w:vAlign w:val="center"/>
-          </w:tcPr>
-          <w:p>
-            <w:pPr>
-              <w:rPr>
-                <w:rFonts w:asciiTheme="minorHAnsi" w:hAnsiTheme="minorHAnsi"/>
-                <w:color w:val="auto"/>
-              </w:rPr>
-            </w:pPr>
-            <w:r>
-              <w:rPr>
-                <w:rFonts w:asciiTheme="minorHAnsi" w:hAnsiTheme="minorHAnsi"/>
-                <w:color w:val="auto"/>
-              </w:rPr>
-              <w:t>Diaria</w:t>
-            </w:r>
-          </w:p>
-        </w:tc>
-        <w:tc>
-          <w:tcPr>
-            <w:tcW w:w="2340" w:type="dxa"/>
-            <w:vAlign w:val="center"/>
-          </w:tcPr>
-          <w:p>
-            <w:pPr>
-              <w:rPr>
-                <w:rFonts w:asciiTheme="minorHAnsi" w:hAnsiTheme="minorHAnsi"/>
-                <w:color w:val="auto"/>
-              </w:rPr>
-            </w:pPr>
-            <w:r>
-              <w:rPr>
-                <w:rFonts w:asciiTheme="minorHAnsi" w:hAnsiTheme="minorHAnsi"/>
-                <w:color w:val="auto"/>
-              </w:rPr>
-              <w:t>Alta / Media</w:t>
-            </w:r>
-          </w:p>
-        </w:tc>
-        <w:tc>
-          <w:tcPr>
-            <w:tcW w:w="1207" w:type="dxa"/>
-            <w:vAlign w:val="center"/>
-          </w:tcPr>
-          <w:p>
-            <w:pPr>
-              <w:rPr>
-                <w:rFonts w:asciiTheme="minorHAnsi" w:hAnsiTheme="minorHAnsi"/>
-                <w:color w:val="auto"/>
-              </w:rPr>
-            </w:pPr>
-            <w:r>
-              <w:rPr>
-                <w:rFonts w:asciiTheme="minorHAnsi" w:hAnsiTheme="minorHAnsi"/>
-                <w:color w:val="auto"/>
-              </w:rPr>
-              <w:t>Falta de datos de contacto</w:t>
-            </w:r>
-          </w:p>
-        </w:tc>
-        <w:tc>
-          <w:tcPr>
-            <w:tcW w:w="1369" w:type="dxa"/>
-            <w:vAlign w:val="center"/>
-          </w:tcPr>
-          <w:p>
-            <w:pPr>
-              <w:rPr>
-                <w:rFonts w:asciiTheme="minorHAnsi" w:hAnsiTheme="minorHAnsi"/>
-                <w:color w:val="auto"/>
-              </w:rPr>
-            </w:pPr>
-            <w:r>
-              <w:rPr>
-                <w:rFonts w:asciiTheme="minorHAnsi" w:hAnsiTheme="minorHAnsi"/>
-                <w:color w:val="auto"/>
-              </w:rPr>
-              <w:t>Validar y depurar registros</w:t>
-            </w:r>
-          </w:p>
-        </w:tc>
-      </w:tr>
-      <w:tr>
-        <w:tc>
-          <w:tcPr>
-            <w:tcW w:w="1413" w:type="dxa"/>
-            <w:vAlign w:val="center"/>
-          </w:tcPr>
-          <w:p>
-            <w:pPr>
-              <w:rPr>
-                <w:rFonts w:asciiTheme="minorHAnsi" w:hAnsiTheme="minorHAnsi"/>
-                <w:color w:val="auto"/>
-              </w:rPr>
-            </w:pPr>
-            <w:r>
-              <w:rPr>
-                <w:rFonts w:asciiTheme="minorHAnsi" w:hAnsiTheme="minorHAnsi"/>
-                <w:color w:val="auto"/>
-              </w:rPr>
-              <w:lastRenderedPageBreak/>
-              <w:t>Sistema de Recursos Humanos</w:t>
-            </w:r>
-          </w:p>
-        </w:tc>
-        <w:tc>
-          <w:tcPr>
-            <w:tcW w:w="878" w:type="dxa"/>
-            <w:vAlign w:val="center"/>
-          </w:tcPr>
-          <w:p>
-            <w:pPr>
-              <w:rPr>
-                <w:rFonts w:asciiTheme="minorHAnsi" w:hAnsiTheme="minorHAnsi"/>
-                <w:color w:val="auto"/>
-              </w:rPr>
-            </w:pPr>
-            <w:r>
-              <w:rPr>
-                <w:rFonts w:asciiTheme="minorHAnsi" w:hAnsiTheme="minorHAnsi"/>
-                <w:color w:val="auto"/>
-              </w:rPr>
-              <w:t>Dirección de Recursos Humanos</w:t>
-            </w:r>
-          </w:p>
-        </w:tc>
-        <w:tc>
-          <w:tcPr>
-            <w:tcW w:w="961" w:type="dxa"/>
-            <w:vAlign w:val="center"/>
-          </w:tcPr>
-          <w:p>
-            <w:pPr>
-              <w:rPr>
-                <w:rFonts w:asciiTheme="minorHAnsi" w:hAnsiTheme="minorHAnsi"/>
-                <w:color w:val="auto"/>
-              </w:rPr>
-            </w:pPr>
-            <w:r>
-              <w:rPr>
-                <w:rFonts w:asciiTheme="minorHAnsi" w:hAnsiTheme="minorHAnsi"/>
-                <w:color w:val="auto"/>
-              </w:rPr>
-              <w:t>RH-Plus</w:t>
-            </w:r>
-          </w:p>
-        </w:tc>
-        <w:tc>
-          <w:tcPr>
-            <w:tcW w:w="1182" w:type="dxa"/>
-            <w:vAlign w:val="center"/>
-          </w:tcPr>
-          <w:p>
-            <w:pPr>
-              <w:rPr>
-                <w:rFonts w:asciiTheme="minorHAnsi" w:hAnsiTheme="minorHAnsi"/>
-                <w:color w:val="auto"/>
-              </w:rPr>
-            </w:pPr>
-            <w:r>
-              <w:rPr>
-                <w:rFonts w:asciiTheme="minorHAnsi" w:hAnsiTheme="minorHAnsi"/>
-                <w:color w:val="auto"/>
-              </w:rPr>
-              <w:t>Diaria</w:t>
-            </w:r>
-          </w:p>
-        </w:tc>
-        <w:tc>
-          <w:tcPr>
-            <w:tcW w:w="2340" w:type="dxa"/>
-            <w:vAlign w:val="center"/>
-          </w:tcPr>
-          <w:p>
-            <w:pPr>
-              <w:rPr>
-                <w:rFonts w:asciiTheme="minorHAnsi" w:hAnsiTheme="minorHAnsi"/>
-                <w:color w:val="auto"/>
-              </w:rPr>
-            </w:pPr>
-            <w:r>
-              <w:rPr>
-                <w:rFonts w:asciiTheme="minorHAnsi" w:hAnsiTheme="minorHAnsi"/>
-                <w:color w:val="auto"/>
-              </w:rPr>
-              <w:t>Media / Alta</w:t>
-            </w:r>
-          </w:p>
-        </w:tc>
-        <w:tc>
-          <w:tcPr>
-            <w:tcW w:w="1207" w:type="dxa"/>
-            <w:vAlign w:val="center"/>
-          </w:tcPr>
-          <w:p>
-            <w:pPr>
-              <w:rPr>
-                <w:rFonts w:asciiTheme="minorHAnsi" w:hAnsiTheme="minorHAnsi"/>
-                <w:color w:val="auto"/>
-              </w:rPr>
-            </w:pPr>
-            <w:r>
-              <w:rPr>
-                <w:rFonts w:asciiTheme="minorHAnsi" w:hAnsiTheme="minorHAnsi"/>
-                <w:color w:val="auto"/>
-              </w:rPr>
-              <w:t>Campos incompletos</w:t>
-            </w:r>
-          </w:p>
-        </w:tc>
-        <w:tc>
-          <w:tcPr>
-            <w:tcW w:w="1369" w:type="dxa"/>
-            <w:vAlign w:val="center"/>
-          </w:tcPr>
-          <w:p>
-            <w:pPr>
-              <w:rPr>
-                <w:rFonts w:asciiTheme="minorHAnsi" w:hAnsiTheme="minorHAnsi"/>
-                <w:color w:val="auto"/>
-              </w:rPr>
-            </w:pPr>
-            <w:r>
-              <w:rPr>
-                <w:rFonts w:asciiTheme="minorHAnsi" w:hAnsiTheme="minorHAnsi"/>
-                <w:color w:val="auto"/>
-              </w:rPr>
-              <w:t>Actualizar información</w:t>
-            </w:r>
-          </w:p>
-        </w:tc>
-      </w:tr>
-      <w:tr>
-        <w:tc>
-          <w:tcPr>
-            <w:tcW w:w="1413" w:type="dxa"/>
-            <w:vAlign w:val="center"/>
-          </w:tcPr>
-          <w:p>
-            <w:pPr>
-              <w:rPr>
-                <w:rFonts w:asciiTheme="minorHAnsi" w:hAnsiTheme="minorHAnsi"/>
-                <w:color w:val="auto"/>
-              </w:rPr>
-            </w:pPr>
-            <w:r>
-              <w:rPr>
-                <w:rFonts w:asciiTheme="minorHAnsi" w:hAnsiTheme="minorHAnsi"/>
-                <w:color w:val="auto"/>
-              </w:rPr>
-              <w:t>Plataforma Evaluación Docente</w:t>
-            </w:r>
-          </w:p>
-        </w:tc>
-        <w:tc>
-          <w:tcPr>
-            <w:tcW w:w="878" w:type="dxa"/>
-            <w:vAlign w:val="center"/>
-          </w:tcPr>
-          <w:p>
-            <w:pPr>
-              <w:rPr>
-                <w:rFonts w:asciiTheme="minorHAnsi" w:hAnsiTheme="minorHAnsi"/>
-                <w:color w:val="auto"/>
-              </w:rPr>
-            </w:pPr>
-            <w:r>
-              <w:rPr>
-                <w:rFonts w:asciiTheme="minorHAnsi" w:hAnsiTheme="minorHAnsi"/>
-                <w:color w:val="auto"/>
-              </w:rPr>
-              <w:t>Coordinación Académica</w:t>
-            </w:r>
-          </w:p>
-        </w:tc>
-        <w:tc>
-          <w:tcPr>
-            <w:tcW w:w="961" w:type="dxa"/>
-            <w:vAlign w:val="center"/>
-          </w:tcPr>
-          <w:p>
-            <w:pPr>
-              <w:rPr>
-                <w:rFonts w:asciiTheme="minorHAnsi" w:hAnsiTheme="minorHAnsi"/>
-                <w:color w:val="auto"/>
-              </w:rPr>
-            </w:pPr>
-            <w:r>
-              <w:rPr>
-                <w:rFonts w:asciiTheme="minorHAnsi" w:hAnsiTheme="minorHAnsi"/>
-                <w:color w:val="auto"/>
-              </w:rPr>
-              <w:t>EvalDoc</w:t>
-            </w:r>
-          </w:p>
-        </w:tc>
-        <w:tc>
-          <w:tcPr>
-            <w:tcW w:w="1182" w:type="dxa"/>
-            <w:vAlign w:val="center"/>
-          </w:tcPr>
-          <w:p>
-            <w:pPr>
-              <w:rPr>
-                <w:rFonts w:asciiTheme="minorHAnsi" w:hAnsiTheme="minorHAnsi"/>
-                <w:color w:val="auto"/>
-              </w:rPr>
-            </w:pPr>
-            <w:r>
-              <w:rPr>
-                <w:rFonts w:asciiTheme="minorHAnsi" w:hAnsiTheme="minorHAnsi"/>
-                <w:color w:val="auto"/>
-              </w:rPr>
-              <w:t>Semestral</w:t>
-            </w:r>
-          </w:p>
-        </w:tc>
-        <w:tc>
-          <w:tcPr>
-            <w:tcW w:w="2340" w:type="dxa"/>
-            <w:vAlign w:val="center"/>
-          </w:tcPr>
-          <w:p>
-            <w:pPr>
-              <w:rPr>
-                <w:rFonts w:asciiTheme="minorHAnsi" w:hAnsiTheme="minorHAnsi"/>
-                <w:color w:val="auto"/>
-              </w:rPr>
-            </w:pPr>
-            <w:r>
-              <w:rPr>
-                <w:rFonts w:asciiTheme="minorHAnsi" w:hAnsiTheme="minorHAnsi"/>
-                <w:color w:val="auto"/>
-              </w:rPr>
-              <w:t>Media / Baja</w:t>
-            </w:r>
-          </w:p>
-        </w:tc>
-        <w:tc>
-          <w:tcPr>
-            <w:tcW w:w="1207" w:type="dxa"/>
-            <w:vAlign w:val="center"/>
-          </w:tcPr>
-          <w:p>
-            <w:pPr>
-              <w:rPr>
-                <w:rFonts w:asciiTheme="minorHAnsi" w:hAnsiTheme="minorHAnsi"/>
-                <w:color w:val="auto"/>
-              </w:rPr>
-            </w:pPr>
-            <w:r>
-              <w:rPr>
-                <w:rFonts w:asciiTheme="minorHAnsi" w:hAnsiTheme="minorHAnsi"/>
-                <w:color w:val="auto"/>
-              </w:rPr>
-              <w:t>Duplicidad de registros</w:t>
-            </w:r>
-          </w:p>
-        </w:tc>
-        <w:tc>
-          <w:tcPr>
-            <w:tcW w:w="1369" w:type="dxa"/>
-            <w:vAlign w:val="center"/>
-          </w:tcPr>
-          <w:p>
-            <w:pPr>
-              <w:rPr>
-                <w:rFonts w:asciiTheme="minorHAnsi" w:hAnsiTheme="minorHAnsi"/>
-                <w:color w:val="auto"/>
-              </w:rPr>
-            </w:pPr>
-            <w:r>
-              <w:rPr>
-                <w:rFonts w:asciiTheme="minorHAnsi" w:hAnsiTheme="minorHAnsi"/>
-                <w:color w:val="auto"/>
-              </w:rPr>
-              <w:t>Depuración y control de acceso</w:t>
-            </w:r>
-          </w:p>
-        </w:tc>
-      </w:tr>
-      <w:tr>
-        <w:tc>
-          <w:tcPr>
-            <w:tcW w:w="1413" w:type="dxa"/>
-            <w:vAlign w:val="center"/>
-          </w:tcPr>
-          <w:p>
-            <w:pPr>
-              <w:rPr>
-                <w:rFonts w:asciiTheme="minorHAnsi" w:hAnsiTheme="minorHAnsi"/>
-                <w:color w:val="auto"/>
-              </w:rPr>
-            </w:pPr>
-            <w:r>
-              <w:rPr>
-                <w:rFonts w:asciiTheme="minorHAnsi" w:hAnsiTheme="minorHAnsi"/>
-                <w:color w:val="auto"/>
-              </w:rPr>
-              <w:t>Sistema de Bibliotecas</w:t>
-            </w:r>
-          </w:p>
-        </w:tc>
-        <w:tc>
-          <w:tcPr>
-            <w:tcW w:w="878" w:type="dxa"/>
-            <w:vAlign w:val="center"/>
-          </w:tcPr>
-          <w:p>
-            <w:pPr>
-              <w:rPr>
-                <w:rFonts w:asciiTheme="minorHAnsi" w:hAnsiTheme="minorHAnsi"/>
-                <w:color w:val="auto"/>
-              </w:rPr>
-            </w:pPr>
-            <w:r>
-              <w:rPr>
-                <w:rFonts w:asciiTheme="minorHAnsi" w:hAnsiTheme="minorHAnsi"/>
-                <w:color w:val="auto"/>
-              </w:rPr>
-              <w:t>Biblioteca Central</w:t>
-            </w:r>
-          </w:p>
-        </w:tc>
-        <w:tc>
-          <w:tcPr>
-            <w:tcW w:w="961" w:type="dxa"/>
-            <w:vAlign w:val="center"/>
-          </w:tcPr>
-          <w:p>
-            <w:pPr>
-              <w:rPr>
-                <w:rFonts w:asciiTheme="minorHAnsi" w:hAnsiTheme="minorHAnsi"/>
-                <w:color w:val="auto"/>
-              </w:rPr>
-            </w:pPr>
-            <w:r>
-              <w:rPr>
-                <w:rFonts w:asciiTheme="minorHAnsi" w:hAnsiTheme="minorHAnsi"/>
-                <w:color w:val="auto"/>
-              </w:rPr>
-              <w:t>BiblioSoft</w:t>
-            </w:r>
-          </w:p>
-        </w:tc>
-        <w:tc>
-          <w:tcPr>
-            <w:tcW w:w="1182" w:type="dxa"/>
-            <w:vAlign w:val="center"/>
-          </w:tcPr>
-          <w:p>
-            <w:pPr>
-              <w:rPr>
-                <w:rFonts w:asciiTheme="minorHAnsi" w:hAnsiTheme="minorHAnsi"/>
-                <w:color w:val="auto"/>
-              </w:rPr>
-            </w:pPr>
-            <w:r>
-              <w:rPr>
-                <w:rFonts w:asciiTheme="minorHAnsi" w:hAnsiTheme="minorHAnsi"/>
-                <w:color w:val="auto"/>
-              </w:rPr>
-              <w:t>Semanal</w:t>
-            </w:r>
-          </w:p>
-        </w:tc>
-        <w:tc>
-          <w:tcPr>
-            <w:tcW w:w="2340" w:type="dxa"/>
-            <w:vAlign w:val="center"/>
-          </w:tcPr>
-          <w:p>
-            <w:pPr>
-              <w:rPr>
-                <w:rFonts w:asciiTheme="minorHAnsi" w:hAnsiTheme="minorHAnsi"/>
-                <w:color w:val="auto"/>
-              </w:rPr>
-            </w:pPr>
-            <w:r>
-              <w:rPr>
-                <w:rFonts w:asciiTheme="minorHAnsi" w:hAnsiTheme="minorHAnsi"/>
-                <w:color w:val="auto"/>
-              </w:rPr>
-              <w:t>Alta / Alta</w:t>
-            </w:r>
-          </w:p>
-        </w:tc>
-        <w:tc>
-          <w:tcPr>
-            <w:tcW w:w="1207" w:type="dxa"/>
-            <w:vAlign w:val="center"/>
-          </w:tcPr>
-          <w:p>
-            <w:pPr>
-              <w:rPr>
-                <w:rFonts w:asciiTheme="minorHAnsi" w:hAnsiTheme="minorHAnsi"/>
-                <w:color w:val="auto"/>
-              </w:rPr>
-            </w:pPr>
-            <w:r>
-              <w:rPr>
-                <w:rFonts w:asciiTheme="minorHAnsi" w:hAnsiTheme="minorHAnsi"/>
-                <w:color w:val="auto"/>
-              </w:rPr>
-              <w:t>Falta de respaldo</w:t>
-            </w:r>
-          </w:p>
-        </w:tc>
-        <w:tc>
-          <w:tcPr>
-            <w:tcW w:w="1369" w:type="dxa"/>
-            <w:vAlign w:val="center"/>
-          </w:tcPr>
-          <w:p>
-            <w:pPr>
-              <w:rPr>
-                <w:rFonts w:asciiTheme="minorHAnsi" w:hAnsiTheme="minorHAnsi"/>
-                <w:color w:val="auto"/>
-              </w:rPr>
-            </w:pPr>
-            <w:r>
-              <w:rPr>
-                <w:rFonts w:asciiTheme="minorHAnsi" w:hAnsiTheme="minorHAnsi"/>
-                <w:color w:val="auto"/>
-              </w:rPr>
-              <w:t>Implementar respaldo periódico</w:t>
-            </w:r>
-          </w:p>
-        </w:tc>
-      </w:tr>
-    </w:tbl>
-    <w:p>
-      <w:pPr>
-        <w:rPr>
-          <w:rFonts w:asciiTheme="minorHAnsi" w:hAnsiTheme="minorHAnsi"/>
-          <w:color w:val="auto"/>
-        </w:rPr>
-      </w:pPr>
-    </w:p>
-    <w:p>
-      <w:pPr>
-        <w:keepNext/>
-        <w:keepLines/>
-        <w:spacing w:before="200" w:after="0"/>
-        <w:outlineLvl w:val="1"/>
-        <w:rPr>
-          <w:rFonts w:asciiTheme="majorHAnsi" w:eastAsiaTheme="majorEastAsia" w:hAnsiTheme="majorHAnsi" w:cstheme="majorBidi"/>
-          <w:b/>
-          <w:bCs/>
-          <w:color w:val="4F81BD" w:themeColor="accent1"/>
-          <w:sz w:val="26"/>
-          <w:szCs w:val="26"/>
-        </w:rPr>
-      </w:pPr>
-      <w:bookmarkStart w:id="4" w:name="_Toc221820023"/>
-      <w:r>
-        <w:rPr>
-          <w:rFonts w:asciiTheme="majorHAnsi" w:eastAsiaTheme="majorEastAsia" w:hAnsiTheme="majorHAnsi" w:cstheme="majorBidi"/>
-          <w:b/>
-          <w:bCs/>
-          <w:color w:val="4F81BD" w:themeColor="accent1"/>
-          <w:sz w:val="26"/>
-          <w:szCs w:val="26"/>
-        </w:rPr>
-        <w:t>2.2 Matriz de Riesgos y Calidad</w:t>
-      </w:r>
-      <w:bookmarkEnd w:id="4"/>
-    </w:p>
-    <w:p>
-      <w:pPr>
-        <w:rPr>
-          <w:rFonts w:asciiTheme="minorHAnsi" w:hAnsiTheme="minorHAnsi"/>
-          <w:color w:val="auto"/>
-        </w:rPr>
-      </w:pPr>
-    </w:p>
-    <w:p>
-      <w:pPr>
-        <w:rPr>
-          <w:rFonts w:asciiTheme="minorHAnsi" w:hAnsiTheme="minorHAnsi"/>
-          <w:color w:val="auto"/>
-        </w:rPr>
-      </w:pPr>
-      <w:r>
-        <w:rPr>
-          <w:rFonts w:asciiTheme="minorHAnsi" w:hAnsiTheme="minorHAnsi"/>
-          <w:color w:val="auto"/>
-        </w:rPr>
-        <w:t>Esta tabla resume los riesgos principales asociados a cada fuente de datos, su probabilidad, impacto y la acción mitigadora sugerida para cada caso.</w:t>
-      </w:r>
-    </w:p>
-    <w:p>
-      <w:pPr>
-        <w:rPr>
-          <w:rFonts w:asciiTheme="minorHAnsi" w:hAnsiTheme="minorHAnsi"/>
-          <w:color w:val="auto"/>
-        </w:rPr>
-      </w:pPr>
-    </w:p>
-    <w:tbl>
-      <w:tblPr>
-        <w:tblStyle w:val="Tablaconcuadrcula"/>
-        <w:tblW w:w="0" w:type="auto"/>
-        <w:tblLook w:val="04A0" w:firstRow="1" w:lastRow="0" w:firstColumn="1" w:lastColumn="0" w:noHBand="0" w:noVBand="1"/>
-      </w:tblPr>
-      <w:tblGrid>
-        <w:gridCol w:w="1728"/>
-        <w:gridCol w:w="1728"/>
-        <w:gridCol w:w="1728"/>
-        <w:gridCol w:w="1728"/>
-        <w:gridCol w:w="1728"/>
-      </w:tblGrid>
-      <w:tr>
-        <w:tc>
-          <w:tcPr>
-            <w:tcW w:w="1728" w:type="dxa"/>
-            <w:vAlign w:val="center"/>
-          </w:tcPr>
-          <w:p>
-            <w:pPr>
-              <w:rPr>
-                <w:rFonts w:asciiTheme="minorHAnsi" w:hAnsiTheme="minorHAnsi"/>
-                <w:color w:val="auto"/>
-              </w:rPr>
-            </w:pPr>
-            <w:r>
-              <w:rPr>
-                <w:rFonts w:asciiTheme="minorHAnsi" w:hAnsiTheme="minorHAnsi"/>
-                <w:color w:val="auto"/>
-              </w:rPr>
-              <w:t>Fuente de Datos</w:t>
-            </w:r>
-          </w:p>
-        </w:tc>
-        <w:tc>
-          <w:tcPr>
-            <w:tcW w:w="1728" w:type="dxa"/>
-            <w:vAlign w:val="center"/>
-          </w:tcPr>
-          <w:p>
-            <w:pPr>
-              <w:rPr>
-                <w:rFonts w:asciiTheme="minorHAnsi" w:hAnsiTheme="minorHAnsi"/>
-                <w:color w:val="auto"/>
-              </w:rPr>
-            </w:pPr>
-            <w:r>
-              <w:rPr>
-                <w:rFonts w:asciiTheme="minorHAnsi" w:hAnsiTheme="minorHAnsi"/>
-                <w:color w:val="auto"/>
-              </w:rPr>
-              <w:t>Riesgo Principal</w:t>
-            </w:r>
-          </w:p>
-        </w:tc>
-        <w:tc>
-          <w:tcPr>
-            <w:tcW w:w="1728" w:type="dxa"/>
-            <w:vAlign w:val="center"/>
-          </w:tcPr>
-          <w:p>
-            <w:pPr>
-              <w:rPr>
-                <w:rFonts w:asciiTheme="minorHAnsi" w:hAnsiTheme="minorHAnsi"/>
-                <w:color w:val="auto"/>
-              </w:rPr>
-            </w:pPr>
-            <w:r>
-              <w:rPr>
-                <w:rFonts w:asciiTheme="minorHAnsi" w:hAnsiTheme="minorHAnsi"/>
-                <w:color w:val="auto"/>
-              </w:rPr>
-              <w:t>Probabilidad</w:t>
-            </w:r>
-          </w:p>
-        </w:tc>
-        <w:tc>
-          <w:tcPr>
-            <w:tcW w:w="1728" w:type="dxa"/>
-            <w:vAlign w:val="center"/>
-          </w:tcPr>
-          <w:p>
-            <w:pPr>
-              <w:rPr>
-                <w:rFonts w:asciiTheme="minorHAnsi" w:hAnsiTheme="minorHAnsi"/>
-                <w:color w:val="auto"/>
-              </w:rPr>
-            </w:pPr>
-            <w:r>
-              <w:rPr>
-                <w:rFonts w:asciiTheme="minorHAnsi" w:hAnsiTheme="minorHAnsi"/>
-                <w:color w:val="auto"/>
-              </w:rPr>
-              <w:t>Impacto</w:t>
-            </w:r>
-          </w:p>
-        </w:tc>
-        <w:tc>
-          <w:tcPr>
-            <w:tcW w:w="1728" w:type="dxa"/>
-            <w:vAlign w:val="center"/>
-          </w:tcPr>
-          <w:p>
-            <w:pPr>
-              <w:rPr>
-                <w:rFonts w:asciiTheme="minorHAnsi" w:hAnsiTheme="minorHAnsi"/>
-                <w:color w:val="auto"/>
-              </w:rPr>
-            </w:pPr>
-            <w:r>
-              <w:rPr>
-                <w:rFonts w:asciiTheme="minorHAnsi" w:hAnsiTheme="minorHAnsi"/>
-                <w:color w:val="auto"/>
-              </w:rPr>
-              <w:t>Acción Mitigadora</w:t>
-            </w:r>
-          </w:p>
-        </w:tc>
-      </w:tr>
-      <w:tr>
-        <w:tc>
-          <w:tcPr>
-            <w:tcW w:w="1728" w:type="dxa"/>
-            <w:vAlign w:val="center"/>
-          </w:tcPr>
-          <w:p>
-            <w:pPr>
-              <w:rPr>
-                <w:rFonts w:asciiTheme="minorHAnsi" w:hAnsiTheme="minorHAnsi"/>
-                <w:color w:val="auto"/>
-              </w:rPr>
-            </w:pPr>
-            <w:r>
-              <w:rPr>
-                <w:rFonts w:asciiTheme="minorHAnsi" w:hAnsiTheme="minorHAnsi"/>
-                <w:color w:val="auto"/>
-              </w:rPr>
-              <w:t>Base de Datos de Alumnos</w:t>
-            </w:r>
-          </w:p>
-        </w:tc>
-        <w:tc>
-          <w:tcPr>
-            <w:tcW w:w="1728" w:type="dxa"/>
-            <w:vAlign w:val="center"/>
-          </w:tcPr>
-          <w:p>
-            <w:pPr>
-              <w:rPr>
-                <w:rFonts w:asciiTheme="minorHAnsi" w:hAnsiTheme="minorHAnsi"/>
-                <w:color w:val="auto"/>
-              </w:rPr>
-            </w:pPr>
-            <w:r>
-              <w:rPr>
-                <w:rFonts w:asciiTheme="minorHAnsi" w:hAnsiTheme="minorHAnsi"/>
-                <w:color w:val="auto"/>
-              </w:rPr>
-              <w:t>Falta de datos de contacto</w:t>
-            </w:r>
-          </w:p>
-        </w:tc>
-        <w:tc>
-          <w:tcPr>
-            <w:tcW w:w="1728" w:type="dxa"/>
-            <w:vAlign w:val="center"/>
-          </w:tcPr>
-          <w:p>
-            <w:pPr>
-              <w:rPr>
-                <w:rFonts w:asciiTheme="minorHAnsi" w:hAnsiTheme="minorHAnsi"/>
-                <w:color w:val="auto"/>
-              </w:rPr>
-            </w:pPr>
-            <w:r>
-              <w:rPr>
-                <w:rFonts w:asciiTheme="minorHAnsi" w:hAnsiTheme="minorHAnsi"/>
-                <w:color w:val="auto"/>
-              </w:rPr>
-              <w:t>Media</w:t>
-            </w:r>
-          </w:p>
-        </w:tc>
-        <w:tc>
-          <w:tcPr>
-            <w:tcW w:w="1728" w:type="dxa"/>
-            <w:vAlign w:val="center"/>
-          </w:tcPr>
-          <w:p>
-            <w:pPr>
-              <w:rPr>
-                <w:rFonts w:asciiTheme="minorHAnsi" w:hAnsiTheme="minorHAnsi"/>
-                <w:color w:val="auto"/>
-              </w:rPr>
-            </w:pPr>
-            <w:r>
-              <w:rPr>
-                <w:rFonts w:asciiTheme="minorHAnsi" w:hAnsiTheme="minorHAnsi"/>
-                <w:color w:val="auto"/>
-              </w:rPr>
-              <w:t>Alta</w:t>
-            </w:r>
-          </w:p>
-        </w:tc>
-        <w:tc>
-          <w:tcPr>
-            <w:tcW w:w="1728" w:type="dxa"/>
-            <w:vAlign w:val="center"/>
-          </w:tcPr>
-          <w:p>
-            <w:pPr>
-              <w:rPr>
-                <w:rFonts w:asciiTheme="minorHAnsi" w:hAnsiTheme="minorHAnsi"/>
-                <w:color w:val="auto"/>
-              </w:rPr>
-            </w:pPr>
-            <w:r>
-              <w:rPr>
-                <w:rFonts w:asciiTheme="minorHAnsi" w:hAnsiTheme="minorHAnsi"/>
-                <w:color w:val="auto"/>
-              </w:rPr>
-              <w:t>Validar y solicitar actualización</w:t>
-            </w:r>
-          </w:p>
-        </w:tc>
-      </w:tr>
-      <w:tr>
-        <w:tc>
-          <w:tcPr>
-            <w:tcW w:w="1728" w:type="dxa"/>
-            <w:vAlign w:val="center"/>
-          </w:tcPr>
-          <w:p>
-            <w:pPr>
-              <w:rPr>
-                <w:rFonts w:asciiTheme="minorHAnsi" w:hAnsiTheme="minorHAnsi"/>
-                <w:color w:val="auto"/>
-              </w:rPr>
-            </w:pPr>
-            <w:r>
-              <w:rPr>
-                <w:rFonts w:asciiTheme="minorHAnsi" w:hAnsiTheme="minorHAnsi"/>
-                <w:color w:val="auto"/>
-              </w:rPr>
-              <w:t>Sistema de Recursos Humanos</w:t>
-            </w:r>
-          </w:p>
-        </w:tc>
-        <w:tc>
-          <w:tcPr>
-            <w:tcW w:w="1728" w:type="dxa"/>
-            <w:vAlign w:val="center"/>
-          </w:tcPr>
-          <w:p>
-            <w:pPr>
-              <w:rPr>
-                <w:rFonts w:asciiTheme="minorHAnsi" w:hAnsiTheme="minorHAnsi"/>
-                <w:color w:val="auto"/>
-              </w:rPr>
-            </w:pPr>
-            <w:r>
-              <w:rPr>
-                <w:rFonts w:asciiTheme="minorHAnsi" w:hAnsiTheme="minorHAnsi"/>
-                <w:color w:val="auto"/>
-              </w:rPr>
-              <w:t>Campos incompletos</w:t>
-            </w:r>
-          </w:p>
-        </w:tc>
-        <w:tc>
-          <w:tcPr>
-            <w:tcW w:w="1728" w:type="dxa"/>
-            <w:vAlign w:val="center"/>
-          </w:tcPr>
-          <w:p>
-            <w:pPr>
-              <w:rPr>
-                <w:rFonts w:asciiTheme="minorHAnsi" w:hAnsiTheme="minorHAnsi"/>
-                <w:color w:val="auto"/>
-              </w:rPr>
-            </w:pPr>
-            <w:r>
-              <w:rPr>
-                <w:rFonts w:asciiTheme="minorHAnsi" w:hAnsiTheme="minorHAnsi"/>
-                <w:color w:val="auto"/>
-              </w:rPr>
-              <w:t>Alta</w:t>
-            </w:r>
-          </w:p>
-        </w:tc>
-        <w:tc>
-          <w:tcPr>
-            <w:tcW w:w="1728" w:type="dxa"/>
-            <w:vAlign w:val="center"/>
-          </w:tcPr>
-          <w:p>
-            <w:pPr>
-              <w:rPr>
-                <w:rFonts w:asciiTheme="minorHAnsi" w:hAnsiTheme="minorHAnsi"/>
-                <w:color w:val="auto"/>
-              </w:rPr>
-            </w:pPr>
-            <w:r>
-              <w:rPr>
-                <w:rFonts w:asciiTheme="minorHAnsi" w:hAnsiTheme="minorHAnsi"/>
-                <w:color w:val="auto"/>
-              </w:rPr>
-              <w:t>Media</w:t>
-            </w:r>
-          </w:p>
-        </w:tc>
-        <w:tc>
-          <w:tcPr>
-            <w:tcW w:w="1728" w:type="dxa"/>
-            <w:vAlign w:val="center"/>
-          </w:tcPr>
-          <w:p>
-            <w:pPr>
-              <w:rPr>
-                <w:rFonts w:asciiTheme="minorHAnsi" w:hAnsiTheme="minorHAnsi"/>
-                <w:color w:val="auto"/>
-              </w:rPr>
-            </w:pPr>
-            <w:r>
-              <w:rPr>
-                <w:rFonts w:asciiTheme="minorHAnsi" w:hAnsiTheme="minorHAnsi"/>
-                <w:color w:val="auto"/>
-              </w:rPr>
-              <w:t>Actualizar registros</w:t>
-            </w:r>
-          </w:p>
-        </w:tc>
-      </w:tr>
-      <w:tr>
-        <w:tc>
-          <w:tcPr>
-            <w:tcW w:w="1728" w:type="dxa"/>
-            <w:vAlign w:val="center"/>
-          </w:tcPr>
-          <w:p>
-            <w:pPr>
-              <w:rPr>
-                <w:rFonts w:asciiTheme="minorHAnsi" w:hAnsiTheme="minorHAnsi"/>
-                <w:color w:val="auto"/>
-              </w:rPr>
-            </w:pPr>
-            <w:r>
-              <w:rPr>
-                <w:rFonts w:asciiTheme="minorHAnsi" w:hAnsiTheme="minorHAnsi"/>
-                <w:color w:val="auto"/>
-              </w:rPr>
-              <w:t>Plataforma Evaluación Docente</w:t>
-            </w:r>
-          </w:p>
-        </w:tc>
-        <w:tc>
-          <w:tcPr>
-            <w:tcW w:w="1728" w:type="dxa"/>
-            <w:vAlign w:val="center"/>
-          </w:tcPr>
-          <w:p>
-            <w:pPr>
-              <w:rPr>
-                <w:rFonts w:asciiTheme="minorHAnsi" w:hAnsiTheme="minorHAnsi"/>
-                <w:color w:val="auto"/>
-              </w:rPr>
-            </w:pPr>
-            <w:r>
-              <w:rPr>
-                <w:rFonts w:asciiTheme="minorHAnsi" w:hAnsiTheme="minorHAnsi"/>
-                <w:color w:val="auto"/>
-              </w:rPr>
-              <w:t>Duplicidad de registros</w:t>
-            </w:r>
-          </w:p>
-        </w:tc>
-        <w:tc>
-          <w:tcPr>
-            <w:tcW w:w="1728" w:type="dxa"/>
-            <w:vAlign w:val="center"/>
-          </w:tcPr>
-          <w:p>
-            <w:pPr>
-              <w:rPr>
-                <w:rFonts w:asciiTheme="minorHAnsi" w:hAnsiTheme="minorHAnsi"/>
-                <w:color w:val="auto"/>
-              </w:rPr>
-            </w:pPr>
-            <w:r>
-              <w:rPr>
-                <w:rFonts w:asciiTheme="minorHAnsi" w:hAnsiTheme="minorHAnsi"/>
-                <w:color w:val="auto"/>
-              </w:rPr>
-              <w:t>Alta</w:t>
-            </w:r>
-          </w:p>
-        </w:tc>
-        <w:tc>
-          <w:tcPr>
-            <w:tcW w:w="1728" w:type="dxa"/>
-            <w:vAlign w:val="center"/>
-          </w:tcPr>
-          <w:p>
-            <w:pPr>
-              <w:rPr>
-                <w:rFonts w:asciiTheme="minorHAnsi" w:hAnsiTheme="minorHAnsi"/>
-                <w:color w:val="auto"/>
-              </w:rPr>
-            </w:pPr>
-            <w:r>
-              <w:rPr>
-                <w:rFonts w:asciiTheme="minorHAnsi" w:hAnsiTheme="minorHAnsi"/>
-                <w:color w:val="auto"/>
-              </w:rPr>
-              <w:t>Alta</w:t>
-            </w:r>
-          </w:p>
-        </w:tc>
-        <w:tc>
-          <w:tcPr>
-            <w:tcW w:w="1728" w:type="dxa"/>
-            <w:vAlign w:val="center"/>
-          </w:tcPr>
-          <w:p>
-            <w:pPr>
-              <w:rPr>
-                <w:rFonts w:asciiTheme="minorHAnsi" w:hAnsiTheme="minorHAnsi"/>
-                <w:color w:val="auto"/>
-              </w:rPr>
-            </w:pPr>
-            <w:r>
-              <w:rPr>
-                <w:rFonts w:asciiTheme="minorHAnsi" w:hAnsiTheme="minorHAnsi"/>
-                <w:color w:val="auto"/>
-              </w:rPr>
-              <w:t>Depuración periódica</w:t>
-            </w:r>
-          </w:p>
-        </w:tc>
-      </w:tr>
-      <w:tr>
-        <w:tc>
-          <w:tcPr>
-            <w:tcW w:w="1728" w:type="dxa"/>
-            <w:vAlign w:val="center"/>
-          </w:tcPr>
-          <w:p>
-            <w:pPr>
-              <w:rPr>
-                <w:rFonts w:asciiTheme="minorHAnsi" w:hAnsiTheme="minorHAnsi"/>
-                <w:color w:val="auto"/>
-              </w:rPr>
-            </w:pPr>
-            <w:r>
-              <w:rPr>
-                <w:rFonts w:asciiTheme="minorHAnsi" w:hAnsiTheme="minorHAnsi"/>
-                <w:color w:val="auto"/>
-              </w:rPr>
-              <w:t>Sistema de Bibliotecas</w:t>
-            </w:r>
-          </w:p>
-        </w:tc>
-        <w:tc>
-          <w:tcPr>
-            <w:tcW w:w="1728" w:type="dxa"/>
-            <w:vAlign w:val="center"/>
-          </w:tcPr>
-          <w:p>
-            <w:pPr>
-              <w:rPr>
-                <w:rFonts w:asciiTheme="minorHAnsi" w:hAnsiTheme="minorHAnsi"/>
-                <w:color w:val="auto"/>
-              </w:rPr>
-            </w:pPr>
-            <w:r>
-              <w:rPr>
-                <w:rFonts w:asciiTheme="minorHAnsi" w:hAnsiTheme="minorHAnsi"/>
-                <w:color w:val="auto"/>
-              </w:rPr>
-              <w:t>Falta de respaldo</w:t>
-            </w:r>
-          </w:p>
-        </w:tc>
-        <w:tc>
-          <w:tcPr>
-            <w:tcW w:w="1728" w:type="dxa"/>
-            <w:vAlign w:val="center"/>
-          </w:tcPr>
-          <w:p>
-            <w:pPr>
-              <w:rPr>
-                <w:rFonts w:asciiTheme="minorHAnsi" w:hAnsiTheme="minorHAnsi"/>
-                <w:color w:val="auto"/>
-              </w:rPr>
-            </w:pPr>
-            <w:r>
-              <w:rPr>
-                <w:rFonts w:asciiTheme="minorHAnsi" w:hAnsiTheme="minorHAnsi"/>
-                <w:color w:val="auto"/>
-              </w:rPr>
-              <w:t>Media</w:t>
-            </w:r>
-          </w:p>
-        </w:tc>
-        <w:tc>
-          <w:tcPr>
-            <w:tcW w:w="1728" w:type="dxa"/>
-            <w:vAlign w:val="center"/>
-          </w:tcPr>
-          <w:p>
-            <w:pPr>
-              <w:rPr>
-                <w:rFonts w:asciiTheme="minorHAnsi" w:hAnsiTheme="minorHAnsi"/>
-                <w:color w:val="auto"/>
-              </w:rPr>
-            </w:pPr>
-            <w:r>
-              <w:rPr>
-                <w:rFonts w:asciiTheme="minorHAnsi" w:hAnsiTheme="minorHAnsi"/>
-                <w:color w:val="auto"/>
-              </w:rPr>
-              <w:t>Alta</w:t>
-            </w:r>
-          </w:p>
-        </w:tc>
-        <w:tc>
-          <w:tcPr>
-            <w:tcW w:w="1728" w:type="dxa"/>
-            <w:vAlign w:val="center"/>
-          </w:tcPr>
-          <w:p>
-            <w:pPr>
-              <w:rPr>
-                <w:rFonts w:asciiTheme="minorHAnsi" w:hAnsiTheme="minorHAnsi"/>
-                <w:color w:val="auto"/>
-              </w:rPr>
-            </w:pPr>
-            <w:r>
-              <w:rPr>
-                <w:rFonts w:asciiTheme="minorHAnsi" w:hAnsiTheme="minorHAnsi"/>
-                <w:color w:val="auto"/>
-              </w:rPr>
-              <w:t>Implementar respaldo automático</w:t>
-            </w:r>
-          </w:p>
-        </w:tc>
-      </w:tr>
-    </w:tbl>
-    <w:p>
-      <w:pPr>
-        <w:rPr>
-          <w:rFonts w:asciiTheme="minorHAnsi" w:hAnsiTheme="minorHAnsi"/>
-          <w:color w:val="auto"/>
-        </w:rPr>
-      </w:pPr>
-    </w:p>
-    <w:p>
-      <w:pPr>
-        <w:rPr>
-          <w:rFonts w:asciiTheme="minorHAnsi" w:hAnsiTheme="minorHAnsi"/>
-          <w:color w:val="auto"/>
-        </w:rPr>
-      </w:pPr>
-    </w:p>
-    <w:p>
-      <w:pPr>
-        <w:rPr>
-          <w:rFonts w:asciiTheme="minorHAnsi" w:hAnsiTheme="minorHAnsi"/>
-          <w:color w:val="auto"/>
-        </w:rPr>
-      </w:pPr>
-    </w:p>
-    <w:p>
-      <w:pPr>
-        <w:keepNext/>
-        <w:keepLines/>
-        <w:spacing w:before="200" w:after="0"/>
-        <w:outlineLvl w:val="1"/>
-        <w:rPr>
-          <w:rFonts w:asciiTheme="majorHAnsi" w:eastAsiaTheme="majorEastAsia" w:hAnsiTheme="majorHAnsi" w:cstheme="majorBidi"/>
-          <w:b/>
-          <w:bCs/>
-          <w:color w:val="4F81BD" w:themeColor="accent1"/>
-          <w:sz w:val="26"/>
-          <w:szCs w:val="26"/>
-        </w:rPr>
-      </w:pPr>
-      <w:bookmarkStart w:id="5" w:name="_Toc221820024"/>
-      <w:r>
-        <w:rPr>
-          <w:rFonts w:asciiTheme="majorHAnsi" w:eastAsiaTheme="majorEastAsia" w:hAnsiTheme="majorHAnsi" w:cstheme="majorBidi"/>
-          <w:b/>
-          <w:bCs/>
-          <w:color w:val="4F81BD" w:themeColor="accent1"/>
-          <w:sz w:val="26"/>
-          <w:szCs w:val="26"/>
-        </w:rPr>
-        <w:t>2.3 Formato de Entrevista a Responsables</w:t>
-      </w:r>
-      <w:bookmarkEnd w:id="5"/>
-    </w:p>
-    <w:p>
-      <w:pPr>
-        <w:rPr>
-          <w:rFonts w:asciiTheme="minorHAnsi" w:hAnsiTheme="minorHAnsi"/>
-          <w:color w:val="auto"/>
-        </w:rPr>
-      </w:pPr>
-    </w:p>
-    <w:p>
-      <w:pPr>
-        <w:tabs>
-          <w:tab w:val="num" w:pos="360"/>
-        </w:tabs>
-        <w:ind w:left="360" w:hanging="360"/>
-        <w:contextualSpacing/>
-        <w:rPr>
-          <w:rFonts w:asciiTheme="minorHAnsi" w:hAnsiTheme="minorHAnsi"/>
-          <w:color w:val="auto"/>
-        </w:rPr>
-      </w:pPr>
-      <w:r>
-        <w:rPr>
-          <w:rFonts w:asciiTheme="minorHAnsi" w:hAnsiTheme="minorHAnsi"/>
-          <w:color w:val="auto"/>
-        </w:rPr>
-        <w:t>1. ¿Cuál es la fuente de datos bajo su responsabilidad?</w:t>
-      </w:r>
-    </w:p>
-    <w:p>
-      <w:pPr>
-        <w:tabs>
-          <w:tab w:val="num" w:pos="360"/>
-        </w:tabs>
-        <w:ind w:left="360" w:hanging="360"/>
-        <w:contextualSpacing/>
-        <w:rPr>
-          <w:rFonts w:asciiTheme="minorHAnsi" w:hAnsiTheme="minorHAnsi"/>
-          <w:color w:val="auto"/>
-        </w:rPr>
-      </w:pPr>
-    </w:p>
-    <w:p>
-      <w:pPr>
-        <w:rPr>
-          <w:rFonts w:asciiTheme="minorHAnsi" w:hAnsiTheme="minorHAnsi"/>
-          <w:color w:val="auto"/>
-        </w:rPr>
-      </w:pPr>
-      <w:r>
-        <w:rPr>
-          <w:rFonts w:asciiTheme="minorHAnsi" w:hAnsiTheme="minorHAnsi"/>
-          <w:color w:val="auto"/>
-        </w:rPr>
-        <w:t>2. ¿Con qué frecuencia se actualiza la información?</w:t>
-      </w:r>
-    </w:p>
-    <w:p>
-      <w:pPr>
-        <w:rPr>
-          <w:rFonts w:asciiTheme="minorHAnsi" w:hAnsiTheme="minorHAnsi"/>
-          <w:color w:val="auto"/>
-        </w:rPr>
-      </w:pPr>
-      <w:r>
-        <w:rPr>
-          <w:rFonts w:asciiTheme="minorHAnsi" w:hAnsiTheme="minorHAnsi"/>
-          <w:color w:val="auto"/>
-        </w:rPr>
-        <w:t>3. ¿Qué problemas de calidad o riesgos ha detectado?</w:t>
-      </w:r>
-    </w:p>
-    <w:p>
-      <w:pPr>
-        <w:rPr>
-          <w:rFonts w:asciiTheme="minorHAnsi" w:hAnsiTheme="minorHAnsi"/>
-          <w:color w:val="auto"/>
-        </w:rPr>
-      </w:pPr>
-      <w:r>
-        <w:rPr>
-          <w:rFonts w:asciiTheme="minorHAnsi" w:hAnsiTheme="minorHAnsi"/>
-          <w:color w:val="auto"/>
-        </w:rPr>
-        <w:t>4. ¿Qué acciones considera necesarias para mejorar la gestión de datos?</w:t>
-      </w:r>
-    </w:p>
-    <w:p>
-      <w:pPr>
-        <w:rPr>
-          <w:rFonts w:asciiTheme="minorHAnsi" w:hAnsiTheme="minorHAnsi"/>
-          <w:color w:val="auto"/>
-        </w:rPr>
-      </w:pPr>
-      <w:r>
-        <w:rPr>
-          <w:rFonts w:asciiTheme="minorHAnsi" w:hAnsiTheme="minorHAnsi"/>
-          <w:color w:val="auto"/>
-        </w:rPr>
-        <w:t>5. ¿Cuenta con mecanismos de respaldo y seguridad?</w:t>
-      </w:r>
-    </w:p>
-    <w:p>
-      <w:pPr>
-        <w:rPr>
-          <w:rFonts w:asciiTheme="minorHAnsi" w:hAnsiTheme="minorHAnsi"/>
-          <w:color w:val="auto"/>
-        </w:rPr>
-      </w:pPr>
-    </w:p>
-    <w:p>
-      <w:pPr>
-        <w:keepNext/>
-        <w:keepLines/>
-        <w:spacing w:before="200" w:after="0"/>
-        <w:outlineLvl w:val="1"/>
-        <w:rPr>
-          <w:rFonts w:asciiTheme="majorHAnsi" w:eastAsiaTheme="majorEastAsia" w:hAnsiTheme="majorHAnsi" w:cstheme="majorBidi"/>
-          <w:b/>
-          <w:bCs/>
-          <w:color w:val="4F81BD" w:themeColor="accent1"/>
-          <w:sz w:val="26"/>
-          <w:szCs w:val="26"/>
-        </w:rPr>
-      </w:pPr>
-      <w:bookmarkStart w:id="6" w:name="_Toc221820025"/>
-      <w:r>
-        <w:rPr>
-          <w:rFonts w:asciiTheme="majorHAnsi" w:eastAsiaTheme="majorEastAsia" w:hAnsiTheme="majorHAnsi" w:cstheme="majorBidi"/>
-          <w:b/>
-          <w:bCs/>
-          <w:color w:val="4F81BD" w:themeColor="accent1"/>
-          <w:sz w:val="26"/>
-          <w:szCs w:val="26"/>
-        </w:rPr>
-        <w:t>2.4 Cronograma de Actividades</w:t>
-      </w:r>
-      <w:bookmarkEnd w:id="6"/>
-    </w:p>
-    <w:p>
-      <w:pPr>
-        <w:rPr>
-          <w:rFonts w:asciiTheme="minorHAnsi" w:hAnsiTheme="minorHAnsi"/>
-          <w:color w:val="auto"/>
-        </w:rPr>
-      </w:pPr>
-    </w:p>
-    <w:tbl>
-      <w:tblPr>
-        <w:tblStyle w:val="Tablaconcuadrcula"/>
-        <w:tblW w:w="0" w:type="auto"/>
-        <w:tblLook w:val="04A0" w:firstRow="1" w:lastRow="0" w:firstColumn="1" w:lastColumn="0" w:noHBand="0" w:noVBand="1"/>
-      </w:tblPr>
-      <w:tblGrid>
-        <w:gridCol w:w="3397"/>
-        <w:gridCol w:w="3402"/>
-        <w:gridCol w:w="1841"/>
-      </w:tblGrid>
-      <w:tr>
-        <w:trPr>
-          <w:trHeight w:val="547"/>
-        </w:trPr>
-        <w:tc>
-          <w:tcPr>
-            <w:tcW w:w="3397" w:type="dxa"/>
-            <w:vAlign w:val="center"/>
-          </w:tcPr>
-          <w:p>
-            <w:pPr>
-              <w:jc w:val="center"/>
-              <w:rPr>
-                <w:rFonts w:asciiTheme="minorHAnsi" w:hAnsiTheme="minorHAnsi"/>
-                <w:color w:val="auto"/>
-              </w:rPr>
-            </w:pPr>
-            <w:r>
-              <w:rPr>
-                <w:rFonts w:asciiTheme="minorHAnsi" w:hAnsiTheme="minorHAnsi"/>
-                <w:color w:val="auto"/>
-              </w:rPr>
-              <w:t>Actividad</w:t>
-            </w:r>
-          </w:p>
-        </w:tc>
-        <w:tc>
-          <w:tcPr>
-            <w:tcW w:w="3402" w:type="dxa"/>
-            <w:vAlign w:val="center"/>
-          </w:tcPr>
-          <w:p>
-            <w:pPr>
-              <w:jc w:val="center"/>
-              <w:rPr>
-                <w:rFonts w:asciiTheme="minorHAnsi" w:hAnsiTheme="minorHAnsi"/>
-                <w:color w:val="auto"/>
-              </w:rPr>
-            </w:pPr>
-            <w:r>
-              <w:rPr>
-                <w:rFonts w:asciiTheme="minorHAnsi" w:hAnsiTheme="minorHAnsi"/>
-                <w:color w:val="auto"/>
-              </w:rPr>
-              <w:t>Responsable</w:t>
-            </w:r>
-          </w:p>
-        </w:tc>
-        <w:tc>
-          <w:tcPr>
-            <w:tcW w:w="1841" w:type="dxa"/>
-            <w:vAlign w:val="center"/>
-          </w:tcPr>
-          <w:p>
-            <w:pPr>
-              <w:jc w:val="center"/>
-              <w:rPr>
-                <w:rFonts w:asciiTheme="minorHAnsi" w:hAnsiTheme="minorHAnsi"/>
-                <w:color w:val="auto"/>
-              </w:rPr>
-            </w:pPr>
-            <w:r>
-              <w:rPr>
-                <w:rFonts w:asciiTheme="minorHAnsi" w:hAnsiTheme="minorHAnsi"/>
-                <w:color w:val="auto"/>
-              </w:rPr>
-              <w:t>Fecha Estimada</w:t>
-            </w:r>
-          </w:p>
-        </w:tc>
-      </w:tr>
-      <w:tr>
-        <w:trPr>
-          <w:trHeight w:val="411"/>
-        </w:trPr>
-        <w:tc>
-          <w:tcPr>
-            <w:tcW w:w="3397" w:type="dxa"/>
-            <w:vAlign w:val="center"/>
-          </w:tcPr>
-          <w:p>
-            <w:pPr>
-              <w:rPr>
-                <w:rFonts w:asciiTheme="minorHAnsi" w:hAnsiTheme="minorHAnsi"/>
-                <w:color w:val="auto"/>
-              </w:rPr>
-            </w:pPr>
-            <w:r>
-              <w:rPr>
-                <w:rFonts w:asciiTheme="minorHAnsi" w:hAnsiTheme="minorHAnsi"/>
-                <w:color w:val="auto"/>
-              </w:rPr>
-              <w:t>Identificación de fuentes de datos</w:t>
-            </w:r>
-          </w:p>
-        </w:tc>
-        <w:tc>
-          <w:tcPr>
-            <w:tcW w:w="3402" w:type="dxa"/>
-            <w:vAlign w:val="center"/>
-          </w:tcPr>
-          <w:p>
-            <w:pPr>
-              <w:rPr>
-                <w:rFonts w:asciiTheme="minorHAnsi" w:hAnsiTheme="minorHAnsi"/>
-                <w:color w:val="auto"/>
-              </w:rPr>
-            </w:pPr>
-            <w:r>
-              <w:rPr>
-                <w:rFonts w:asciiTheme="minorHAnsi" w:hAnsiTheme="minorHAnsi"/>
-                <w:color w:val="auto"/>
-              </w:rPr>
-              <w:t>Coordinación de Proyectos TI</w:t>
-            </w:r>
-          </w:p>
-        </w:tc>
-        <w:tc>
-          <w:tcPr>
-            <w:tcW w:w="1841" w:type="dxa"/>
-            <w:vAlign w:val="center"/>
-          </w:tcPr>
-          <w:p>
-            <w:pPr>
-              <w:rPr>
-                <w:rFonts w:asciiTheme="minorHAnsi" w:hAnsiTheme="minorHAnsi"/>
-                <w:color w:val="auto"/>
-              </w:rPr>
-            </w:pPr>
-            <w:r>
-              <w:rPr>
-                <w:rFonts w:asciiTheme="minorHAnsi" w:hAnsiTheme="minorHAnsi"/>
-                <w:color w:val="auto"/>
-              </w:rPr>
-              <w:t>Pendiente</w:t>
-            </w:r>
-          </w:p>
-        </w:tc>
-      </w:tr>
-      <w:tr>
-        <w:trPr>
-          <w:trHeight w:val="403"/>
-        </w:trPr>
-        <w:tc>
-          <w:tcPr>
-            <w:tcW w:w="3397" w:type="dxa"/>
-            <w:vAlign w:val="center"/>
-          </w:tcPr>
-          <w:p>
-            <w:pPr>
-              <w:rPr>
-                <w:rFonts w:asciiTheme="minorHAnsi" w:hAnsiTheme="minorHAnsi"/>
-                <w:color w:val="auto"/>
-              </w:rPr>
-            </w:pPr>
-            <w:r>
-              <w:rPr>
-                <w:rFonts w:asciiTheme="minorHAnsi" w:hAnsiTheme="minorHAnsi"/>
-                <w:color w:val="auto"/>
-              </w:rPr>
-              <w:t>Reunión con responsables</w:t>
-            </w:r>
-          </w:p>
-        </w:tc>
-        <w:tc>
-          <w:tcPr>
-            <w:tcW w:w="3402" w:type="dxa"/>
-            <w:vAlign w:val="center"/>
-          </w:tcPr>
-          <w:p>
-            <w:pPr>
-              <w:rPr>
-                <w:rFonts w:asciiTheme="minorHAnsi" w:hAnsiTheme="minorHAnsi"/>
-                <w:color w:val="auto"/>
-              </w:rPr>
-            </w:pPr>
-            <w:r>
-              <w:rPr>
-                <w:rFonts w:asciiTheme="minorHAnsi" w:hAnsiTheme="minorHAnsi"/>
-                <w:color w:val="auto"/>
-              </w:rPr>
-              <w:t>Coordinación de Proyectos TI</w:t>
-            </w:r>
-          </w:p>
-        </w:tc>
-        <w:tc>
-          <w:tcPr>
-            <w:tcW w:w="1841" w:type="dxa"/>
-            <w:vAlign w:val="center"/>
-          </w:tcPr>
-          <w:p>
-            <w:pPr>
-              <w:rPr>
-                <w:rFonts w:asciiTheme="minorHAnsi" w:hAnsiTheme="minorHAnsi"/>
-                <w:color w:val="auto"/>
-              </w:rPr>
-            </w:pPr>
-            <w:r>
-              <w:rPr>
-                <w:rFonts w:asciiTheme="minorHAnsi" w:hAnsiTheme="minorHAnsi"/>
-                <w:color w:val="auto"/>
-              </w:rPr>
-              <w:t>Pendiente</w:t>
-            </w:r>
-          </w:p>
-        </w:tc>
-      </w:tr>
-      <w:tr>
-        <w:trPr>
-          <w:trHeight w:val="423"/>
-        </w:trPr>
-        <w:tc>
-          <w:tcPr>
-            <w:tcW w:w="3397" w:type="dxa"/>
-            <w:vAlign w:val="center"/>
-          </w:tcPr>
-          <w:p>
-            <w:pPr>
-              <w:rPr>
-                <w:rFonts w:asciiTheme="minorHAnsi" w:hAnsiTheme="minorHAnsi"/>
-                <w:color w:val="auto"/>
-              </w:rPr>
-            </w:pPr>
-            <w:r>
-              <w:rPr>
-                <w:rFonts w:asciiTheme="minorHAnsi" w:hAnsiTheme="minorHAnsi"/>
-                <w:color w:val="auto"/>
-              </w:rPr>
-              <w:t>Evaluación de calidad y riesgos</w:t>
-            </w:r>
-          </w:p>
-        </w:tc>
-        <w:tc>
-          <w:tcPr>
-            <w:tcW w:w="3402" w:type="dxa"/>
-            <w:vAlign w:val="center"/>
-          </w:tcPr>
-          <w:p>
-            <w:pPr>
-              <w:rPr>
-                <w:rFonts w:asciiTheme="minorHAnsi" w:hAnsiTheme="minorHAnsi"/>
-                <w:color w:val="auto"/>
-              </w:rPr>
-            </w:pPr>
-            <w:r>
-              <w:rPr>
-                <w:rFonts w:asciiTheme="minorHAnsi" w:hAnsiTheme="minorHAnsi"/>
-                <w:color w:val="auto"/>
-              </w:rPr>
-              <w:t>Coordinación de Proyectos TI</w:t>
-            </w:r>
-          </w:p>
-        </w:tc>
-        <w:tc>
-          <w:tcPr>
-            <w:tcW w:w="1841" w:type="dxa"/>
-            <w:vAlign w:val="center"/>
-          </w:tcPr>
-          <w:p>
-            <w:pPr>
-              <w:rPr>
-                <w:rFonts w:asciiTheme="minorHAnsi" w:hAnsiTheme="minorHAnsi"/>
-                <w:color w:val="auto"/>
-              </w:rPr>
-            </w:pPr>
-            <w:r>
-              <w:rPr>
-                <w:rFonts w:asciiTheme="minorHAnsi" w:hAnsiTheme="minorHAnsi"/>
-                <w:color w:val="auto"/>
-              </w:rPr>
-              <w:t>Pendiente</w:t>
-            </w:r>
-          </w:p>
-        </w:tc>
-      </w:tr>
-      <w:tr>
-        <w:trPr>
-          <w:trHeight w:val="699"/>
-        </w:trPr>
-        <w:tc>
-          <w:tcPr>
-            <w:tcW w:w="3397" w:type="dxa"/>
-            <w:vAlign w:val="center"/>
-          </w:tcPr>
-          <w:p>
-            <w:pPr>
-              <w:rPr>
-                <w:rFonts w:asciiTheme="minorHAnsi" w:hAnsiTheme="minorHAnsi"/>
-                <w:color w:val="auto"/>
-              </w:rPr>
-            </w:pPr>
-            <w:r>
-              <w:rPr>
-                <w:rFonts w:asciiTheme="minorHAnsi" w:hAnsiTheme="minorHAnsi"/>
-                <w:color w:val="auto"/>
-              </w:rPr>
-              <w:t>Documentación de inventario y matrices</w:t>
-            </w:r>
-          </w:p>
-        </w:tc>
-        <w:tc>
-          <w:tcPr>
-            <w:tcW w:w="3402" w:type="dxa"/>
-            <w:vAlign w:val="center"/>
-          </w:tcPr>
-          <w:p>
-            <w:pPr>
-              <w:rPr>
-                <w:rFonts w:asciiTheme="minorHAnsi" w:hAnsiTheme="minorHAnsi"/>
-                <w:color w:val="auto"/>
-              </w:rPr>
-            </w:pPr>
-            <w:r>
-              <w:rPr>
-                <w:rFonts w:asciiTheme="minorHAnsi" w:hAnsiTheme="minorHAnsi"/>
-                <w:color w:val="auto"/>
-              </w:rPr>
-              <w:t>Coordinación de Proyectos TI</w:t>
-            </w:r>
-          </w:p>
-        </w:tc>
-        <w:tc>
-          <w:tcPr>
-            <w:tcW w:w="1841" w:type="dxa"/>
-            <w:vAlign w:val="center"/>
-          </w:tcPr>
-          <w:p>
-            <w:pPr>
-              <w:rPr>
-                <w:rFonts w:asciiTheme="minorHAnsi" w:hAnsiTheme="minorHAnsi"/>
-                <w:color w:val="auto"/>
-              </w:rPr>
-            </w:pPr>
-            <w:r>
-              <w:rPr>
-                <w:rFonts w:asciiTheme="minorHAnsi" w:hAnsiTheme="minorHAnsi"/>
-                <w:color w:val="auto"/>
-              </w:rPr>
-              <w:t>Pendiente</w:t>
-            </w:r>
-          </w:p>
-        </w:tc>
-      </w:tr>
-      <w:tr>
-        <w:trPr>
-          <w:trHeight w:val="707"/>
-        </w:trPr>
-        <w:tc>
-          <w:tcPr>
-            <w:tcW w:w="3397" w:type="dxa"/>
-            <w:vAlign w:val="center"/>
-          </w:tcPr>
-          <w:p>
-            <w:pPr>
-              <w:rPr>
-                <w:rFonts w:asciiTheme="minorHAnsi" w:hAnsiTheme="minorHAnsi"/>
-                <w:color w:val="auto"/>
-              </w:rPr>
-            </w:pPr>
-            <w:r>
-              <w:rPr>
-                <w:rFonts w:asciiTheme="minorHAnsi" w:hAnsiTheme="minorHAnsi"/>
-                <w:color w:val="auto"/>
-              </w:rPr>
-              <w:t>Propuesta de acciones y capacitación</w:t>
-            </w:r>
-          </w:p>
-        </w:tc>
-        <w:tc>
-          <w:tcPr>
-            <w:tcW w:w="3402" w:type="dxa"/>
-            <w:vAlign w:val="center"/>
-          </w:tcPr>
-          <w:p>
-            <w:pPr>
-              <w:rPr>
-                <w:rFonts w:asciiTheme="minorHAnsi" w:hAnsiTheme="minorHAnsi"/>
-                <w:color w:val="auto"/>
-              </w:rPr>
-            </w:pPr>
-            <w:r>
-              <w:rPr>
-                <w:rFonts w:asciiTheme="minorHAnsi" w:hAnsiTheme="minorHAnsi"/>
-                <w:color w:val="auto"/>
-              </w:rPr>
-              <w:t>Coordinación de Proyectos TI</w:t>
-            </w:r>
-          </w:p>
-        </w:tc>
-        <w:tc>
-          <w:tcPr>
-            <w:tcW w:w="1841" w:type="dxa"/>
-            <w:vAlign w:val="center"/>
-          </w:tcPr>
-          <w:p>
-            <w:pPr>
-              <w:rPr>
-                <w:rFonts w:asciiTheme="minorHAnsi" w:hAnsiTheme="minorHAnsi"/>
-                <w:color w:val="auto"/>
-              </w:rPr>
-            </w:pPr>
-            <w:r>
-              <w:rPr>
-                <w:rFonts w:asciiTheme="minorHAnsi" w:hAnsiTheme="minorHAnsi"/>
-                <w:color w:val="auto"/>
-              </w:rPr>
-              <w:t>Pendiente</w:t>
-            </w:r>
-          </w:p>
-        </w:tc>
-      </w:tr>
-    </w:tbl>
-    <w:p>
-      <w:pPr>
-        <w:rPr>
-          <w:rFonts w:asciiTheme="minorHAnsi" w:hAnsiTheme="minorHAnsi"/>
-          <w:color w:val="auto"/>
-        </w:rPr>
-      </w:pPr>
-    </w:p>
-    <w:p>
-      <w:pPr>
-        <w:rPr>
-          <w:rFonts w:asciiTheme="minorHAnsi" w:hAnsiTheme="minorHAnsi"/>
-          <w:color w:val="auto"/>
-        </w:rPr>
-      </w:pPr>
-    </w:p>
-    <w:p>
-      <w:pPr>
-        <w:rPr>
-          <w:rFonts w:asciiTheme="minorHAnsi" w:hAnsiTheme="minorHAnsi"/>
-          <w:color w:val="auto"/>
-        </w:rPr>
-      </w:pPr>
-    </w:p>
-    <w:p>
-      <w:pPr>
-        <w:rPr>
-          <w:rFonts w:asciiTheme="minorHAnsi" w:hAnsiTheme="minorHAnsi"/>
-          <w:color w:val="auto"/>
-        </w:rPr>
-      </w:pPr>
-    </w:p>
-    <w:p>
-      <w:pPr>
-        <w:rPr>
-          <w:rFonts w:asciiTheme="minorHAnsi" w:hAnsiTheme="minorHAnsi"/>
-          <w:color w:val="auto"/>
-        </w:rPr>
-      </w:pPr>
-    </w:p>
-    <w:p>
-      <w:pPr>
-        <w:rPr>
-          <w:rFonts w:asciiTheme="minorHAnsi" w:hAnsiTheme="minorHAnsi"/>
-          <w:color w:val="auto"/>
-        </w:rPr>
-      </w:pPr>
-    </w:p>
-    <w:p>
-      <w:pPr>
-        <w:rPr>
-          <w:rFonts w:asciiTheme="minorHAnsi" w:hAnsiTheme="minorHAnsi"/>
-          <w:color w:val="auto"/>
-        </w:rPr>
-      </w:pPr>
-    </w:p>
-    <w:p>
-      <w:pPr>
-        <w:keepNext/>
-        <w:keepLines/>
-        <w:spacing w:before="200" w:after="0"/>
-        <w:outlineLvl w:val="1"/>
-        <w:rPr>
-          <w:rFonts w:asciiTheme="majorHAnsi" w:eastAsiaTheme="majorEastAsia" w:hAnsiTheme="majorHAnsi" w:cstheme="majorBidi"/>
-          <w:b/>
-          <w:bCs/>
-          <w:color w:val="4F81BD" w:themeColor="accent1"/>
-          <w:sz w:val="26"/>
-          <w:szCs w:val="26"/>
-        </w:rPr>
-      </w:pPr>
-      <w:bookmarkStart w:id="7" w:name="_Toc221820026"/>
-      <w:r>
-        <w:rPr>
-          <w:rFonts w:asciiTheme="majorHAnsi" w:eastAsiaTheme="majorEastAsia" w:hAnsiTheme="majorHAnsi" w:cstheme="majorBidi"/>
-          <w:b/>
-          <w:bCs/>
-          <w:color w:val="4F81BD" w:themeColor="accent1"/>
-          <w:sz w:val="26"/>
-          <w:szCs w:val="26"/>
-        </w:rPr>
-        <w:t>2.5 Taller Colaborativo</w:t>
-      </w:r>
-      <w:bookmarkEnd w:id="7"/>
-    </w:p>
-    <w:p>
-      <w:pPr>
-        <w:tabs>
-          <w:tab w:val="num" w:pos="360"/>
-        </w:tabs>
-        <w:ind w:left="360" w:hanging="360"/>
-        <w:contextualSpacing/>
-        <w:rPr>
-          <w:rFonts w:asciiTheme="minorHAnsi" w:hAnsiTheme="minorHAnsi"/>
-          <w:color w:val="auto"/>
-        </w:rPr>
-      </w:pPr>
-    </w:p>
-    <w:p>
-      <w:pPr>
-        <w:tabs>
-          <w:tab w:val="num" w:pos="360"/>
-        </w:tabs>
-        <w:ind w:left="360" w:hanging="360"/>
-        <w:contextualSpacing/>
-        <w:rPr>
-          <w:rFonts w:asciiTheme="minorHAnsi" w:hAnsiTheme="minorHAnsi"/>
-          <w:color w:val="auto"/>
-        </w:rPr>
-      </w:pPr>
-      <w:r>
-        <w:rPr>
-          <w:rFonts w:asciiTheme="minorHAnsi" w:hAnsiTheme="minorHAnsi"/>
-          <w:color w:val="auto"/>
-        </w:rPr>
-        <w:t>Revisión de riesgos y definición de acciones prioritarias:</w:t>
-      </w:r>
-    </w:p>
-    <w:p>
-      <w:pPr>
-        <w:tabs>
-          <w:tab w:val="num" w:pos="360"/>
-        </w:tabs>
-        <w:ind w:left="360" w:hanging="360"/>
-        <w:contextualSpacing/>
-        <w:rPr>
-          <w:rFonts w:asciiTheme="minorHAnsi" w:hAnsiTheme="minorHAnsi"/>
-          <w:color w:val="auto"/>
-        </w:rPr>
-      </w:pPr>
-    </w:p>
-    <w:p>
-      <w:pPr>
-        <w:rPr>
-          <w:rFonts w:asciiTheme="minorHAnsi" w:hAnsiTheme="minorHAnsi"/>
-          <w:color w:val="auto"/>
-        </w:rPr>
-      </w:pPr>
-      <w:r>
-        <w:rPr>
-          <w:rFonts w:asciiTheme="minorHAnsi" w:hAnsiTheme="minorHAnsi"/>
-          <w:color w:val="auto"/>
-        </w:rPr>
-        <w:tab/>
-        <w:t>- Validación y depuración en la</w:t>
-      </w:r>
-      <w:r>
-        <w:rPr>
-          <w:rFonts w:asciiTheme="minorHAnsi" w:hAnsiTheme="minorHAnsi"/>
-          <w:color w:val="auto"/>
-        </w:rPr>
-        <w:t>s</w:t>
-      </w:r>
-      <w:r>
-        <w:rPr>
-          <w:rFonts w:asciiTheme="minorHAnsi" w:hAnsiTheme="minorHAnsi"/>
-          <w:color w:val="auto"/>
-        </w:rPr>
-        <w:t xml:space="preserve"> Plataforma</w:t>
-      </w:r>
-      <w:r>
-        <w:rPr>
-          <w:rFonts w:asciiTheme="minorHAnsi" w:hAnsiTheme="minorHAnsi"/>
-          <w:color w:val="auto"/>
-        </w:rPr>
-        <w:t>s</w:t>
-      </w:r>
-      <w:r>
-        <w:rPr>
-          <w:rFonts w:asciiTheme="minorHAnsi" w:hAnsiTheme="minorHAnsi"/>
-          <w:color w:val="auto"/>
-        </w:rPr>
-        <w:t>.</w:t>
-      </w:r>
-    </w:p>
-    <w:p>
-      <w:pPr>
-        <w:rPr>
-          <w:rFonts w:asciiTheme="minorHAnsi" w:hAnsiTheme="minorHAnsi"/>
-          <w:color w:val="auto"/>
-        </w:rPr>
-      </w:pPr>
-      <w:r>
-        <w:rPr>
-          <w:rFonts w:asciiTheme="minorHAnsi" w:hAnsiTheme="minorHAnsi"/>
-          <w:color w:val="auto"/>
-        </w:rPr>
-        <w:tab/>
-        <w:t xml:space="preserve">- Respaldos automáticos semanales en </w:t>
-      </w:r>
-      <w:r>
-        <w:rPr>
-          <w:rFonts w:asciiTheme="minorHAnsi" w:hAnsiTheme="minorHAnsi"/>
-          <w:color w:val="auto"/>
-        </w:rPr>
-        <w:t xml:space="preserve">los </w:t>
-      </w:r>
-      <w:r>
-        <w:rPr>
-          <w:rFonts w:asciiTheme="minorHAnsi" w:hAnsiTheme="minorHAnsi"/>
-          <w:color w:val="auto"/>
-        </w:rPr>
-        <w:t>Sistema</w:t>
-      </w:r>
-      <w:r>
-        <w:rPr>
-          <w:rFonts w:asciiTheme="minorHAnsi" w:hAnsiTheme="minorHAnsi"/>
-          <w:color w:val="auto"/>
-        </w:rPr>
-        <w:t>s</w:t>
-      </w:r>
-      <w:r>
-        <w:rPr>
-          <w:rFonts w:asciiTheme="minorHAnsi" w:hAnsiTheme="minorHAnsi"/>
-          <w:color w:val="auto"/>
-        </w:rPr>
-        <w:t>.</w:t>
-      </w:r>
-    </w:p>
-    <w:p>
-      <w:pPr>
-        <w:rPr>
-          <w:rFonts w:asciiTheme="minorHAnsi" w:hAnsiTheme="minorHAnsi"/>
-          <w:color w:val="auto"/>
-        </w:rPr>
-      </w:pPr>
-      <w:r>
-        <w:rPr>
-          <w:rFonts w:asciiTheme="minorHAnsi" w:hAnsiTheme="minorHAnsi"/>
-          <w:color w:val="auto"/>
-        </w:rPr>
-        <w:tab/>
-        <w:t>- Reforzar controles de acceso y autenticación en la</w:t>
-      </w:r>
-      <w:r>
-        <w:rPr>
-          <w:rFonts w:asciiTheme="minorHAnsi" w:hAnsiTheme="minorHAnsi"/>
-          <w:color w:val="auto"/>
-        </w:rPr>
-        <w:t>s</w:t>
-      </w:r>
-      <w:r>
-        <w:rPr>
-          <w:rFonts w:asciiTheme="minorHAnsi" w:hAnsiTheme="minorHAnsi"/>
-          <w:color w:val="auto"/>
-        </w:rPr>
-        <w:t xml:space="preserve"> Base</w:t>
-      </w:r>
-      <w:r>
-        <w:rPr>
-          <w:rFonts w:asciiTheme="minorHAnsi" w:hAnsiTheme="minorHAnsi"/>
-          <w:color w:val="auto"/>
-        </w:rPr>
-        <w:t>s</w:t>
-      </w:r>
-      <w:r>
-        <w:rPr>
-          <w:rFonts w:asciiTheme="minorHAnsi" w:hAnsiTheme="minorHAnsi"/>
-          <w:color w:val="auto"/>
-        </w:rPr>
-        <w:t xml:space="preserve"> de Datos.</w:t>
-      </w:r>
-    </w:p>
-    <w:p>
-      <w:pPr>
-        <w:keepNext/>
-        <w:keepLines/>
-        <w:spacing w:before="200" w:after="0"/>
-        <w:outlineLvl w:val="2"/>
-        <w:rPr>
-          <w:rFonts w:asciiTheme="majorHAnsi" w:eastAsiaTheme="majorEastAsia" w:hAnsiTheme="majorHAnsi" w:cstheme="majorBidi"/>
-          <w:b/>
-          <w:bCs/>
-          <w:color w:val="4F81BD" w:themeColor="accent1"/>
-        </w:rPr>
-      </w:pPr>
-    </w:p>
-    <w:p>
-      <w:pPr>
-        <w:keepNext/>
-        <w:keepLines/>
-        <w:spacing w:before="200" w:after="0"/>
-        <w:outlineLvl w:val="2"/>
-        <w:rPr>
-          <w:rFonts w:asciiTheme="majorHAnsi" w:eastAsiaTheme="majorEastAsia" w:hAnsiTheme="majorHAnsi" w:cstheme="majorBidi"/>
-          <w:b/>
-          <w:bCs/>
-          <w:color w:val="4F81BD" w:themeColor="accent1"/>
-        </w:rPr>
-      </w:pPr>
-      <w:bookmarkStart w:id="8" w:name="_Toc221820027"/>
-      <w:r>
-        <w:rPr>
-          <w:rFonts w:asciiTheme="majorHAnsi" w:eastAsiaTheme="majorEastAsia" w:hAnsiTheme="majorHAnsi" w:cstheme="majorBidi"/>
-          <w:b/>
-          <w:bCs/>
-          <w:color w:val="4F81BD" w:themeColor="accent1"/>
-        </w:rPr>
-        <w:t>Sugerencia de Actividades para el Taller Colaborativo</w:t>
-      </w:r>
-      <w:bookmarkEnd w:id="8"/>
-    </w:p>
-    <w:p>
-      <w:pPr>
-        <w:tabs>
-          <w:tab w:val="num" w:pos="360"/>
-        </w:tabs>
-        <w:ind w:left="360" w:hanging="360"/>
-        <w:contextualSpacing/>
-        <w:rPr>
-          <w:rFonts w:asciiTheme="minorHAnsi" w:hAnsiTheme="minorHAnsi"/>
-          <w:color w:val="auto"/>
-        </w:rPr>
-      </w:pPr>
-    </w:p>
-    <w:p>
-      <w:pPr>
-        <w:numPr>
-          <w:ilvl w:val="0"/>
-          <w:numId w:val="1"/>
-        </w:numPr>
-        <w:contextualSpacing/>
-        <w:rPr>
-          <w:rFonts w:asciiTheme="minorHAnsi" w:hAnsiTheme="minorHAnsi"/>
-          <w:color w:val="auto"/>
-        </w:rPr>
-      </w:pPr>
-      <w:r>
-        <w:rPr>
-          <w:rFonts w:asciiTheme="minorHAnsi" w:hAnsiTheme="minorHAnsi"/>
-          <w:color w:val="auto"/>
-        </w:rPr>
-        <w:t>Presentación de objetivos y alcance del diagnóstico de datos.</w:t>
-      </w:r>
-    </w:p>
-    <w:p>
-      <w:pPr>
-        <w:numPr>
-          <w:ilvl w:val="0"/>
-          <w:numId w:val="1"/>
-        </w:numPr>
-        <w:contextualSpacing/>
-        <w:rPr>
-          <w:rFonts w:asciiTheme="minorHAnsi" w:hAnsiTheme="minorHAnsi"/>
-          <w:color w:val="auto"/>
-        </w:rPr>
-      </w:pPr>
-      <w:r>
-        <w:rPr>
-          <w:rFonts w:asciiTheme="minorHAnsi" w:hAnsiTheme="minorHAnsi"/>
-          <w:color w:val="auto"/>
-        </w:rPr>
-        <w:t>Revisión y validación conjunta del inventario de fuentes de datos.</w:t>
-      </w:r>
-    </w:p>
-    <w:p>
-      <w:pPr>
-        <w:numPr>
-          <w:ilvl w:val="0"/>
-          <w:numId w:val="1"/>
-        </w:numPr>
-        <w:contextualSpacing/>
-        <w:rPr>
-          <w:rFonts w:asciiTheme="minorHAnsi" w:hAnsiTheme="minorHAnsi"/>
-          <w:color w:val="auto"/>
-        </w:rPr>
-      </w:pPr>
-      <w:r>
-        <w:rPr>
-          <w:rFonts w:asciiTheme="minorHAnsi" w:hAnsiTheme="minorHAnsi"/>
-          <w:color w:val="auto"/>
-        </w:rPr>
-        <w:t>Identificación de problemas de calidad y riesgos en cada fuente.</w:t>
-      </w:r>
-    </w:p>
-    <w:p>
-      <w:pPr>
-        <w:numPr>
-          <w:ilvl w:val="0"/>
-          <w:numId w:val="1"/>
-        </w:numPr>
-        <w:contextualSpacing/>
-        <w:rPr>
-          <w:rFonts w:asciiTheme="minorHAnsi" w:hAnsiTheme="minorHAnsi"/>
-          <w:color w:val="auto"/>
-        </w:rPr>
-      </w:pPr>
-      <w:r>
-        <w:rPr>
-          <w:rFonts w:asciiTheme="minorHAnsi" w:hAnsiTheme="minorHAnsi"/>
-          <w:color w:val="auto"/>
-        </w:rPr>
-        <w:t>Priorización de acciones y definición de responsables.</w:t>
-      </w:r>
-    </w:p>
-    <w:p>
-      <w:pPr>
-        <w:numPr>
-          <w:ilvl w:val="0"/>
-          <w:numId w:val="1"/>
-        </w:numPr>
-        <w:contextualSpacing/>
-        <w:rPr>
-          <w:rFonts w:asciiTheme="minorHAnsi" w:hAnsiTheme="minorHAnsi"/>
-          <w:color w:val="auto"/>
-        </w:rPr>
-      </w:pPr>
-      <w:r>
-        <w:rPr>
-          <w:rFonts w:asciiTheme="minorHAnsi" w:hAnsiTheme="minorHAnsi"/>
-          <w:color w:val="auto"/>
-        </w:rPr>
-        <w:t>Elaboración de un plan de seguimiento y mejora.</w:t>
-      </w:r>
-    </w:p>
-    <w:p>
-      <w:pPr>
-        <w:tabs>
-          <w:tab w:val="num" w:pos="360"/>
-        </w:tabs>
-        <w:ind w:left="360" w:hanging="360"/>
-        <w:contextualSpacing/>
-        <w:rPr>
-          <w:rFonts w:asciiTheme="minorHAnsi" w:hAnsiTheme="minorHAnsi"/>
-          <w:color w:val="auto"/>
-        </w:rPr>
-      </w:pPr>
-    </w:p>
-    <w:p>
-      <w:pPr>
-        <w:tabs>
-          <w:tab w:val="num" w:pos="360"/>
-        </w:tabs>
-        <w:ind w:left="360" w:hanging="360"/>
-        <w:contextualSpacing/>
-        <w:rPr>
-          <w:rFonts w:asciiTheme="minorHAnsi" w:hAnsiTheme="minorHAnsi"/>
-          <w:color w:val="auto"/>
-        </w:rPr>
-      </w:pPr>
-    </w:p>
-    <w:p>
-      <w:pPr>
-        <w:tabs>
-          <w:tab w:val="num" w:pos="360"/>
-        </w:tabs>
-        <w:ind w:left="360" w:hanging="360"/>
-        <w:contextualSpacing/>
-        <w:rPr>
-          <w:rFonts w:asciiTheme="minorHAnsi" w:hAnsiTheme="minorHAnsi"/>
-          <w:color w:val="auto"/>
-        </w:rPr>
-      </w:pPr>
-    </w:p>
-    <w:p>
-      <w:pPr>
-        <w:tabs>
-          <w:tab w:val="num" w:pos="360"/>
-        </w:tabs>
-        <w:ind w:left="360" w:hanging="360"/>
-        <w:contextualSpacing/>
-        <w:rPr>
-          <w:rFonts w:asciiTheme="minorHAnsi" w:hAnsiTheme="minorHAnsi"/>
-          <w:color w:val="auto"/>
-        </w:rPr>
-      </w:pPr>
-    </w:p>
-    <w:p>
-      <w:pPr>
-        <w:tabs>
-          <w:tab w:val="num" w:pos="360"/>
-        </w:tabs>
-        <w:ind w:left="360" w:hanging="360"/>
-        <w:contextualSpacing/>
-        <w:rPr>
-          <w:rFonts w:asciiTheme="minorHAnsi" w:hAnsiTheme="minorHAnsi"/>
-          <w:color w:val="auto"/>
-        </w:rPr>
-      </w:pPr>
-    </w:p>
-    <w:p>
-      <w:pPr>
-        <w:tabs>
-          <w:tab w:val="num" w:pos="360"/>
-        </w:tabs>
-        <w:ind w:left="360" w:hanging="360"/>
-        <w:contextualSpacing/>
-        <w:rPr>
-          <w:rFonts w:asciiTheme="minorHAnsi" w:hAnsiTheme="minorHAnsi"/>
-          <w:color w:val="auto"/>
-        </w:rPr>
-      </w:pPr>
-    </w:p>
-    <w:p>
-      <w:pPr>
-        <w:tabs>
-          <w:tab w:val="num" w:pos="360"/>
-        </w:tabs>
-        <w:ind w:left="360" w:hanging="360"/>
-        <w:contextualSpacing/>
-        <w:rPr>
-          <w:rFonts w:asciiTheme="minorHAnsi" w:hAnsiTheme="minorHAnsi"/>
-          <w:color w:val="auto"/>
-        </w:rPr>
-      </w:pPr>
-    </w:p>
-    <w:p>
-      <w:pPr>
-        <w:tabs>
-          <w:tab w:val="num" w:pos="360"/>
-        </w:tabs>
-        <w:ind w:left="360" w:hanging="360"/>
-        <w:contextualSpacing/>
-        <w:rPr>
-          <w:rFonts w:asciiTheme="minorHAnsi" w:hAnsiTheme="minorHAnsi"/>
-          <w:color w:val="auto"/>
-        </w:rPr>
-      </w:pPr>
-    </w:p>
-    <w:p>
-      <w:pPr>
-        <w:tabs>
-          <w:tab w:val="num" w:pos="360"/>
-        </w:tabs>
-        <w:ind w:left="360" w:hanging="360"/>
-        <w:contextualSpacing/>
-        <w:rPr>
-          <w:rFonts w:asciiTheme="minorHAnsi" w:hAnsiTheme="minorHAnsi"/>
-          <w:color w:val="auto"/>
-        </w:rPr>
-      </w:pPr>
-    </w:p>
-    <w:p>
-      <w:pPr>
-        <w:tabs>
-          <w:tab w:val="num" w:pos="360"/>
-        </w:tabs>
-        <w:ind w:left="360" w:hanging="360"/>
-        <w:contextualSpacing/>
-        <w:rPr>
-          <w:rFonts w:asciiTheme="minorHAnsi" w:hAnsiTheme="minorHAnsi"/>
-          <w:color w:val="auto"/>
-        </w:rPr>
-      </w:pPr>
-    </w:p>
-    <w:p>
-      <w:pPr>
-        <w:tabs>
-          <w:tab w:val="num" w:pos="360"/>
-        </w:tabs>
-        <w:ind w:left="360" w:hanging="360"/>
-        <w:contextualSpacing/>
-        <w:rPr>
-          <w:rFonts w:asciiTheme="minorHAnsi" w:hAnsiTheme="minorHAnsi"/>
-          <w:color w:val="auto"/>
-        </w:rPr>
-      </w:pPr>
-    </w:p>
-    <w:p>
-      <w:pPr>
-        <w:tabs>
-          <w:tab w:val="num" w:pos="360"/>
-        </w:tabs>
-        <w:ind w:left="360" w:hanging="360"/>
-        <w:contextualSpacing/>
-        <w:rPr>
-          <w:rFonts w:asciiTheme="minorHAnsi" w:hAnsiTheme="minorHAnsi"/>
-          <w:color w:val="auto"/>
-        </w:rPr>
-      </w:pPr>
-    </w:p>
-    <w:p>
-      <w:pPr>
-        <w:tabs>
-          <w:tab w:val="num" w:pos="360"/>
-        </w:tabs>
-        <w:ind w:left="360" w:hanging="360"/>
-        <w:contextualSpacing/>
-        <w:rPr>
-          <w:rFonts w:asciiTheme="minorHAnsi" w:hAnsiTheme="minorHAnsi"/>
-          <w:color w:val="auto"/>
-        </w:rPr>
-      </w:pPr>
-    </w:p>
-    <w:p>
-      <w:pPr>
-        <w:tabs>
-          <w:tab w:val="num" w:pos="360"/>
-        </w:tabs>
-        <w:ind w:left="360" w:hanging="360"/>
-        <w:contextualSpacing/>
-        <w:rPr>
-          <w:rFonts w:asciiTheme="minorHAnsi" w:hAnsiTheme="minorHAnsi"/>
-          <w:color w:val="auto"/>
-        </w:rPr>
-      </w:pPr>
-    </w:p>
-    <w:p>
-      <w:pPr>
-        <w:tabs>
-          <w:tab w:val="num" w:pos="360"/>
-        </w:tabs>
-        <w:ind w:left="360" w:hanging="360"/>
-        <w:contextualSpacing/>
-        <w:rPr>
-          <w:rFonts w:asciiTheme="minorHAnsi" w:hAnsiTheme="minorHAnsi"/>
-          <w:color w:val="auto"/>
-        </w:rPr>
-      </w:pPr>
-    </w:p>
-    <w:p>
-      <w:pPr>
-        <w:keepNext/>
-        <w:keepLines/>
-        <w:spacing w:before="200" w:after="0"/>
-        <w:outlineLvl w:val="1"/>
-        <w:rPr>
-          <w:rFonts w:asciiTheme="majorHAnsi" w:eastAsiaTheme="majorEastAsia" w:hAnsiTheme="majorHAnsi" w:cstheme="majorBidi"/>
-          <w:b/>
-          <w:bCs/>
-          <w:color w:val="4F81BD" w:themeColor="accent1"/>
-          <w:sz w:val="26"/>
-          <w:szCs w:val="26"/>
-        </w:rPr>
-      </w:pPr>
-      <w:bookmarkStart w:id="9" w:name="_Toc221820028"/>
-      <w:r>
-        <w:rPr>
-          <w:rFonts w:asciiTheme="majorHAnsi" w:eastAsiaTheme="majorEastAsia" w:hAnsiTheme="majorHAnsi" w:cstheme="majorBidi"/>
-          <w:b/>
-          <w:bCs/>
-          <w:color w:val="4F81BD" w:themeColor="accent1"/>
-          <w:sz w:val="26"/>
-          <w:szCs w:val="26"/>
-        </w:rPr>
-        <w:t>2.6 Documentación de Hallazgos y Recomendaciones</w:t>
-      </w:r>
-      <w:bookmarkEnd w:id="9"/>
-    </w:p>
-    <w:p>
-      <w:pPr>
-        <w:rPr>
-          <w:rFonts w:asciiTheme="minorHAnsi" w:hAnsiTheme="minorHAnsi"/>
-          <w:color w:val="auto"/>
-        </w:rPr>
-      </w:pPr>
-    </w:p>
-    <w:p>
-      <w:pPr>
-        <w:keepNext/>
-        <w:keepLines/>
-        <w:spacing w:before="200" w:after="0"/>
-        <w:outlineLvl w:val="2"/>
-        <w:rPr>
-          <w:rFonts w:asciiTheme="majorHAnsi" w:eastAsiaTheme="majorEastAsia" w:hAnsiTheme="majorHAnsi" w:cstheme="majorBidi"/>
-          <w:b/>
-          <w:bCs/>
-          <w:color w:val="4F81BD" w:themeColor="accent1"/>
-        </w:rPr>
-      </w:pPr>
-      <w:bookmarkStart w:id="10" w:name="_Toc221820029"/>
-      <w:r>
-        <w:rPr>
-          <w:rFonts w:asciiTheme="majorHAnsi" w:eastAsiaTheme="majorEastAsia" w:hAnsiTheme="majorHAnsi" w:cstheme="majorBidi"/>
-          <w:b/>
-          <w:bCs/>
-          <w:color w:val="4F81BD" w:themeColor="accent1"/>
-        </w:rPr>
-        <w:t>Ejemplo de una m</w:t>
-      </w:r>
-      <w:r>
-        <w:rPr>
-          <w:rFonts w:asciiTheme="majorHAnsi" w:eastAsiaTheme="majorEastAsia" w:hAnsiTheme="majorHAnsi" w:cstheme="majorBidi"/>
-          <w:b/>
-          <w:bCs/>
-          <w:color w:val="4F81BD" w:themeColor="accent1"/>
-        </w:rPr>
-        <w:t>atriz de Hallazgos y Recomendaciones</w:t>
-      </w:r>
-      <w:bookmarkEnd w:id="10"/>
-    </w:p>
-    <w:p>
-      <w:pPr>
-        <w:rPr>
-          <w:rFonts w:asciiTheme="minorHAnsi" w:hAnsiTheme="minorHAnsi"/>
-          <w:color w:val="auto"/>
-        </w:rPr>
-      </w:pPr>
-    </w:p>
-    <w:tbl>
-      <w:tblPr>
-        <w:tblStyle w:val="Tablaconcuadrcula"/>
-        <w:tblW w:w="0" w:type="auto"/>
-        <w:tblLook w:val="04A0" w:firstRow="1" w:lastRow="0" w:firstColumn="1" w:lastColumn="0" w:noHBand="0" w:noVBand="1"/>
-      </w:tblPr>
-      <w:tblGrid>
-        <w:gridCol w:w="1728"/>
-        <w:gridCol w:w="1728"/>
-        <w:gridCol w:w="1728"/>
-        <w:gridCol w:w="1728"/>
-        <w:gridCol w:w="1728"/>
-      </w:tblGrid>
-      <w:tr>
-        <w:tc>
-          <w:tcPr>
-            <w:tcW w:w="1728" w:type="dxa"/>
-          </w:tcPr>
-          <w:p>
-            <w:pPr>
-              <w:rPr>
-                <w:rFonts w:asciiTheme="minorHAnsi" w:hAnsiTheme="minorHAnsi"/>
-                <w:color w:val="auto"/>
-              </w:rPr>
-            </w:pPr>
-            <w:r>
-              <w:rPr>
-                <w:rFonts w:asciiTheme="minorHAnsi" w:hAnsiTheme="minorHAnsi"/>
-                <w:color w:val="auto"/>
-              </w:rPr>
-              <w:t>Hallazgo</w:t>
-            </w:r>
-          </w:p>
-        </w:tc>
-        <w:tc>
-          <w:tcPr>
-            <w:tcW w:w="1728" w:type="dxa"/>
-          </w:tcPr>
-          <w:p>
-            <w:pPr>
-              <w:rPr>
-                <w:rFonts w:asciiTheme="minorHAnsi" w:hAnsiTheme="minorHAnsi"/>
-                <w:color w:val="auto"/>
-              </w:rPr>
-            </w:pPr>
-            <w:r>
-              <w:rPr>
-                <w:rFonts w:asciiTheme="minorHAnsi" w:hAnsiTheme="minorHAnsi"/>
-                <w:color w:val="auto"/>
-              </w:rPr>
-              <w:t>Fuente de Datos</w:t>
-            </w:r>
-          </w:p>
-        </w:tc>
-        <w:tc>
-          <w:tcPr>
-            <w:tcW w:w="1728" w:type="dxa"/>
-          </w:tcPr>
-          <w:p>
-            <w:pPr>
-              <w:rPr>
-                <w:rFonts w:asciiTheme="minorHAnsi" w:hAnsiTheme="minorHAnsi"/>
-                <w:color w:val="auto"/>
-              </w:rPr>
-            </w:pPr>
-            <w:r>
-              <w:rPr>
-                <w:rFonts w:asciiTheme="minorHAnsi" w:hAnsiTheme="minorHAnsi"/>
-                <w:color w:val="auto"/>
-              </w:rPr>
-              <w:t>Recomendación</w:t>
-            </w:r>
-          </w:p>
-        </w:tc>
-        <w:tc>
-          <w:tcPr>
-            <w:tcW w:w="1728" w:type="dxa"/>
-          </w:tcPr>
-          <w:p>
-            <w:pPr>
-              <w:rPr>
-                <w:rFonts w:asciiTheme="minorHAnsi" w:hAnsiTheme="minorHAnsi"/>
-                <w:color w:val="auto"/>
-              </w:rPr>
-            </w:pPr>
-            <w:r>
-              <w:rPr>
-                <w:rFonts w:asciiTheme="minorHAnsi" w:hAnsiTheme="minorHAnsi"/>
-                <w:color w:val="auto"/>
-              </w:rPr>
-              <w:t>Responsable</w:t>
-            </w:r>
-          </w:p>
-        </w:tc>
-        <w:tc>
-          <w:tcPr>
-            <w:tcW w:w="1728" w:type="dxa"/>
-          </w:tcPr>
-          <w:p>
-            <w:pPr>
-              <w:rPr>
-                <w:rFonts w:asciiTheme="minorHAnsi" w:hAnsiTheme="minorHAnsi"/>
-                <w:color w:val="auto"/>
-              </w:rPr>
-            </w:pPr>
-            <w:r>
-              <w:rPr>
-                <w:rFonts w:asciiTheme="minorHAnsi" w:hAnsiTheme="minorHAnsi"/>
-                <w:color w:val="auto"/>
-              </w:rPr>
-              <w:t>Prioridad</w:t>
-            </w:r>
-          </w:p>
-        </w:tc>
-      </w:tr>
-      <w:tr>
-        <w:tc>
-          <w:tcPr>
-            <w:tcW w:w="1728" w:type="dxa"/>
-          </w:tcPr>
-          <w:p>
-            <w:pPr>
-              <w:rPr>
-                <w:rFonts w:asciiTheme="minorHAnsi" w:hAnsiTheme="minorHAnsi"/>
-                <w:color w:val="auto"/>
-              </w:rPr>
-            </w:pPr>
-            <w:r>
-              <w:rPr>
-                <w:rFonts w:asciiTheme="minorHAnsi" w:hAnsiTheme="minorHAnsi"/>
-                <w:color w:val="auto"/>
-              </w:rPr>
-              <w:t>Falta de datos de contacto</w:t>
-            </w:r>
-          </w:p>
-        </w:tc>
-        <w:tc>
-          <w:tcPr>
-            <w:tcW w:w="1728" w:type="dxa"/>
-          </w:tcPr>
-          <w:p>
-            <w:pPr>
-              <w:rPr>
-                <w:rFonts w:asciiTheme="minorHAnsi" w:hAnsiTheme="minorHAnsi"/>
-                <w:color w:val="auto"/>
-              </w:rPr>
-            </w:pPr>
-            <w:r>
-              <w:rPr>
-                <w:rFonts w:asciiTheme="minorHAnsi" w:hAnsiTheme="minorHAnsi"/>
-                <w:color w:val="auto"/>
-              </w:rPr>
-              <w:t>Base de Datos de Alumnos</w:t>
-            </w:r>
-          </w:p>
-        </w:tc>
-        <w:tc>
-          <w:tcPr>
-            <w:tcW w:w="1728" w:type="dxa"/>
-          </w:tcPr>
-          <w:p>
-            <w:pPr>
-              <w:rPr>
-                <w:rFonts w:asciiTheme="minorHAnsi" w:hAnsiTheme="minorHAnsi"/>
-                <w:color w:val="auto"/>
-              </w:rPr>
-            </w:pPr>
-            <w:r>
-              <w:rPr>
-                <w:rFonts w:asciiTheme="minorHAnsi" w:hAnsiTheme="minorHAnsi"/>
-                <w:color w:val="auto"/>
-              </w:rPr>
-              <w:t>Solicitar actualización a estudiantes</w:t>
-            </w:r>
-          </w:p>
-        </w:tc>
-        <w:tc>
-          <w:tcPr>
-            <w:tcW w:w="1728" w:type="dxa"/>
-          </w:tcPr>
-          <w:p>
-            <w:pPr>
-              <w:rPr>
-                <w:rFonts w:asciiTheme="minorHAnsi" w:hAnsiTheme="minorHAnsi"/>
-                <w:color w:val="auto"/>
-              </w:rPr>
-            </w:pPr>
-            <w:r>
-              <w:rPr>
-                <w:rFonts w:asciiTheme="minorHAnsi" w:hAnsiTheme="minorHAnsi"/>
-                <w:color w:val="auto"/>
-              </w:rPr>
-              <w:t>Servicios Escolares</w:t>
-            </w:r>
-          </w:p>
-        </w:tc>
-        <w:tc>
-          <w:tcPr>
-            <w:tcW w:w="1728" w:type="dxa"/>
-          </w:tcPr>
-          <w:p>
-            <w:pPr>
-              <w:rPr>
-                <w:rFonts w:asciiTheme="minorHAnsi" w:hAnsiTheme="minorHAnsi"/>
-                <w:color w:val="auto"/>
-              </w:rPr>
-            </w:pPr>
-            <w:r>
-              <w:rPr>
-                <w:rFonts w:asciiTheme="minorHAnsi" w:hAnsiTheme="minorHAnsi"/>
-                <w:color w:val="auto"/>
-              </w:rPr>
-              <w:t>Alta</w:t>
-            </w:r>
-          </w:p>
-        </w:tc>
-      </w:tr>
-      <w:tr>
-        <w:tc>
-          <w:tcPr>
-            <w:tcW w:w="1728" w:type="dxa"/>
-          </w:tcPr>
-          <w:p>
-            <w:pPr>
-              <w:rPr>
-                <w:rFonts w:asciiTheme="minorHAnsi" w:hAnsiTheme="minorHAnsi"/>
-                <w:color w:val="auto"/>
-              </w:rPr>
-            </w:pPr>
-            <w:r>
-              <w:rPr>
-                <w:rFonts w:asciiTheme="minorHAnsi" w:hAnsiTheme="minorHAnsi"/>
-                <w:color w:val="auto"/>
-              </w:rPr>
-              <w:t>Campos incompletos</w:t>
-            </w:r>
-          </w:p>
-        </w:tc>
-        <w:tc>
-          <w:tcPr>
-            <w:tcW w:w="1728" w:type="dxa"/>
-          </w:tcPr>
-          <w:p>
-            <w:pPr>
-              <w:rPr>
-                <w:rFonts w:asciiTheme="minorHAnsi" w:hAnsiTheme="minorHAnsi"/>
-                <w:color w:val="auto"/>
-              </w:rPr>
-            </w:pPr>
-            <w:r>
-              <w:rPr>
-                <w:rFonts w:asciiTheme="minorHAnsi" w:hAnsiTheme="minorHAnsi"/>
-                <w:color w:val="auto"/>
-              </w:rPr>
-              <w:t>Sistema de Recursos Humanos</w:t>
-            </w:r>
-          </w:p>
-        </w:tc>
-        <w:tc>
-          <w:tcPr>
-            <w:tcW w:w="1728" w:type="dxa"/>
-          </w:tcPr>
-          <w:p>
-            <w:pPr>
-              <w:rPr>
-                <w:rFonts w:asciiTheme="minorHAnsi" w:hAnsiTheme="minorHAnsi"/>
-                <w:color w:val="auto"/>
-              </w:rPr>
-            </w:pPr>
-            <w:r>
-              <w:rPr>
-                <w:rFonts w:asciiTheme="minorHAnsi" w:hAnsiTheme="minorHAnsi"/>
-                <w:color w:val="auto"/>
-              </w:rPr>
-              <w:t>Revisar y completar registros</w:t>
-            </w:r>
-          </w:p>
-        </w:tc>
-        <w:tc>
-          <w:tcPr>
-            <w:tcW w:w="1728" w:type="dxa"/>
-          </w:tcPr>
-          <w:p>
-            <w:pPr>
-              <w:rPr>
-                <w:rFonts w:asciiTheme="minorHAnsi" w:hAnsiTheme="minorHAnsi"/>
-                <w:color w:val="auto"/>
-              </w:rPr>
-            </w:pPr>
-            <w:r>
-              <w:rPr>
-                <w:rFonts w:asciiTheme="minorHAnsi" w:hAnsiTheme="minorHAnsi"/>
-                <w:color w:val="auto"/>
-              </w:rPr>
-              <w:t>Dirección de Recursos Humanos</w:t>
-            </w:r>
-          </w:p>
-        </w:tc>
-        <w:tc>
-          <w:tcPr>
-            <w:tcW w:w="1728" w:type="dxa"/>
-          </w:tcPr>
-          <w:p>
-            <w:pPr>
-              <w:rPr>
-                <w:rFonts w:asciiTheme="minorHAnsi" w:hAnsiTheme="minorHAnsi"/>
-                <w:color w:val="auto"/>
-              </w:rPr>
-            </w:pPr>
-            <w:r>
-              <w:rPr>
-                <w:rFonts w:asciiTheme="minorHAnsi" w:hAnsiTheme="minorHAnsi"/>
-                <w:color w:val="auto"/>
-              </w:rPr>
-              <w:t>Media</w:t>
-            </w:r>
-          </w:p>
-        </w:tc>
-      </w:tr>
-      <w:tr>
-        <w:tc>
-          <w:tcPr>
-            <w:tcW w:w="1728" w:type="dxa"/>
-          </w:tcPr>
-          <w:p>
-            <w:pPr>
-              <w:rPr>
-                <w:rFonts w:asciiTheme="minorHAnsi" w:hAnsiTheme="minorHAnsi"/>
-                <w:color w:val="auto"/>
-              </w:rPr>
-            </w:pPr>
-            <w:r>
-              <w:rPr>
-                <w:rFonts w:asciiTheme="minorHAnsi" w:hAnsiTheme="minorHAnsi"/>
-                <w:color w:val="auto"/>
-              </w:rPr>
-              <w:t>Duplicidad de registros</w:t>
-            </w:r>
-          </w:p>
-        </w:tc>
-        <w:tc>
-          <w:tcPr>
-            <w:tcW w:w="1728" w:type="dxa"/>
-          </w:tcPr>
-          <w:p>
-            <w:pPr>
-              <w:rPr>
-                <w:rFonts w:asciiTheme="minorHAnsi" w:hAnsiTheme="minorHAnsi"/>
-                <w:color w:val="auto"/>
-              </w:rPr>
-            </w:pPr>
-            <w:r>
-              <w:rPr>
-                <w:rFonts w:asciiTheme="minorHAnsi" w:hAnsiTheme="minorHAnsi"/>
-                <w:color w:val="auto"/>
-              </w:rPr>
-              <w:t>Plataforma Evaluación Docente</w:t>
-            </w:r>
-          </w:p>
-        </w:tc>
-        <w:tc>
-          <w:tcPr>
-            <w:tcW w:w="1728" w:type="dxa"/>
-          </w:tcPr>
-          <w:p>
-            <w:pPr>
-              <w:rPr>
-                <w:rFonts w:asciiTheme="minorHAnsi" w:hAnsiTheme="minorHAnsi"/>
-                <w:color w:val="auto"/>
-              </w:rPr>
-            </w:pPr>
-            <w:r>
-              <w:rPr>
-                <w:rFonts w:asciiTheme="minorHAnsi" w:hAnsiTheme="minorHAnsi"/>
-                <w:color w:val="auto"/>
-              </w:rPr>
-              <w:t>Depuración periódica</w:t>
-            </w:r>
-          </w:p>
-        </w:tc>
-        <w:tc>
-          <w:tcPr>
-            <w:tcW w:w="1728" w:type="dxa"/>
-          </w:tcPr>
-          <w:p>
-            <w:pPr>
-              <w:rPr>
-                <w:rFonts w:asciiTheme="minorHAnsi" w:hAnsiTheme="minorHAnsi"/>
-                <w:color w:val="auto"/>
-              </w:rPr>
-            </w:pPr>
-            <w:r>
-              <w:rPr>
-                <w:rFonts w:asciiTheme="minorHAnsi" w:hAnsiTheme="minorHAnsi"/>
-                <w:color w:val="auto"/>
-              </w:rPr>
-              <w:t>Coordinación Académica</w:t>
-            </w:r>
-          </w:p>
-        </w:tc>
-        <w:tc>
-          <w:tcPr>
-            <w:tcW w:w="1728" w:type="dxa"/>
-          </w:tcPr>
-          <w:p>
-            <w:pPr>
-              <w:rPr>
-                <w:rFonts w:asciiTheme="minorHAnsi" w:hAnsiTheme="minorHAnsi"/>
-                <w:color w:val="auto"/>
-              </w:rPr>
-            </w:pPr>
-            <w:r>
-              <w:rPr>
-                <w:rFonts w:asciiTheme="minorHAnsi" w:hAnsiTheme="minorHAnsi"/>
-                <w:color w:val="auto"/>
-              </w:rPr>
-              <w:t>Alta</w:t>
-            </w:r>
-          </w:p>
-        </w:tc>
-      </w:tr>
-      <w:tr>
-        <w:tc>
-          <w:tcPr>
-            <w:tcW w:w="1728" w:type="dxa"/>
-          </w:tcPr>
-          <w:p>
-            <w:pPr>
-              <w:rPr>
-                <w:rFonts w:asciiTheme="minorHAnsi" w:hAnsiTheme="minorHAnsi"/>
-                <w:color w:val="auto"/>
-              </w:rPr>
-            </w:pPr>
-            <w:r>
-              <w:rPr>
-                <w:rFonts w:asciiTheme="minorHAnsi" w:hAnsiTheme="minorHAnsi"/>
-                <w:color w:val="auto"/>
-              </w:rPr>
-              <w:t>Falta de respaldo</w:t>
-            </w:r>
-          </w:p>
-        </w:tc>
-        <w:tc>
-          <w:tcPr>
-            <w:tcW w:w="1728" w:type="dxa"/>
-          </w:tcPr>
-          <w:p>
-            <w:pPr>
-              <w:rPr>
-                <w:rFonts w:asciiTheme="minorHAnsi" w:hAnsiTheme="minorHAnsi"/>
-                <w:color w:val="auto"/>
-              </w:rPr>
-            </w:pPr>
-            <w:r>
-              <w:rPr>
-                <w:rFonts w:asciiTheme="minorHAnsi" w:hAnsiTheme="minorHAnsi"/>
-                <w:color w:val="auto"/>
-              </w:rPr>
-              <w:t>Sistema de Bibliotecas</w:t>
-            </w:r>
-          </w:p>
-        </w:tc>
-        <w:tc>
-          <w:tcPr>
-            <w:tcW w:w="1728" w:type="dxa"/>
-          </w:tcPr>
-          <w:p>
-            <w:pPr>
-              <w:rPr>
-                <w:rFonts w:asciiTheme="minorHAnsi" w:hAnsiTheme="minorHAnsi"/>
-                <w:color w:val="auto"/>
-              </w:rPr>
-            </w:pPr>
-            <w:r>
-              <w:rPr>
-                <w:rFonts w:asciiTheme="minorHAnsi" w:hAnsiTheme="minorHAnsi"/>
-                <w:color w:val="auto"/>
-              </w:rPr>
-              <w:t>Implementar respaldo automático</w:t>
-            </w:r>
-          </w:p>
-        </w:tc>
-        <w:tc>
-          <w:tcPr>
-            <w:tcW w:w="1728" w:type="dxa"/>
-          </w:tcPr>
-          <w:p>
-            <w:pPr>
-              <w:rPr>
-                <w:rFonts w:asciiTheme="minorHAnsi" w:hAnsiTheme="minorHAnsi"/>
-                <w:color w:val="auto"/>
-              </w:rPr>
-            </w:pPr>
-            <w:r>
-              <w:rPr>
-                <w:rFonts w:asciiTheme="minorHAnsi" w:hAnsiTheme="minorHAnsi"/>
-                <w:color w:val="auto"/>
-              </w:rPr>
-              <w:t>Biblioteca Central</w:t>
-            </w:r>
-          </w:p>
-        </w:tc>
-        <w:tc>
-          <w:tcPr>
-            <w:tcW w:w="1728" w:type="dxa"/>
-          </w:tcPr>
-          <w:p>
-            <w:pPr>
-              <w:rPr>
-                <w:rFonts w:asciiTheme="minorHAnsi" w:hAnsiTheme="minorHAnsi"/>
-                <w:color w:val="auto"/>
-              </w:rPr>
-            </w:pPr>
-            <w:r>
-              <w:rPr>
-                <w:rFonts w:asciiTheme="minorHAnsi" w:hAnsiTheme="minorHAnsi"/>
-                <w:color w:val="auto"/>
-              </w:rPr>
-              <w:t>Alta</w:t>
-            </w:r>
-          </w:p>
-        </w:tc>
-      </w:tr>
-    </w:tbl>
-    <w:p>
-      <w:pPr>
-        <w:rPr>
-          <w:rFonts w:asciiTheme="minorHAnsi" w:hAnsiTheme="minorHAnsi"/>
-          <w:color w:val="auto"/>
-        </w:rPr>
-      </w:pPr>
-    </w:p>
-    <w:p>
-      <w:pPr>
-        <w:keepNext/>
-        <w:keepLines/>
-        <w:spacing w:before="200" w:after="0"/>
-        <w:outlineLvl w:val="1"/>
-        <w:rPr>
-          <w:rFonts w:asciiTheme="majorHAnsi" w:eastAsiaTheme="majorEastAsia" w:hAnsiTheme="majorHAnsi" w:cstheme="majorBidi"/>
-          <w:b/>
-          <w:bCs/>
-          <w:color w:val="4F81BD" w:themeColor="accent1"/>
-          <w:sz w:val="26"/>
-          <w:szCs w:val="26"/>
-        </w:rPr>
-      </w:pPr>
-      <w:bookmarkStart w:id="11" w:name="_Toc221820030"/>
-      <w:r>
-        <w:rPr>
-          <w:rFonts w:asciiTheme="majorHAnsi" w:eastAsiaTheme="majorEastAsia" w:hAnsiTheme="majorHAnsi" w:cstheme="majorBidi"/>
-          <w:b/>
-          <w:bCs/>
-          <w:color w:val="4F81BD" w:themeColor="accent1"/>
-          <w:sz w:val="26"/>
-          <w:szCs w:val="26"/>
-        </w:rPr>
-        <w:t>2.7 Ejemplo de Informe Estructurado</w:t>
-      </w:r>
-      <w:bookmarkEnd w:id="11"/>
-    </w:p>
-    <w:p>
-      <w:pPr>
-        <w:keepNext/>
-        <w:keepLines/>
-        <w:spacing w:before="200" w:after="0"/>
-        <w:outlineLvl w:val="2"/>
-        <w:rPr>
-          <w:rFonts w:asciiTheme="majorHAnsi" w:eastAsiaTheme="majorEastAsia" w:hAnsiTheme="majorHAnsi" w:cstheme="majorBidi"/>
-          <w:b/>
-          <w:bCs/>
-          <w:color w:val="4F81BD" w:themeColor="accent1"/>
-        </w:rPr>
-      </w:pPr>
-      <w:bookmarkStart w:id="12" w:name="_Toc221820031"/>
-      <w:r>
-        <w:rPr>
-          <w:rFonts w:asciiTheme="majorHAnsi" w:eastAsiaTheme="majorEastAsia" w:hAnsiTheme="majorHAnsi" w:cstheme="majorBidi"/>
-          <w:b/>
-          <w:bCs/>
-          <w:color w:val="4F81BD" w:themeColor="accent1"/>
-        </w:rPr>
-        <w:t>Breve ejemplo de informe estructurado</w:t>
-      </w:r>
-      <w:bookmarkEnd w:id="12"/>
-    </w:p>
-    <w:p>
-      <w:pPr>
-        <w:rPr>
-          <w:rFonts w:asciiTheme="minorHAnsi" w:hAnsiTheme="minorHAnsi"/>
-          <w:color w:val="auto"/>
-        </w:rPr>
-      </w:pPr>
-      <w:r>
-        <w:rPr>
-          <w:rFonts w:asciiTheme="minorHAnsi" w:hAnsiTheme="minorHAnsi"/>
-          <w:color w:val="auto"/>
-        </w:rPr>
-        <w:tab/>
-        <w:t>- Priorizar la mejora de calidad y seguridad en las fuentes críticas.</w:t>
-      </w:r>
-    </w:p>
-    <w:p>
-      <w:pPr>
-        <w:rPr>
-          <w:rFonts w:asciiTheme="minorHAnsi" w:hAnsiTheme="minorHAnsi"/>
-          <w:color w:val="auto"/>
-        </w:rPr>
-      </w:pPr>
-      <w:r>
-        <w:rPr>
-          <w:rFonts w:asciiTheme="minorHAnsi" w:hAnsiTheme="minorHAnsi"/>
-          <w:color w:val="auto"/>
-        </w:rPr>
-        <w:tab/>
-        <w:t>- Establecer procesos de respaldo y validación de datos.</w:t>
-      </w:r>
-    </w:p>
-    <w:p>
-      <w:pPr>
-        <w:rPr>
-          <w:rFonts w:asciiTheme="minorHAnsi" w:hAnsiTheme="minorHAnsi"/>
-          <w:color w:val="auto"/>
-        </w:rPr>
-      </w:pPr>
-      <w:r>
-        <w:rPr>
-          <w:rFonts w:asciiTheme="minorHAnsi" w:hAnsiTheme="minorHAnsi"/>
-          <w:color w:val="auto"/>
-        </w:rPr>
-        <w:tab/>
-        <w:t>- Implementar controles de acceso y autenticación.</w:t>
-      </w:r>
-    </w:p>
-    <w:p>
-      <w:pPr>
-        <w:rPr>
-          <w:rFonts w:asciiTheme="minorHAnsi" w:hAnsiTheme="minorHAnsi"/>
-          <w:color w:val="auto"/>
-        </w:rPr>
-      </w:pPr>
-      <w:r>
-        <w:rPr>
-          <w:rFonts w:asciiTheme="minorHAnsi" w:hAnsiTheme="minorHAnsi"/>
-          <w:color w:val="auto"/>
-        </w:rPr>
-        <w:tab/>
-        <w:t>- Estas acciones permitirán una gestión de datos más eficiente y segura.</w:t>
-      </w:r>
-    </w:p>
-    <w:p>
-      <w:pPr>
-        <w:rPr>
-          <w:rFonts w:asciiTheme="minorHAnsi" w:hAnsiTheme="minorHAnsi"/>
-          <w:color w:val="auto"/>
-        </w:rPr>
-      </w:pPr>
-    </w:p>
-    <w:p>
-      <w:pPr>
-        <w:rPr>
-          <w:rFonts w:asciiTheme="minorHAnsi" w:hAnsiTheme="minorHAnsi"/>
-          <w:color w:val="auto"/>
-        </w:rPr>
-      </w:pPr>
-      <w:r>
-        <w:rPr>
-          <w:rFonts w:asciiTheme="minorHAnsi" w:hAnsiTheme="minorHAnsi"/>
-          <w:color w:val="auto"/>
-        </w:rPr>
-        <w:t>Un informe estructurado debe incluir:</w:t>
-      </w:r>
-    </w:p>
-    <w:p>
-      <w:pPr>
-        <w:numPr>
-          <w:ilvl w:val="0"/>
-          <w:numId w:val="1"/>
-        </w:numPr>
-        <w:contextualSpacing/>
-        <w:rPr>
-          <w:rFonts w:asciiTheme="minorHAnsi" w:hAnsiTheme="minorHAnsi"/>
-          <w:color w:val="auto"/>
-        </w:rPr>
-      </w:pPr>
-      <w:r>
-        <w:rPr>
-          <w:rFonts w:asciiTheme="minorHAnsi" w:hAnsiTheme="minorHAnsi"/>
-          <w:color w:val="auto"/>
-        </w:rPr>
-        <w:t>Portada con título, fecha, responsable y área.</w:t>
-      </w:r>
-    </w:p>
-    <w:p>
-      <w:pPr>
-        <w:numPr>
-          <w:ilvl w:val="0"/>
-          <w:numId w:val="1"/>
-        </w:numPr>
-        <w:contextualSpacing/>
-        <w:rPr>
-          <w:rFonts w:asciiTheme="minorHAnsi" w:hAnsiTheme="minorHAnsi"/>
-          <w:color w:val="auto"/>
-        </w:rPr>
-      </w:pPr>
-      <w:r>
-        <w:rPr>
-          <w:rFonts w:asciiTheme="minorHAnsi" w:hAnsiTheme="minorHAnsi"/>
-          <w:color w:val="auto"/>
-        </w:rPr>
-        <w:t>Resumen ejecutivo de los principales hallazgos y objetivos.</w:t>
-      </w:r>
-    </w:p>
-    <w:p>
-      <w:pPr>
-        <w:numPr>
-          <w:ilvl w:val="0"/>
-          <w:numId w:val="1"/>
-        </w:numPr>
-        <w:contextualSpacing/>
-        <w:rPr>
-          <w:rFonts w:asciiTheme="minorHAnsi" w:hAnsiTheme="minorHAnsi"/>
-          <w:color w:val="auto"/>
-        </w:rPr>
-      </w:pPr>
-      <w:r>
-        <w:rPr>
-          <w:rFonts w:asciiTheme="minorHAnsi" w:hAnsiTheme="minorHAnsi"/>
-          <w:color w:val="auto"/>
-        </w:rPr>
-        <w:t>Inventario de fuentes de datos institucionales (nombre, responsable, sistema origen, periodicidad).</w:t>
-      </w:r>
-    </w:p>
-    <w:p>
-      <w:pPr>
-        <w:numPr>
-          <w:ilvl w:val="0"/>
-          <w:numId w:val="1"/>
-        </w:numPr>
-        <w:contextualSpacing/>
-        <w:rPr>
-          <w:rFonts w:asciiTheme="minorHAnsi" w:hAnsiTheme="minorHAnsi"/>
-          <w:color w:val="auto"/>
-        </w:rPr>
-      </w:pPr>
-      <w:r>
-        <w:rPr>
-          <w:rFonts w:asciiTheme="minorHAnsi" w:hAnsiTheme="minorHAnsi"/>
-          <w:color w:val="auto"/>
-        </w:rPr>
-        <w:t>Evaluación de calidad y riesgos (completitud, consistencia, actualidad, riesgos principales).</w:t>
-      </w:r>
-    </w:p>
-    <w:p>
-      <w:pPr>
-        <w:numPr>
-          <w:ilvl w:val="0"/>
-          <w:numId w:val="1"/>
-        </w:numPr>
-        <w:contextualSpacing/>
-        <w:rPr>
-          <w:rFonts w:asciiTheme="minorHAnsi" w:hAnsiTheme="minorHAnsi"/>
-          <w:color w:val="auto"/>
-        </w:rPr>
-      </w:pPr>
-      <w:r>
-        <w:rPr>
-          <w:rFonts w:asciiTheme="minorHAnsi" w:hAnsiTheme="minorHAnsi"/>
-          <w:color w:val="auto"/>
-        </w:rPr>
-        <w:t>Acciones recomendadas y cronograma de implementación.</w:t>
-      </w:r>
-    </w:p>
-    <w:p>
-      <w:pPr>
-        <w:numPr>
-          <w:ilvl w:val="0"/>
-          <w:numId w:val="1"/>
-        </w:numPr>
-        <w:contextualSpacing/>
-        <w:rPr>
-          <w:rFonts w:asciiTheme="minorHAnsi" w:hAnsiTheme="minorHAnsi"/>
-          <w:color w:val="auto"/>
-        </w:rPr>
-      </w:pPr>
-      <w:r>
-        <w:rPr>
-          <w:rFonts w:asciiTheme="minorHAnsi" w:hAnsiTheme="minorHAnsi"/>
-          <w:color w:val="auto"/>
-        </w:rPr>
-        <w:t>Evidencias y bitácoras de procesos realizados.</w:t>
-      </w:r>
-    </w:p>
-    <w:p>
-      <w:pPr>
-        <w:numPr>
-          <w:ilvl w:val="0"/>
-          <w:numId w:val="1"/>
-        </w:numPr>
-        <w:contextualSpacing/>
-        <w:rPr>
-          <w:rFonts w:asciiTheme="minorHAnsi" w:hAnsiTheme="minorHAnsi"/>
-          <w:color w:val="auto"/>
-        </w:rPr>
-      </w:pPr>
-      <w:r>
-        <w:rPr>
-          <w:rFonts w:asciiTheme="minorHAnsi" w:hAnsiTheme="minorHAnsi"/>
-          <w:color w:val="auto"/>
-        </w:rPr>
-        <w:t>Recomendaciones finales para la mejora continua.</w:t>
-      </w:r>
-    </w:p>
-    <w:p>
-      <w:pPr>
-        <w:rPr>
-          <w:rFonts w:asciiTheme="minorHAnsi" w:hAnsiTheme="minorHAnsi"/>
-          <w:color w:val="auto"/>
-        </w:rPr>
-      </w:pPr>
-    </w:p>
-    <w:p>
-      <w:pPr>
-        <w:rPr>
-          <w:rFonts w:asciiTheme="minorHAnsi" w:hAnsiTheme="minorHAnsi"/>
-          <w:color w:val="auto"/>
-        </w:rPr>
-      </w:pPr>
-      <w:r>
-        <w:rPr>
-          <w:rFonts w:asciiTheme="minorHAnsi" w:hAnsiTheme="minorHAnsi"/>
-          <w:color w:val="auto"/>
-        </w:rPr>
-        <w:t>Cada sección debe estar claramente identificada y contener datos específicos, tablas, gráficos o matrices según corresponda.</w:t>
-      </w:r>
-    </w:p>
-    <w:p>
-      <w:pPr>
-        <w:rPr>
-          <w:rFonts w:asciiTheme="minorHAnsi" w:hAnsiTheme="minorHAnsi"/>
-          <w:color w:val="auto"/>
-        </w:rPr>
-      </w:pPr>
-      <w:r>
-        <w:rPr>
-          <w:rFonts w:asciiTheme="minorHAnsi" w:hAnsiTheme="minorHAnsi"/>
-          <w:color w:val="auto"/>
-        </w:rPr>
-        <w:t>Se sugiere incluir anexos con documentación adicional relevante.</w:t>
-      </w:r>
-    </w:p>
-    <w:p>
-      <w:pPr>
-        <w:rPr>
-          <w:rFonts w:asciiTheme="minorHAnsi" w:hAnsiTheme="minorHAnsi"/>
-          <w:color w:val="auto"/>
-        </w:rPr>
-      </w:pPr>
-    </w:p>
-    <w:p>
-      <w:pPr>
-        <w:keepNext/>
-        <w:keepLines/>
-        <w:spacing w:before="200" w:after="0"/>
-        <w:outlineLvl w:val="1"/>
-        <w:rPr>
-          <w:rFonts w:asciiTheme="majorHAnsi" w:eastAsiaTheme="majorEastAsia" w:hAnsiTheme="majorHAnsi" w:cstheme="majorBidi"/>
-          <w:b/>
-          <w:bCs/>
-          <w:color w:val="4F81BD" w:themeColor="accent1"/>
-          <w:sz w:val="26"/>
-          <w:szCs w:val="26"/>
-        </w:rPr>
-      </w:pPr>
-      <w:bookmarkStart w:id="13" w:name="_Toc221820032"/>
-      <w:r>
-        <w:rPr>
-          <w:rFonts w:asciiTheme="majorHAnsi" w:eastAsiaTheme="majorEastAsia" w:hAnsiTheme="majorHAnsi" w:cstheme="majorBidi"/>
-          <w:b/>
-          <w:bCs/>
-          <w:color w:val="4F81BD" w:themeColor="accent1"/>
-          <w:sz w:val="26"/>
-          <w:szCs w:val="26"/>
-        </w:rPr>
-        <w:t>2.</w:t>
-      </w:r>
-      <w:r>
-        <w:rPr>
-          <w:rFonts w:asciiTheme="majorHAnsi" w:eastAsiaTheme="majorEastAsia" w:hAnsiTheme="majorHAnsi" w:cstheme="majorBidi"/>
-          <w:b/>
-          <w:bCs/>
-          <w:color w:val="4F81BD" w:themeColor="accent1"/>
-          <w:sz w:val="26"/>
-          <w:szCs w:val="26"/>
-        </w:rPr>
-        <w:t>8</w:t>
-      </w:r>
-      <w:r>
-        <w:rPr>
-          <w:rFonts w:asciiTheme="majorHAnsi" w:eastAsiaTheme="majorEastAsia" w:hAnsiTheme="majorHAnsi" w:cstheme="majorBidi"/>
-          <w:b/>
-          <w:bCs/>
-          <w:color w:val="4F81BD" w:themeColor="accent1"/>
-          <w:sz w:val="26"/>
-          <w:szCs w:val="26"/>
-        </w:rPr>
-        <w:t xml:space="preserve"> Matriz Visual de Riesgos</w:t>
-      </w:r>
-      <w:bookmarkEnd w:id="13"/>
-    </w:p>
-    <w:p>
-      <w:pPr>
-        <w:rPr>
-          <w:rFonts w:asciiTheme="minorHAnsi" w:hAnsiTheme="minorHAnsi"/>
-          <w:color w:val="auto"/>
-        </w:rPr>
-      </w:pPr>
-    </w:p>
-    <w:p>
-      <w:pPr>
-        <w:rPr>
-          <w:rFonts w:asciiTheme="minorHAnsi" w:hAnsiTheme="minorHAnsi"/>
-          <w:color w:val="auto"/>
-        </w:rPr>
-      </w:pPr>
-      <w:r>
-        <w:rPr>
-          <w:rFonts w:asciiTheme="minorHAnsi" w:hAnsiTheme="minorHAnsi"/>
-          <w:noProof/>
-          <w:color w:val="auto"/>
-        </w:rPr>
-        <w:drawing>
-          <wp:inline distT="0" distB="0" distL="0" distR="0" wp14:anchorId="70C4291F" wp14:editId="4B23C987">
-            <wp:extent cx="5943600" cy="1003300"/>
-            <wp:effectExtent l="0" t="0" r="0" b="6350"/>
-            <wp:docPr id="1560390585" name="Imagen 1" descr="Interfaz de usuario gráfica, Aplicación&#10;&#10;El contenido generado por IA puede ser incorrecto."/>
-            <wp:cNvGraphicFramePr>
-              <a:graphicFrameLocks xmlns:a="http://schemas.openxmlformats.org/drawingml/2006/main" noChangeAspect="1"/>
-            </wp:cNvGraphicFramePr>
-            <a:graphic xmlns:a="http://schemas.openxmlformats.org/drawingml/2006/main">
-              <a:graphicData uri="http://schemas.openxmlformats.org/drawingml/2006/picture">
-                <pic:pic xmlns:pic="http://schemas.openxmlformats.org/drawingml/2006/picture">
-                  <pic:nvPicPr>
-                    <pic:cNvPr id="1560390585" name="Imagen 1" descr="Interfaz de usuario gráfica, Aplicación&#10;&#10;El contenido generado por IA puede ser incorrecto."/>
-                    <pic:cNvPicPr/>
-                  </pic:nvPicPr>
-                  <pic:blipFill>
-                    <a:blip r:embed="rId9"/>
-                    <a:stretch>
-                      <a:fillRect/>
-                    </a:stretch>
-                  </pic:blipFill>
-                  <pic:spPr>
-                    <a:xfrm>
-                      <a:off x="0" y="0"/>
-                      <a:ext cx="5943600" cy="1003300"/>
-                    </a:xfrm>
-                    <a:prstGeom prst="rect">
-                      <a:avLst/>
-                    </a:prstGeom>
-                  </pic:spPr>
-                </pic:pic>
-              </a:graphicData>
-            </a:graphic>
-          </wp:inline>
-        </w:drawing>
-      </w:r>
-    </w:p>
-    <w:p>
-      <w:pPr>
-        <w:rPr>
-          <w:rFonts w:asciiTheme="minorHAnsi" w:hAnsiTheme="minorHAnsi"/>
-          <w:color w:val="auto"/>
-        </w:rPr>
-      </w:pPr>
-    </w:p>
-    <w:p>
-      <w:pPr>
-        <w:jc w:val="center"/>
-        <w:rPr>
-          <w:rFonts w:asciiTheme="minorHAnsi" w:hAnsiTheme="minorHAnsi"/>
-          <w:color w:val="auto"/>
-        </w:rPr>
-      </w:pPr>
-      <w:r>
-        <w:rPr>
-          <w:rFonts w:asciiTheme="minorHAnsi" w:hAnsiTheme="minorHAnsi"/>
-          <w:noProof/>
-          <w:color w:val="auto"/>
-        </w:rPr>
-        <w:drawing>
-          <wp:inline distT="0" distB="0" distL="0" distR="0" wp14:anchorId="0F326546" wp14:editId="5A638692">
-            <wp:extent cx="1741657" cy="4983480"/>
-            <wp:effectExtent l="0" t="0" r="0" b="7620"/>
-            <wp:docPr id="1253413742" name="Imagen 1" descr="Diagrama&#10;&#10;El contenido generado por IA puede ser incorrecto."/>
-            <wp:cNvGraphicFramePr>
-              <a:graphicFrameLocks xmlns:a="http://schemas.openxmlformats.org/drawingml/2006/main" noChangeAspect="1"/>
-            </wp:cNvGraphicFramePr>
-            <a:graphic xmlns:a="http://schemas.openxmlformats.org/drawingml/2006/main">
-              <a:graphicData uri="http://schemas.openxmlformats.org/drawingml/2006/picture">
-                <pic:pic xmlns:pic="http://schemas.openxmlformats.org/drawingml/2006/picture">
-                  <pic:nvPicPr>
-                    <pic:cNvPr id="1253413742" name="Imagen 1" descr="Diagrama&#10;&#10;El contenido generado por IA puede ser incorrecto."/>
-                    <pic:cNvPicPr/>
-                  </pic:nvPicPr>
-                  <pic:blipFill>
-                    <a:blip r:embed="rId10"/>
-                    <a:stretch>
-                      <a:fillRect/>
-                    </a:stretch>
-                  </pic:blipFill>
-                  <pic:spPr>
-                    <a:xfrm>
-                      <a:off x="0" y="0"/>
-                      <a:ext cx="1741808" cy="4983912"/>
-                    </a:xfrm>
-                    <a:prstGeom prst="rect">
-                      <a:avLst/>
-                    </a:prstGeom>
-                  </pic:spPr>
-                </pic:pic>
-              </a:graphicData>
-            </a:graphic>
-          </wp:inline>
-        </w:drawing>
-      </w:r>
-    </w:p>
-    <w:p>
-      <w:pPr>
-        <w:rPr>
-          <w:rFonts w:asciiTheme="minorHAnsi" w:hAnsiTheme="minorHAnsi"/>
-          <w:color w:val="auto"/>
-        </w:rPr>
-      </w:pPr>
-    </w:p>
-    <w:p>
-      <w:pPr>
-        <w:rPr>
-          <w:rFonts w:asciiTheme="minorHAnsi" w:hAnsiTheme="minorHAnsi"/>
-          <w:color w:val="auto"/>
-        </w:rPr>
-      </w:pPr>
-      <w:r>
-        <w:rPr>
-          <w:rFonts w:asciiTheme="minorHAnsi" w:hAnsiTheme="minorHAnsi"/>
-          <w:color w:val="auto"/>
-        </w:rPr>
-        <w:t>Sección 1:</w:t>
-      </w:r>
-      <w:r>
-        <w:rPr>
-          <w:rFonts w:asciiTheme="minorHAnsi" w:hAnsiTheme="minorHAnsi"/>
-          <w:color w:val="auto"/>
-        </w:rPr>
-        <w:t xml:space="preserve"> </w:t>
-      </w:r>
-      <w:r>
-        <w:rPr>
-          <w:rFonts w:asciiTheme="minorHAnsi" w:hAnsiTheme="minorHAnsi"/>
-          <w:color w:val="auto"/>
-        </w:rPr>
-        <w:t>Inventario de fuentes de datos</w:t>
-      </w:r>
-    </w:p>
-    <w:p>
-      <w:pPr>
-        <w:rPr>
-          <w:rFonts w:asciiTheme="minorHAnsi" w:hAnsiTheme="minorHAnsi"/>
-          <w:color w:val="auto"/>
-        </w:rPr>
-      </w:pPr>
-      <w:r>
-        <w:rPr>
-          <w:rFonts w:asciiTheme="minorHAnsi" w:hAnsiTheme="minorHAnsi"/>
-          <w:color w:val="auto"/>
-        </w:rPr>
-        <w:t>Sección 2: Evaluación de calidad y riesgos</w:t>
-      </w:r>
-    </w:p>
-    <w:p>
-      <w:pPr>
-        <w:rPr>
-          <w:rFonts w:asciiTheme="minorHAnsi" w:hAnsiTheme="minorHAnsi"/>
-          <w:color w:val="auto"/>
-        </w:rPr>
-      </w:pPr>
-      <w:r>
-        <w:rPr>
-          <w:rFonts w:asciiTheme="minorHAnsi" w:hAnsiTheme="minorHAnsi"/>
-          <w:color w:val="auto"/>
-        </w:rPr>
-        <w:t>Sección 3: Acciones recomendadas y cronograma</w:t>
-      </w:r>
-    </w:p>
-    <w:p>
-      <w:pPr>
-        <w:rPr>
-          <w:rFonts w:asciiTheme="minorHAnsi" w:hAnsiTheme="minorHAnsi"/>
-          <w:color w:val="auto"/>
-        </w:rPr>
-      </w:pPr>
-      <w:r>
-        <w:rPr>
-          <w:rFonts w:asciiTheme="minorHAnsi" w:hAnsiTheme="minorHAnsi"/>
-          <w:color w:val="auto"/>
-        </w:rPr>
-        <w:t>Sección 4: Evidencias y bitácoras de procesos</w:t>
-      </w:r>
-    </w:p>
-    <w:p>
-      <w:pPr>
-        <w:rPr>
-          <w:rFonts w:asciiTheme="minorHAnsi" w:hAnsiTheme="minorHAnsi"/>
-          <w:color w:val="auto"/>
-        </w:rPr>
-      </w:pPr>
-      <w:r>
-        <w:rPr>
-          <w:rFonts w:asciiTheme="minorHAnsi" w:hAnsiTheme="minorHAnsi"/>
-          <w:color w:val="auto"/>
-        </w:rPr>
-        <w:t>Sección 5: Recomendaciones finales</w:t>
-      </w:r>
-    </w:p>
-    <w:p>
-      <w:pPr>
-        <w:rPr>
-          <w:rFonts w:asciiTheme="minorHAnsi" w:hAnsiTheme="minorHAnsi"/>
-          <w:color w:val="auto"/>
-        </w:rPr>
-      </w:pPr>
-      <w:r>
-        <w:rPr>
-          <w:rFonts w:asciiTheme="minorHAnsi" w:hAnsiTheme="minorHAnsi"/>
-          <w:color w:val="auto"/>
-        </w:rPr>
-        <w:t>Identificación y listado de fuentes de datos institucionales.</w:t>
-      </w:r>
-    </w:p>
-    <w:p>
-      <w:pPr>
-        <w:ind w:firstLine="720"/>
-        <w:rPr>
-          <w:rFonts w:asciiTheme="minorHAnsi" w:hAnsiTheme="minorHAnsi"/>
-          <w:color w:val="auto"/>
-        </w:rPr>
-      </w:pPr>
-      <w:r>
-        <w:rPr>
-          <w:rFonts w:asciiTheme="minorHAnsi" w:hAnsiTheme="minorHAnsi"/>
-          <w:color w:val="auto"/>
-        </w:rPr>
-        <w:t>- Reunión con responsables de cada fuente para obtener información relevante.</w:t>
-      </w:r>
-    </w:p>
-    <w:p>
-      <w:pPr>
-        <w:rPr>
-          <w:rFonts w:asciiTheme="minorHAnsi" w:hAnsiTheme="minorHAnsi"/>
-          <w:color w:val="auto"/>
-        </w:rPr>
-      </w:pPr>
-      <w:r>
-        <w:rPr>
-          <w:rFonts w:asciiTheme="minorHAnsi" w:hAnsiTheme="minorHAnsi"/>
-          <w:color w:val="auto"/>
-        </w:rPr>
-        <w:tab/>
-        <w:t>- Evaluación preliminar de la calidad de los datos (completitud, consistencia, actualidad).</w:t>
-      </w:r>
-    </w:p>
-    <w:p>
-      <w:pPr>
-        <w:ind w:left="720"/>
-        <w:rPr>
-          <w:rFonts w:asciiTheme="minorHAnsi" w:hAnsiTheme="minorHAnsi"/>
-          <w:color w:val="auto"/>
-        </w:rPr>
-      </w:pPr>
-      <w:r>
-        <w:rPr>
-          <w:rFonts w:asciiTheme="minorHAnsi" w:hAnsiTheme="minorHAnsi"/>
-          <w:color w:val="auto"/>
-        </w:rPr>
-        <w:t>- Detección de posibles riesgos asociados a los datos (duplicidad, falta de respaldo, accesos no controlados).</w:t>
-      </w:r>
-    </w:p>
-    <w:p>
-      <w:pPr>
-        <w:rPr>
-          <w:rFonts w:asciiTheme="minorHAnsi" w:hAnsiTheme="minorHAnsi"/>
-          <w:color w:val="auto"/>
-        </w:rPr>
-      </w:pPr>
-      <w:r>
-        <w:rPr>
-          <w:rFonts w:asciiTheme="minorHAnsi" w:hAnsiTheme="minorHAnsi"/>
-          <w:color w:val="auto"/>
-        </w:rPr>
-        <w:tab/>
-        <w:t>- Documentación del inventario de fuentes, responsables y sistemas origen.</w:t>
-      </w:r>
-    </w:p>
-    <w:p>
-      <w:pPr>
-        <w:rPr>
-          <w:rFonts w:asciiTheme="minorHAnsi" w:hAnsiTheme="minorHAnsi"/>
-          <w:color w:val="auto"/>
-        </w:rPr>
-      </w:pPr>
-      <w:r>
-        <w:rPr>
-          <w:rFonts w:asciiTheme="minorHAnsi" w:hAnsiTheme="minorHAnsi"/>
-          <w:color w:val="auto"/>
-        </w:rPr>
-        <w:tab/>
-        <w:t>- Definición de criterios de priorización para la atención de fuentes críticas.</w:t>
-      </w:r>
-    </w:p>
-    <w:p>
-      <w:pPr>
-        <w:rPr>
-          <w:rFonts w:asciiTheme="minorHAnsi" w:hAnsiTheme="minorHAnsi"/>
-          <w:color w:val="auto"/>
-        </w:rPr>
-      </w:pPr>
-      <w:r>
-        <w:rPr>
-          <w:rFonts w:asciiTheme="minorHAnsi" w:hAnsiTheme="minorHAnsi"/>
-          <w:color w:val="auto"/>
-        </w:rPr>
-        <w:tab/>
-        <w:t>- Establecimiento de reglas de validación y depuración de datos.</w:t>
-      </w:r>
-    </w:p>
-    <w:p>
-      <w:pPr>
-        <w:rPr>
-          <w:rFonts w:asciiTheme="minorHAnsi" w:hAnsiTheme="minorHAnsi"/>
-          <w:color w:val="auto"/>
-        </w:rPr>
-      </w:pPr>
-      <w:r>
-        <w:rPr>
-          <w:rFonts w:asciiTheme="minorHAnsi" w:hAnsiTheme="minorHAnsi"/>
-          <w:color w:val="auto"/>
-        </w:rPr>
-        <w:tab/>
-        <w:t>- Registro de bitácoras y evidencias de los procesos implementados.</w:t>
-      </w:r>
-    </w:p>
-    <w:p>
-      <w:pPr>
-        <w:rPr>
-          <w:rFonts w:asciiTheme="minorHAnsi" w:hAnsiTheme="minorHAnsi"/>
-          <w:color w:val="auto"/>
-        </w:rPr>
-      </w:pPr>
-      <w:r>
-        <w:rPr>
-          <w:rFonts w:asciiTheme="minorHAnsi" w:hAnsiTheme="minorHAnsi"/>
-          <w:color w:val="auto"/>
-        </w:rPr>
-        <w:tab/>
-        <w:t>- Propuesta de mecanismos de seguridad y respaldo.</w:t>
-      </w:r>
-    </w:p>
-    <w:p>
-      <w:pPr>
-        <w:rPr>
-          <w:rFonts w:asciiTheme="minorHAnsi" w:hAnsiTheme="minorHAnsi"/>
-          <w:color w:val="auto"/>
-        </w:rPr>
-      </w:pPr>
-    </w:p>
-    <w:p>
-      <w:pPr>
-        <w:rPr>
-          <w:rFonts w:asciiTheme="minorHAnsi" w:hAnsiTheme="minorHAnsi"/>
-          <w:color w:val="auto"/>
-        </w:rPr>
-      </w:pPr>
-      <w:r>
-        <w:rPr>
-          <w:rFonts w:asciiTheme="minorHAnsi" w:hAnsiTheme="minorHAnsi"/>
-          <w:color w:val="auto"/>
-        </w:rPr>
-        <w:t>IMPORTANTE:</w:t>
-      </w:r>
-    </w:p>
-    <w:p>
-      <w:pPr>
-        <w:rPr>
-          <w:rFonts w:asciiTheme="minorHAnsi" w:hAnsiTheme="minorHAnsi"/>
-          <w:color w:val="auto"/>
-        </w:rPr>
-      </w:pPr>
-      <w:r>
-        <w:rPr>
-          <w:rFonts w:asciiTheme="minorHAnsi" w:hAnsiTheme="minorHAnsi"/>
-          <w:color w:val="auto"/>
-        </w:rPr>
-        <w:t xml:space="preserve">Se recomienda mantener comunicación continua con los responsables de cada fuente de datos para asegurar la actualización y calidad de la información. </w:t>
-      </w:r>
-    </w:p>
-    <w:p>
-      <w:pPr>
-        <w:rPr>
-          <w:rFonts w:asciiTheme="minorHAnsi" w:hAnsiTheme="minorHAnsi"/>
-          <w:color w:val="auto"/>
-        </w:rPr>
-      </w:pPr>
-    </w:p>
-    <w:p>
-      <w:pPr>
-        <w:rPr>
-          <w:rFonts w:asciiTheme="minorHAnsi" w:hAnsiTheme="minorHAnsi"/>
-          <w:color w:val="auto"/>
-        </w:rPr>
-      </w:pPr>
-    </w:p>
-    <w:p>
-      <w:pPr>
-        <w:rPr>
-          <w:rFonts w:asciiTheme="minorHAnsi" w:hAnsiTheme="minorHAnsi"/>
-          <w:color w:val="auto"/>
-        </w:rPr>
-      </w:pPr>
-    </w:p>
-    <w:p>
-      <w:pPr>
-        <w:rPr>
-          <w:rFonts w:asciiTheme="minorHAnsi" w:hAnsiTheme="minorHAnsi"/>
-          <w:color w:val="auto"/>
-        </w:rPr>
-      </w:pPr>
-    </w:p>
-    <w:p>
-      <w:pPr>
-        <w:rPr>
-          <w:rFonts w:asciiTheme="minorHAnsi" w:hAnsiTheme="minorHAnsi"/>
-          <w:color w:val="auto"/>
-        </w:rPr>
-      </w:pPr>
-    </w:p>
-    <w:p>
-      <w:pPr>
-        <w:rPr>
-          <w:rFonts w:asciiTheme="minorHAnsi" w:hAnsiTheme="minorHAnsi"/>
-          <w:color w:val="auto"/>
-        </w:rPr>
-      </w:pPr>
-    </w:p>
-    <w:p>
-      <w:pPr>
-        <w:rPr>
-          <w:rFonts w:asciiTheme="minorHAnsi" w:hAnsiTheme="minorHAnsi"/>
-          <w:color w:val="auto"/>
-        </w:rPr>
-      </w:pPr>
-    </w:p>
-    <w:p>
-      <w:pPr>
-        <w:rPr>
-          <w:rFonts w:asciiTheme="minorHAnsi" w:hAnsiTheme="minorHAnsi"/>
-          <w:color w:val="auto"/>
-        </w:rPr>
-      </w:pPr>
-    </w:p>
-    <w:p>
-      <w:pPr>
-        <w:keepNext/>
-        <w:keepLines/>
-        <w:spacing w:before="200" w:after="0"/>
-        <w:outlineLvl w:val="1"/>
-        <w:rPr>
-          <w:rFonts w:asciiTheme="majorHAnsi" w:eastAsiaTheme="majorEastAsia" w:hAnsiTheme="majorHAnsi" w:cstheme="majorBidi"/>
-          <w:b/>
-          <w:bCs/>
-          <w:color w:val="4F81BD" w:themeColor="accent1"/>
-          <w:sz w:val="26"/>
-          <w:szCs w:val="26"/>
-        </w:rPr>
-      </w:pPr>
-      <w:bookmarkStart w:id="14" w:name="_Toc217296775"/>
-      <w:bookmarkStart w:id="15" w:name="_Toc219739752"/>
-      <w:bookmarkStart w:id="16" w:name="_Toc221820033"/>
-      <w:r>
-        <w:rPr>
-          <w:rFonts w:asciiTheme="majorHAnsi" w:eastAsiaTheme="majorEastAsia" w:hAnsiTheme="majorHAnsi" w:cstheme="majorBidi"/>
-          <w:b/>
-          <w:bCs/>
-          <w:color w:val="4F81BD" w:themeColor="accent1"/>
-          <w:sz w:val="26"/>
-          <w:szCs w:val="26"/>
-        </w:rPr>
-        <w:t>3</w:t>
-      </w:r>
-      <w:r>
-        <w:rPr>
-          <w:rFonts w:asciiTheme="majorHAnsi" w:eastAsiaTheme="majorEastAsia" w:hAnsiTheme="majorHAnsi" w:cstheme="majorBidi"/>
-          <w:b/>
-          <w:bCs/>
-          <w:color w:val="4F81BD" w:themeColor="accent1"/>
-          <w:sz w:val="26"/>
-          <w:szCs w:val="26"/>
-        </w:rPr>
-        <w:t>. Sección de firmas</w:t>
-      </w:r>
-      <w:bookmarkEnd w:id="14"/>
-      <w:bookmarkEnd w:id="15"/>
-      <w:bookmarkEnd w:id="16"/>
     </w:p>
     <w:p>
       <w:pPr>
@@ -7226,8 +1675,8 @@
       </w:pPr>
     </w:p>
     <w:sectPr>
-      <w:headerReference w:type="default" r:id="rId11"/>
-      <w:footerReference w:type="default" r:id="rId12"/>
+      <w:headerReference w:type="default" r:id="rId9"/>
+      <w:footerReference w:type="default" r:id="rId10"/>
       <w:pgSz w:w="12240" w:h="15840"/>
       <w:pgMar w:top="2268" w:right="1440" w:bottom="2269" w:left="1440" w:header="720" w:footer="0" w:gutter="0"/>
       <w:cols w:space="720"/>
@@ -7268,8 +1717,8 @@
         <w:szCs w:val="18"/>
       </w:rPr>
     </w:pPr>
-    <w:bookmarkStart w:id="17" w:name="_Hlk195261366"/>
-    <w:bookmarkStart w:id="18" w:name="_Hlk195261367"/>
+    <w:bookmarkStart w:id="2" w:name="_Hlk195261366"/>
+    <w:bookmarkStart w:id="3" w:name="_Hlk195261367"/>
     <w:r>
       <w:rPr>
         <w:rFonts w:ascii="Noto Sans" w:hAnsi="Noto Sans" w:cs="Noto Sans"/>
@@ -7554,8 +2003,8 @@
       <w:tab/>
     </w:r>
   </w:p>
-  <w:bookmarkEnd w:id="17"/>
-  <w:bookmarkEnd w:id="18"/>
+  <w:bookmarkEnd w:id="2"/>
+  <w:bookmarkEnd w:id="3"/>
   <w:p>
     <w:pPr>
       <w:pStyle w:val="Encabezado"/>
@@ -7967,155 +2416,6 @@
     </w:lvl>
   </w:abstractNum>
   <w:abstractNum w:abstractNumId="8" w15:restartNumberingAfterBreak="0">
-    <w:nsid w:val="040616A6"/>
-    <w:multiLevelType w:val="multilevel"/>
-    <w:tmpl w:val="9230B8F0"/>
-    <w:lvl w:ilvl="0">
-      <w:start w:val="1"/>
-      <w:numFmt w:val="bullet"/>
-      <w:lvlText w:val=""/>
-      <w:lvlJc w:val="left"/>
-      <w:pPr>
-        <w:tabs>
-          <w:tab w:val="num" w:pos="720"/>
-        </w:tabs>
-        <w:ind w:left="720" w:hanging="360"/>
-      </w:pPr>
-      <w:rPr>
-        <w:rFonts w:ascii="Symbol" w:hAnsi="Symbol" w:hint="default"/>
-        <w:sz w:val="20"/>
-      </w:rPr>
-    </w:lvl>
-    <w:lvl w:ilvl="1" w:tentative="1">
-      <w:start w:val="1"/>
-      <w:numFmt w:val="bullet"/>
-      <w:lvlText w:val="o"/>
-      <w:lvlJc w:val="left"/>
-      <w:pPr>
-        <w:tabs>
-          <w:tab w:val="num" w:pos="1440"/>
-        </w:tabs>
-        <w:ind w:left="1440" w:hanging="360"/>
-      </w:pPr>
-      <w:rPr>
-        <w:rFonts w:ascii="Courier New" w:hAnsi="Courier New" w:hint="default"/>
-        <w:sz w:val="20"/>
-      </w:rPr>
-    </w:lvl>
-    <w:lvl w:ilvl="2" w:tentative="1">
-      <w:start w:val="1"/>
-      <w:numFmt w:val="bullet"/>
-      <w:lvlText w:val=""/>
-      <w:lvlJc w:val="left"/>
-      <w:pPr>
-        <w:tabs>
-          <w:tab w:val="num" w:pos="2160"/>
-        </w:tabs>
-        <w:ind w:left="2160" w:hanging="360"/>
-      </w:pPr>
-      <w:rPr>
-        <w:rFonts w:ascii="Wingdings" w:hAnsi="Wingdings" w:hint="default"/>
-        <w:sz w:val="20"/>
-      </w:rPr>
-    </w:lvl>
-    <w:lvl w:ilvl="3" w:tentative="1">
-      <w:start w:val="1"/>
-      <w:numFmt w:val="bullet"/>
-      <w:lvlText w:val=""/>
-      <w:lvlJc w:val="left"/>
-      <w:pPr>
-        <w:tabs>
-          <w:tab w:val="num" w:pos="2880"/>
-        </w:tabs>
-        <w:ind w:left="2880" w:hanging="360"/>
-      </w:pPr>
-      <w:rPr>
-        <w:rFonts w:ascii="Wingdings" w:hAnsi="Wingdings" w:hint="default"/>
-        <w:sz w:val="20"/>
-      </w:rPr>
-    </w:lvl>
-    <w:lvl w:ilvl="4" w:tentative="1">
-      <w:start w:val="1"/>
-      <w:numFmt w:val="bullet"/>
-      <w:lvlText w:val=""/>
-      <w:lvlJc w:val="left"/>
-      <w:pPr>
-        <w:tabs>
-          <w:tab w:val="num" w:pos="3600"/>
-        </w:tabs>
-        <w:ind w:left="3600" w:hanging="360"/>
-      </w:pPr>
-      <w:rPr>
-        <w:rFonts w:ascii="Wingdings" w:hAnsi="Wingdings" w:hint="default"/>
-        <w:sz w:val="20"/>
-      </w:rPr>
-    </w:lvl>
-    <w:lvl w:ilvl="5" w:tentative="1">
-      <w:start w:val="1"/>
-      <w:numFmt w:val="bullet"/>
-      <w:lvlText w:val=""/>
-      <w:lvlJc w:val="left"/>
-      <w:pPr>
-        <w:tabs>
-          <w:tab w:val="num" w:pos="4320"/>
-        </w:tabs>
-        <w:ind w:left="4320" w:hanging="360"/>
-      </w:pPr>
-      <w:rPr>
-        <w:rFonts w:ascii="Wingdings" w:hAnsi="Wingdings" w:hint="default"/>
-        <w:sz w:val="20"/>
-      </w:rPr>
-    </w:lvl>
-    <w:lvl w:ilvl="6" w:tentative="1">
-      <w:start w:val="1"/>
-      <w:numFmt w:val="bullet"/>
-      <w:lvlText w:val=""/>
-      <w:lvlJc w:val="left"/>
-      <w:pPr>
-        <w:tabs>
-          <w:tab w:val="num" w:pos="5040"/>
-        </w:tabs>
-        <w:ind w:left="5040" w:hanging="360"/>
-      </w:pPr>
-      <w:rPr>
-        <w:rFonts w:ascii="Wingdings" w:hAnsi="Wingdings" w:hint="default"/>
-        <w:sz w:val="20"/>
-      </w:rPr>
-    </w:lvl>
-    <w:lvl w:ilvl="7" w:tentative="1">
-      <w:start w:val="1"/>
-      <w:numFmt w:val="bullet"/>
-      <w:lvlText w:val=""/>
-      <w:lvlJc w:val="left"/>
-      <w:pPr>
-        <w:tabs>
-          <w:tab w:val="num" w:pos="5760"/>
-        </w:tabs>
-        <w:ind w:left="5760" w:hanging="360"/>
-      </w:pPr>
-      <w:rPr>
-        <w:rFonts w:ascii="Wingdings" w:hAnsi="Wingdings" w:hint="default"/>
-        <w:sz w:val="20"/>
-      </w:rPr>
-    </w:lvl>
-    <w:lvl w:ilvl="8" w:tentative="1">
-      <w:start w:val="1"/>
-      <w:numFmt w:val="bullet"/>
-      <w:lvlText w:val=""/>
-      <w:lvlJc w:val="left"/>
-      <w:pPr>
-        <w:tabs>
-          <w:tab w:val="num" w:pos="6480"/>
-        </w:tabs>
-        <w:ind w:left="6480" w:hanging="360"/>
-      </w:pPr>
-      <w:rPr>
-        <w:rFonts w:ascii="Wingdings" w:hAnsi="Wingdings" w:hint="default"/>
-        <w:sz w:val="20"/>
-      </w:rPr>
-    </w:lvl>
-  </w:abstractNum>
-  <w:abstractNum w:abstractNumId="9" w15:restartNumberingAfterBreak="0">
     <w:nsid w:val="14A24D95"/>
     <w:multiLevelType w:val="hybridMultilevel"/>
     <w:tmpl w:val="0EDC7788"/>
@@ -8228,7 +2528,7 @@
       </w:rPr>
     </w:lvl>
   </w:abstractNum>
-  <w:abstractNum w:abstractNumId="10" w15:restartNumberingAfterBreak="0">
+  <w:abstractNum w:abstractNumId="9" w15:restartNumberingAfterBreak="0">
     <w:nsid w:val="28FF771F"/>
     <w:multiLevelType w:val="hybridMultilevel"/>
     <w:tmpl w:val="660C7888"/>
@@ -8338,6 +2638,155 @@
       </w:pPr>
       <w:rPr>
         <w:rFonts w:ascii="Wingdings" w:hAnsi="Wingdings" w:hint="default"/>
+      </w:rPr>
+    </w:lvl>
+  </w:abstractNum>
+  <w:abstractNum w:abstractNumId="10" w15:restartNumberingAfterBreak="0">
+    <w:nsid w:val="51F02635"/>
+    <w:multiLevelType w:val="multilevel"/>
+    <w:tmpl w:val="FDD8EBBC"/>
+    <w:lvl w:ilvl="0">
+      <w:start w:val="1"/>
+      <w:numFmt w:val="bullet"/>
+      <w:lvlText w:val=""/>
+      <w:lvlJc w:val="left"/>
+      <w:pPr>
+        <w:tabs>
+          <w:tab w:val="num" w:pos="720"/>
+        </w:tabs>
+        <w:ind w:left="720" w:hanging="360"/>
+      </w:pPr>
+      <w:rPr>
+        <w:rFonts w:ascii="Symbol" w:hAnsi="Symbol" w:hint="default"/>
+        <w:sz w:val="20"/>
+      </w:rPr>
+    </w:lvl>
+    <w:lvl w:ilvl="1" w:tentative="1">
+      <w:start w:val="1"/>
+      <w:numFmt w:val="bullet"/>
+      <w:lvlText w:val="o"/>
+      <w:lvlJc w:val="left"/>
+      <w:pPr>
+        <w:tabs>
+          <w:tab w:val="num" w:pos="1440"/>
+        </w:tabs>
+        <w:ind w:left="1440" w:hanging="360"/>
+      </w:pPr>
+      <w:rPr>
+        <w:rFonts w:ascii="Courier New" w:hAnsi="Courier New" w:hint="default"/>
+        <w:sz w:val="20"/>
+      </w:rPr>
+    </w:lvl>
+    <w:lvl w:ilvl="2" w:tentative="1">
+      <w:start w:val="1"/>
+      <w:numFmt w:val="bullet"/>
+      <w:lvlText w:val=""/>
+      <w:lvlJc w:val="left"/>
+      <w:pPr>
+        <w:tabs>
+          <w:tab w:val="num" w:pos="2160"/>
+        </w:tabs>
+        <w:ind w:left="2160" w:hanging="360"/>
+      </w:pPr>
+      <w:rPr>
+        <w:rFonts w:ascii="Wingdings" w:hAnsi="Wingdings" w:hint="default"/>
+        <w:sz w:val="20"/>
+      </w:rPr>
+    </w:lvl>
+    <w:lvl w:ilvl="3" w:tentative="1">
+      <w:start w:val="1"/>
+      <w:numFmt w:val="bullet"/>
+      <w:lvlText w:val=""/>
+      <w:lvlJc w:val="left"/>
+      <w:pPr>
+        <w:tabs>
+          <w:tab w:val="num" w:pos="2880"/>
+        </w:tabs>
+        <w:ind w:left="2880" w:hanging="360"/>
+      </w:pPr>
+      <w:rPr>
+        <w:rFonts w:ascii="Wingdings" w:hAnsi="Wingdings" w:hint="default"/>
+        <w:sz w:val="20"/>
+      </w:rPr>
+    </w:lvl>
+    <w:lvl w:ilvl="4" w:tentative="1">
+      <w:start w:val="1"/>
+      <w:numFmt w:val="bullet"/>
+      <w:lvlText w:val=""/>
+      <w:lvlJc w:val="left"/>
+      <w:pPr>
+        <w:tabs>
+          <w:tab w:val="num" w:pos="3600"/>
+        </w:tabs>
+        <w:ind w:left="3600" w:hanging="360"/>
+      </w:pPr>
+      <w:rPr>
+        <w:rFonts w:ascii="Wingdings" w:hAnsi="Wingdings" w:hint="default"/>
+        <w:sz w:val="20"/>
+      </w:rPr>
+    </w:lvl>
+    <w:lvl w:ilvl="5" w:tentative="1">
+      <w:start w:val="1"/>
+      <w:numFmt w:val="bullet"/>
+      <w:lvlText w:val=""/>
+      <w:lvlJc w:val="left"/>
+      <w:pPr>
+        <w:tabs>
+          <w:tab w:val="num" w:pos="4320"/>
+        </w:tabs>
+        <w:ind w:left="4320" w:hanging="360"/>
+      </w:pPr>
+      <w:rPr>
+        <w:rFonts w:ascii="Wingdings" w:hAnsi="Wingdings" w:hint="default"/>
+        <w:sz w:val="20"/>
+      </w:rPr>
+    </w:lvl>
+    <w:lvl w:ilvl="6" w:tentative="1">
+      <w:start w:val="1"/>
+      <w:numFmt w:val="bullet"/>
+      <w:lvlText w:val=""/>
+      <w:lvlJc w:val="left"/>
+      <w:pPr>
+        <w:tabs>
+          <w:tab w:val="num" w:pos="5040"/>
+        </w:tabs>
+        <w:ind w:left="5040" w:hanging="360"/>
+      </w:pPr>
+      <w:rPr>
+        <w:rFonts w:ascii="Wingdings" w:hAnsi="Wingdings" w:hint="default"/>
+        <w:sz w:val="20"/>
+      </w:rPr>
+    </w:lvl>
+    <w:lvl w:ilvl="7" w:tentative="1">
+      <w:start w:val="1"/>
+      <w:numFmt w:val="bullet"/>
+      <w:lvlText w:val=""/>
+      <w:lvlJc w:val="left"/>
+      <w:pPr>
+        <w:tabs>
+          <w:tab w:val="num" w:pos="5760"/>
+        </w:tabs>
+        <w:ind w:left="5760" w:hanging="360"/>
+      </w:pPr>
+      <w:rPr>
+        <w:rFonts w:ascii="Wingdings" w:hAnsi="Wingdings" w:hint="default"/>
+        <w:sz w:val="20"/>
+      </w:rPr>
+    </w:lvl>
+    <w:lvl w:ilvl="8" w:tentative="1">
+      <w:start w:val="1"/>
+      <w:numFmt w:val="bullet"/>
+      <w:lvlText w:val=""/>
+      <w:lvlJc w:val="left"/>
+      <w:pPr>
+        <w:tabs>
+          <w:tab w:val="num" w:pos="6480"/>
+        </w:tabs>
+        <w:ind w:left="6480" w:hanging="360"/>
+      </w:pPr>
+      <w:rPr>
+        <w:rFonts w:ascii="Wingdings" w:hAnsi="Wingdings" w:hint="default"/>
+        <w:sz w:val="20"/>
       </w:rPr>
     </w:lvl>
   </w:abstractNum>
@@ -8520,9 +2969,9 @@
     </w:lvl>
   </w:abstractNum>
   <w:abstractNum w:abstractNumId="13" w15:restartNumberingAfterBreak="0">
-    <w:nsid w:val="72B71466"/>
+    <w:nsid w:val="65900A80"/>
     <w:multiLevelType w:val="multilevel"/>
-    <w:tmpl w:val="823CCE10"/>
+    <w:tmpl w:val="A612A3D4"/>
     <w:lvl w:ilvl="0">
       <w:start w:val="1"/>
       <w:numFmt w:val="bullet"/>
@@ -8690,13 +3139,13 @@
     <w:abstractNumId w:val="11"/>
   </w:num>
   <w:num w:numId="8" w16cid:durableId="1187519976">
-    <w:abstractNumId w:val="9"/>
+    <w:abstractNumId w:val="8"/>
   </w:num>
   <w:num w:numId="9" w16cid:durableId="774518276">
     <w:abstractNumId w:val="7"/>
   </w:num>
   <w:num w:numId="10" w16cid:durableId="2009867063">
-    <w:abstractNumId w:val="10"/>
+    <w:abstractNumId w:val="9"/>
   </w:num>
   <w:num w:numId="11" w16cid:durableId="1924602666">
     <w:abstractNumId w:val="12"/>
@@ -8704,11 +3153,11 @@
   <w:num w:numId="12" w16cid:durableId="2021344936">
     <w:abstractNumId w:val="2"/>
   </w:num>
-  <w:num w:numId="13" w16cid:durableId="805204275">
-    <w:abstractNumId w:val="8"/>
+  <w:num w:numId="13" w16cid:durableId="900823036">
+    <w:abstractNumId w:val="13"/>
   </w:num>
-  <w:num w:numId="14" w16cid:durableId="1857496456">
-    <w:abstractNumId w:val="13"/>
+  <w:num w:numId="14" w16cid:durableId="298269869">
+    <w:abstractNumId w:val="10"/>
   </w:num>
   <w:numIdMacAtCleanup w:val="10"/>
 </w:numbering>
@@ -10009,6 +4458,7 @@
     <w:basedOn w:val="Ttulo1"/>
     <w:next w:val="Normal"/>
     <w:uiPriority w:val="39"/>
+    <w:semiHidden/>
     <w:unhideWhenUsed/>
     <w:qFormat/>
     <w:rsid w:val="00FC693F"/>
@@ -20321,51 +14771,13 @@
       </w:tblBorders>
     </w:tblPr>
   </w:style>
-  <w:style w:type="paragraph" w:styleId="TDC1">
-    <w:name w:val="toc 1"/>
-    <w:basedOn w:val="Normal"/>
-    <w:next w:val="Normal"/>
-    <w:autoRedefine/>
-    <w:uiPriority w:val="39"/>
-    <w:unhideWhenUsed/>
-    <w:rsid w:val="00B76CBE"/>
-    <w:pPr>
-      <w:spacing w:after="100"/>
-    </w:pPr>
-  </w:style>
-  <w:style w:type="paragraph" w:styleId="TDC2">
-    <w:name w:val="toc 2"/>
-    <w:basedOn w:val="Normal"/>
-    <w:next w:val="Normal"/>
-    <w:autoRedefine/>
-    <w:uiPriority w:val="39"/>
-    <w:unhideWhenUsed/>
-    <w:rsid w:val="00B76CBE"/>
-    <w:pPr>
-      <w:spacing w:after="100"/>
-      <w:ind w:left="220"/>
-    </w:pPr>
-  </w:style>
-  <w:style w:type="paragraph" w:styleId="TDC3">
-    <w:name w:val="toc 3"/>
-    <w:basedOn w:val="Normal"/>
-    <w:next w:val="Normal"/>
-    <w:autoRedefine/>
-    <w:uiPriority w:val="39"/>
-    <w:unhideWhenUsed/>
-    <w:rsid w:val="00B76CBE"/>
-    <w:pPr>
-      <w:spacing w:after="100"/>
-      <w:ind w:left="440"/>
-    </w:pPr>
-  </w:style>
   <w:style w:type="paragraph" w:styleId="NormalWeb">
     <w:name w:val="Normal (Web)"/>
     <w:basedOn w:val="Normal"/>
     <w:uiPriority w:val="99"/>
     <w:semiHidden/>
     <w:unhideWhenUsed/>
-    <w:rsid w:val="00F81A7D"/>
+    <w:rsid w:val="003B63D0"/>
     <w:pPr>
       <w:spacing w:before="100" w:beforeAutospacing="1" w:after="100" w:afterAutospacing="1" w:line="240" w:lineRule="auto"/>
     </w:pPr>
@@ -20383,7 +14795,7 @@
     <w:uiPriority w:val="99"/>
     <w:semiHidden/>
     <w:unhideWhenUsed/>
-    <w:rsid w:val="00F81A7D"/>
+    <w:rsid w:val="003B63D0"/>
     <w:rPr>
       <w:rFonts w:ascii="Courier New" w:eastAsiaTheme="minorEastAsia" w:hAnsi="Courier New" w:cs="Courier New"/>
       <w:sz w:val="20"/>

--- a/05-Mayo-Junio/Entregables/2026-06/05-Informe_Procesos_ETL_ELT_2026-06_INSTITUCIONAL.docx
+++ b/05-Mayo-Junio/Entregables/2026-06/05-Informe_Procesos_ETL_ELT_2026-06_INSTITUCIONAL.docx
@@ -161,7 +161,7 @@
         <w:rPr>
           <w:rFonts w:ascii="Calibri" w:eastAsia="Times New Roman" w:hAnsi="Calibri" w:cs="Calibri"/>
         </w:rPr>
-        <w:pict w14:anchorId="6C58BFC4">
+        <w:pict w14:anchorId="3AFB3A43">
           <v:rect id="_x0000_i1025" style="width:0;height:1.5pt" o:hralign="center" o:hrstd="t" o:hr="t" fillcolor="#a0a0a0" stroked="f"/>
         </w:pict>
       </w:r>
@@ -271,7 +271,7 @@
         <w:rPr>
           <w:rFonts w:ascii="Calibri" w:eastAsia="Times New Roman" w:hAnsi="Calibri" w:cs="Calibri"/>
         </w:rPr>
-        <w:pict w14:anchorId="23C1ACE7">
+        <w:pict w14:anchorId="52F6F2A8">
           <v:rect id="_x0000_i1026" style="width:0;height:1.5pt" o:hralign="center" o:hrstd="t" o:hr="t" fillcolor="#a0a0a0" stroked="f"/>
         </w:pict>
       </w:r>
@@ -552,7 +552,7 @@
         <w:rPr>
           <w:rFonts w:ascii="Calibri" w:eastAsia="Times New Roman" w:hAnsi="Calibri" w:cs="Calibri"/>
         </w:rPr>
-        <w:pict w14:anchorId="5812E692">
+        <w:pict w14:anchorId="66C7FA76">
           <v:rect id="_x0000_i1027" style="width:0;height:1.5pt" o:hralign="center" o:hrstd="t" o:hr="t" fillcolor="#a0a0a0" stroked="f"/>
         </w:pict>
       </w:r>
@@ -656,7 +656,7 @@
           <w:noProof/>
         </w:rPr>
         <w:drawing>
-          <wp:inline distT="0" distB="0" distL="0" distR="0" wp14:anchorId="41CE0493" wp14:editId="17926102">
+          <wp:inline distT="0" distB="0" distL="0" distR="0" wp14:anchorId="52FB64E2" wp14:editId="115A1D7A">
             <wp:extent cx="16024860" cy="2240280"/>
             <wp:effectExtent l="0" t="0" r="0" b="0"/>
             <wp:docPr id="4" name="Imagen 4"/>
@@ -876,7 +876,7 @@
         <w:rPr>
           <w:rFonts w:ascii="Calibri" w:eastAsia="Times New Roman" w:hAnsi="Calibri" w:cs="Calibri"/>
         </w:rPr>
-        <w:pict w14:anchorId="682441E8">
+        <w:pict w14:anchorId="20E05C22">
           <v:rect id="_x0000_i1028" style="width:0;height:1.5pt" o:hralign="center" o:hrstd="t" o:hr="t" fillcolor="#a0a0a0" stroked="f"/>
         </w:pict>
       </w:r>
@@ -1021,7 +1021,7 @@
         <w:rPr>
           <w:rFonts w:ascii="Calibri" w:eastAsia="Times New Roman" w:hAnsi="Calibri" w:cs="Calibri"/>
         </w:rPr>
-        <w:pict w14:anchorId="52015D70">
+        <w:pict w14:anchorId="5A3B40F8">
           <v:rect id="_x0000_i1029" style="width:0;height:1.5pt" o:hralign="center" o:hrstd="t" o:hr="t" fillcolor="#a0a0a0" stroked="f"/>
         </w:pict>
       </w:r>
@@ -1219,6 +1219,297 @@
           <w:szCs w:val="22"/>
         </w:rPr>
         <w:t>El ecosistema de entrega continua y barrera de ciberseguridad queda plenamente auditado, documentado y transferido en óptimas condiciones de estabilidad.</w:t>
+      </w:r>
+    </w:p>
+    <w:p>
+      <w:pPr>
+        <w:pStyle w:val="Ttulo2"/>
+        <w:rPr>
+          <w:rFonts w:ascii="Calibri" w:eastAsia="Times New Roman" w:hAnsi="Calibri" w:cs="Calibri"/>
+        </w:rPr>
+      </w:pPr>
+      <w:r>
+        <w:rPr>
+          <w:rFonts w:ascii="Calibri" w:eastAsia="Times New Roman" w:hAnsi="Calibri" w:cs="Calibri"/>
+        </w:rPr>
+        <w:t>Actualización Especial de Cierre (Junio 2026)</w:t>
+      </w:r>
+    </w:p>
+    <w:p>
+      <w:pPr>
+        <w:pStyle w:val="Ttulo3"/>
+        <w:rPr>
+          <w:rFonts w:ascii="Calibri" w:eastAsia="Times New Roman" w:hAnsi="Calibri" w:cs="Calibri"/>
+        </w:rPr>
+      </w:pPr>
+      <w:r>
+        <w:rPr>
+          <w:rFonts w:ascii="Calibri" w:eastAsia="Times New Roman" w:hAnsi="Calibri" w:cs="Calibri"/>
+        </w:rPr>
+        <w:t>4.2 Automatización Inmutable de Entregables Gubernamentales (</w:t>
+      </w:r>
+      <w:r>
+        <w:rPr>
+          <w:rStyle w:val="CdigoHTML"/>
+        </w:rPr>
+        <w:t>generate_docs.py</w:t>
+      </w:r>
+      <w:r>
+        <w:rPr>
+          <w:rFonts w:ascii="Calibri" w:eastAsia="Times New Roman" w:hAnsi="Calibri" w:cs="Calibri"/>
+        </w:rPr>
+        <w:t>)</w:t>
+      </w:r>
+    </w:p>
+    <w:p>
+      <w:pPr>
+        <w:pStyle w:val="NormalWeb"/>
+        <w:rPr>
+          <w:rFonts w:ascii="Calibri" w:hAnsi="Calibri" w:cs="Calibri"/>
+          <w:sz w:val="22"/>
+          <w:szCs w:val="22"/>
+        </w:rPr>
+      </w:pPr>
+      <w:r>
+        <w:rPr>
+          <w:rFonts w:ascii="Calibri" w:hAnsi="Calibri" w:cs="Calibri"/>
+          <w:sz w:val="22"/>
+          <w:szCs w:val="22"/>
+        </w:rPr>
+        <w:t xml:space="preserve">Para garantizar que la institución nunca pierda la simetría entre el código y la documentación técnica de auditoría (CMMI), se entrega la herramienta en Python </w:t>
+      </w:r>
+      <w:r>
+        <w:rPr>
+          <w:rStyle w:val="CdigoHTML"/>
+        </w:rPr>
+        <w:t>generate_docs.py</w:t>
+      </w:r>
+      <w:r>
+        <w:rPr>
+          <w:rFonts w:ascii="Calibri" w:hAnsi="Calibri" w:cs="Calibri"/>
+          <w:sz w:val="22"/>
+          <w:szCs w:val="22"/>
+        </w:rPr>
+        <w:t>. Este orquestador convierte dinámicamente los manuales de Markdown a formatos listos para imprenta (</w:t>
+      </w:r>
+      <w:r>
+        <w:rPr>
+          <w:rStyle w:val="CdigoHTML"/>
+        </w:rPr>
+        <w:t>.docx</w:t>
+      </w:r>
+      <w:r>
+        <w:rPr>
+          <w:rFonts w:ascii="Calibri" w:hAnsi="Calibri" w:cs="Calibri"/>
+          <w:sz w:val="22"/>
+          <w:szCs w:val="22"/>
+        </w:rPr>
+        <w:t xml:space="preserve">, </w:t>
+      </w:r>
+      <w:r>
+        <w:rPr>
+          <w:rStyle w:val="CdigoHTML"/>
+        </w:rPr>
+        <w:t>.pdf</w:t>
+      </w:r>
+      <w:r>
+        <w:rPr>
+          <w:rFonts w:ascii="Calibri" w:hAnsi="Calibri" w:cs="Calibri"/>
+          <w:sz w:val="22"/>
+          <w:szCs w:val="22"/>
+        </w:rPr>
+        <w:t xml:space="preserve">), transformando por sí solo los diagramas </w:t>
+      </w:r>
+      <w:r>
+        <w:rPr>
+          <w:rStyle w:val="CdigoHTML"/>
+        </w:rPr>
+        <w:t>Mermaid</w:t>
+      </w:r>
+      <w:r>
+        <w:rPr>
+          <w:rFonts w:ascii="Calibri" w:hAnsi="Calibri" w:cs="Calibri"/>
+          <w:sz w:val="22"/>
+          <w:szCs w:val="22"/>
+        </w:rPr>
+        <w:t xml:space="preserve"> e incrustando recursos estáticos Base64. Esto es el verdadero *Shift-Left* documental.</w:t>
+      </w:r>
+    </w:p>
+    <w:p>
+      <w:pPr>
+        <w:rPr>
+          <w:rFonts w:ascii="Calibri" w:eastAsia="Times New Roman" w:hAnsi="Calibri" w:cs="Calibri"/>
+        </w:rPr>
+      </w:pPr>
+      <w:r>
+        <w:rPr>
+          <w:rFonts w:ascii="Calibri" w:eastAsia="Times New Roman" w:hAnsi="Calibri" w:cs="Calibri"/>
+        </w:rPr>
+        <w:pict w14:anchorId="2E3841E9">
+          <v:rect id="_x0000_i1030" style="width:0;height:1.5pt" o:hralign="center" o:hrstd="t" o:hr="t" fillcolor="#a0a0a0" stroked="f"/>
+        </w:pict>
+      </w:r>
+    </w:p>
+    <w:p>
+      <w:pPr>
+        <w:pStyle w:val="Ttulo3"/>
+        <w:rPr>
+          <w:rFonts w:ascii="Calibri" w:eastAsia="Times New Roman" w:hAnsi="Calibri" w:cs="Calibri"/>
+        </w:rPr>
+      </w:pPr>
+      <w:r>
+        <w:rPr>
+          <w:rFonts w:ascii="Calibri" w:eastAsia="Times New Roman" w:hAnsi="Calibri" w:cs="Calibri"/>
+        </w:rPr>
+        <w:t>2.1 Ecosistema de Inteligencia Analítica (MUSEMS-PU)</w:t>
+      </w:r>
+    </w:p>
+    <w:p>
+      <w:pPr>
+        <w:pStyle w:val="NormalWeb"/>
+        <w:rPr>
+          <w:rFonts w:ascii="Calibri" w:hAnsi="Calibri" w:cs="Calibri"/>
+          <w:sz w:val="22"/>
+          <w:szCs w:val="22"/>
+        </w:rPr>
+      </w:pPr>
+      <w:r>
+        <w:rPr>
+          <w:rFonts w:ascii="Calibri" w:hAnsi="Calibri" w:cs="Calibri"/>
+          <w:sz w:val="22"/>
+          <w:szCs w:val="22"/>
+        </w:rPr>
+        <w:t>El desarrollo de MUSEMS-PU culminó en una arquitectura de alta concurrencia diseñada para soportar consultas masivas de Big Data y BI sin penalizar los recursos de red de la secretaría.</w:t>
+      </w:r>
+    </w:p>
+    <w:p>
+      <w:pPr>
+        <w:rPr>
+          <w:rFonts w:ascii="Calibri" w:eastAsia="Times New Roman" w:hAnsi="Calibri" w:cs="Calibri"/>
+        </w:rPr>
+      </w:pPr>
+      <w:r>
+        <w:rPr>
+          <w:rFonts w:ascii="Calibri" w:eastAsia="Times New Roman" w:hAnsi="Calibri" w:cs="Calibri"/>
+          <w:noProof/>
+        </w:rPr>
+        <w:drawing>
+          <wp:inline distT="0" distB="0" distL="0" distR="0" wp14:anchorId="49298FF6" wp14:editId="5A84A483">
+            <wp:extent cx="4465320" cy="8641080"/>
+            <wp:effectExtent l="0" t="0" r="0" b="7620"/>
+            <wp:docPr id="8" name="Imagen 8"/>
+            <wp:cNvGraphicFramePr>
+              <a:graphicFrameLocks xmlns:a="http://schemas.openxmlformats.org/drawingml/2006/main" noChangeAspect="1"/>
+            </wp:cNvGraphicFramePr>
+            <a:graphic xmlns:a="http://schemas.openxmlformats.org/drawingml/2006/main">
+              <a:graphicData uri="http://schemas.openxmlformats.org/drawingml/2006/picture">
+                <pic:pic xmlns:pic="http://schemas.openxmlformats.org/drawingml/2006/picture">
+                  <pic:nvPicPr>
+                    <pic:cNvPr id="0" name="Picture 8"/>
+                    <pic:cNvPicPr>
+                      <a:picLocks noChangeAspect="1" noChangeArrowheads="1"/>
+                    </pic:cNvPicPr>
+                  </pic:nvPicPr>
+                  <pic:blipFill>
+                    <a:blip r:embed="rId9">
+                      <a:extLst>
+                        <a:ext uri="{28A0092B-C50C-407E-A947-70E740481C1C}">
+                          <a14:useLocalDpi xmlns:a14="http://schemas.microsoft.com/office/drawing/2010/main" val="0"/>
+                        </a:ext>
+                      </a:extLst>
+                    </a:blip>
+                    <a:srcRect/>
+                    <a:stretch>
+                      <a:fillRect/>
+                    </a:stretch>
+                  </pic:blipFill>
+                  <pic:spPr bwMode="auto">
+                    <a:xfrm>
+                      <a:off x="0" y="0"/>
+                      <a:ext cx="4465320" cy="8641080"/>
+                    </a:xfrm>
+                    <a:prstGeom prst="rect">
+                      <a:avLst/>
+                    </a:prstGeom>
+                    <a:noFill/>
+                    <a:ln>
+                      <a:noFill/>
+                    </a:ln>
+                  </pic:spPr>
+                </pic:pic>
+              </a:graphicData>
+            </a:graphic>
+          </wp:inline>
+        </w:drawing>
+      </w:r>
+    </w:p>
+    <w:p>
+      <w:pPr>
+        <w:pStyle w:val="NormalWeb"/>
+        <w:rPr>
+          <w:rFonts w:ascii="Calibri" w:hAnsi="Calibri" w:cs="Calibri"/>
+          <w:sz w:val="22"/>
+          <w:szCs w:val="22"/>
+        </w:rPr>
+      </w:pPr>
+      <w:r>
+        <w:rPr>
+          <w:rStyle w:val="Fuerte"/>
+          <w:rFonts w:ascii="Calibri" w:hAnsi="Calibri" w:cs="Calibri"/>
+          <w:sz w:val="22"/>
+          <w:szCs w:val="22"/>
+        </w:rPr>
+        <w:t>Principios Estructurales Aprobados y Entregados:</w:t>
+      </w:r>
+    </w:p>
+    <w:p>
+      <w:pPr>
+        <w:numPr>
+          <w:ilvl w:val="0"/>
+          <w:numId w:val="15"/>
+        </w:numPr>
+        <w:spacing w:before="100" w:beforeAutospacing="1" w:after="100" w:afterAutospacing="1" w:line="240" w:lineRule="auto"/>
+        <w:rPr>
+          <w:rFonts w:ascii="Calibri" w:eastAsia="Times New Roman" w:hAnsi="Calibri" w:cs="Calibri"/>
+        </w:rPr>
+      </w:pPr>
+      <w:r>
+        <w:rPr>
+          <w:rStyle w:val="Fuerte"/>
+          <w:rFonts w:ascii="Calibri" w:eastAsia="Times New Roman" w:hAnsi="Calibri" w:cs="Calibri"/>
+        </w:rPr>
+        <w:t>Segregación de Capas:</w:t>
+      </w:r>
+      <w:r>
+        <w:rPr>
+          <w:rFonts w:ascii="Calibri" w:eastAsia="Times New Roman" w:hAnsi="Calibri" w:cs="Calibri"/>
+        </w:rPr>
+        <w:t xml:space="preserve"> El frontend jamás realiza consultas a la base de datos de manera directa; todas las transacciones son sanitizadas por el backend FastAPI, previniendo intrínsecamente la filtración de *strings* de conexión.</w:t>
+      </w:r>
+    </w:p>
+    <w:p>
+      <w:pPr>
+        <w:numPr>
+          <w:ilvl w:val="0"/>
+          <w:numId w:val="15"/>
+        </w:numPr>
+        <w:spacing w:before="100" w:beforeAutospacing="1" w:after="100" w:afterAutospacing="1" w:line="240" w:lineRule="auto"/>
+        <w:rPr>
+          <w:rFonts w:ascii="Calibri" w:eastAsia="Times New Roman" w:hAnsi="Calibri" w:cs="Calibri"/>
+        </w:rPr>
+      </w:pPr>
+      <w:r>
+        <w:rPr>
+          <w:rStyle w:val="Fuerte"/>
+          <w:rFonts w:ascii="Calibri" w:eastAsia="Times New Roman" w:hAnsi="Calibri" w:cs="Calibri"/>
+        </w:rPr>
+        <w:t>Gestión Avanzada de Conexiones:</w:t>
+      </w:r>
+      <w:r>
+        <w:rPr>
+          <w:rFonts w:ascii="Calibri" w:eastAsia="Times New Roman" w:hAnsi="Calibri" w:cs="Calibri"/>
+        </w:rPr>
+        <w:t xml:space="preserve"> Se implementó un *Thin Mode Pool* configurado expresamente para optimizar el número de hilos requeridos por el servidor Oracle, mitigando cuellos de botella en picos de demanda.</w:t>
       </w:r>
     </w:p>
     <w:p>
@@ -1675,8 +1966,8 @@
       </w:pPr>
     </w:p>
     <w:sectPr>
-      <w:headerReference w:type="default" r:id="rId9"/>
-      <w:footerReference w:type="default" r:id="rId10"/>
+      <w:headerReference w:type="default" r:id="rId10"/>
+      <w:footerReference w:type="default" r:id="rId11"/>
       <w:pgSz w:w="12240" w:h="15840"/>
       <w:pgMar w:top="2268" w:right="1440" w:bottom="2269" w:left="1440" w:header="720" w:footer="0" w:gutter="0"/>
       <w:cols w:space="720"/>
@@ -2529,6 +2820,155 @@
     </w:lvl>
   </w:abstractNum>
   <w:abstractNum w:abstractNumId="9" w15:restartNumberingAfterBreak="0">
+    <w:nsid w:val="245C1DAF"/>
+    <w:multiLevelType w:val="multilevel"/>
+    <w:tmpl w:val="06E02570"/>
+    <w:lvl w:ilvl="0">
+      <w:start w:val="1"/>
+      <w:numFmt w:val="bullet"/>
+      <w:lvlText w:val=""/>
+      <w:lvlJc w:val="left"/>
+      <w:pPr>
+        <w:tabs>
+          <w:tab w:val="num" w:pos="720"/>
+        </w:tabs>
+        <w:ind w:left="720" w:hanging="360"/>
+      </w:pPr>
+      <w:rPr>
+        <w:rFonts w:ascii="Symbol" w:hAnsi="Symbol" w:hint="default"/>
+        <w:sz w:val="20"/>
+      </w:rPr>
+    </w:lvl>
+    <w:lvl w:ilvl="1" w:tentative="1">
+      <w:start w:val="1"/>
+      <w:numFmt w:val="bullet"/>
+      <w:lvlText w:val="o"/>
+      <w:lvlJc w:val="left"/>
+      <w:pPr>
+        <w:tabs>
+          <w:tab w:val="num" w:pos="1440"/>
+        </w:tabs>
+        <w:ind w:left="1440" w:hanging="360"/>
+      </w:pPr>
+      <w:rPr>
+        <w:rFonts w:ascii="Courier New" w:hAnsi="Courier New" w:hint="default"/>
+        <w:sz w:val="20"/>
+      </w:rPr>
+    </w:lvl>
+    <w:lvl w:ilvl="2" w:tentative="1">
+      <w:start w:val="1"/>
+      <w:numFmt w:val="bullet"/>
+      <w:lvlText w:val=""/>
+      <w:lvlJc w:val="left"/>
+      <w:pPr>
+        <w:tabs>
+          <w:tab w:val="num" w:pos="2160"/>
+        </w:tabs>
+        <w:ind w:left="2160" w:hanging="360"/>
+      </w:pPr>
+      <w:rPr>
+        <w:rFonts w:ascii="Wingdings" w:hAnsi="Wingdings" w:hint="default"/>
+        <w:sz w:val="20"/>
+      </w:rPr>
+    </w:lvl>
+    <w:lvl w:ilvl="3" w:tentative="1">
+      <w:start w:val="1"/>
+      <w:numFmt w:val="bullet"/>
+      <w:lvlText w:val=""/>
+      <w:lvlJc w:val="left"/>
+      <w:pPr>
+        <w:tabs>
+          <w:tab w:val="num" w:pos="2880"/>
+        </w:tabs>
+        <w:ind w:left="2880" w:hanging="360"/>
+      </w:pPr>
+      <w:rPr>
+        <w:rFonts w:ascii="Wingdings" w:hAnsi="Wingdings" w:hint="default"/>
+        <w:sz w:val="20"/>
+      </w:rPr>
+    </w:lvl>
+    <w:lvl w:ilvl="4" w:tentative="1">
+      <w:start w:val="1"/>
+      <w:numFmt w:val="bullet"/>
+      <w:lvlText w:val=""/>
+      <w:lvlJc w:val="left"/>
+      <w:pPr>
+        <w:tabs>
+          <w:tab w:val="num" w:pos="3600"/>
+        </w:tabs>
+        <w:ind w:left="3600" w:hanging="360"/>
+      </w:pPr>
+      <w:rPr>
+        <w:rFonts w:ascii="Wingdings" w:hAnsi="Wingdings" w:hint="default"/>
+        <w:sz w:val="20"/>
+      </w:rPr>
+    </w:lvl>
+    <w:lvl w:ilvl="5" w:tentative="1">
+      <w:start w:val="1"/>
+      <w:numFmt w:val="bullet"/>
+      <w:lvlText w:val=""/>
+      <w:lvlJc w:val="left"/>
+      <w:pPr>
+        <w:tabs>
+          <w:tab w:val="num" w:pos="4320"/>
+        </w:tabs>
+        <w:ind w:left="4320" w:hanging="360"/>
+      </w:pPr>
+      <w:rPr>
+        <w:rFonts w:ascii="Wingdings" w:hAnsi="Wingdings" w:hint="default"/>
+        <w:sz w:val="20"/>
+      </w:rPr>
+    </w:lvl>
+    <w:lvl w:ilvl="6" w:tentative="1">
+      <w:start w:val="1"/>
+      <w:numFmt w:val="bullet"/>
+      <w:lvlText w:val=""/>
+      <w:lvlJc w:val="left"/>
+      <w:pPr>
+        <w:tabs>
+          <w:tab w:val="num" w:pos="5040"/>
+        </w:tabs>
+        <w:ind w:left="5040" w:hanging="360"/>
+      </w:pPr>
+      <w:rPr>
+        <w:rFonts w:ascii="Wingdings" w:hAnsi="Wingdings" w:hint="default"/>
+        <w:sz w:val="20"/>
+      </w:rPr>
+    </w:lvl>
+    <w:lvl w:ilvl="7" w:tentative="1">
+      <w:start w:val="1"/>
+      <w:numFmt w:val="bullet"/>
+      <w:lvlText w:val=""/>
+      <w:lvlJc w:val="left"/>
+      <w:pPr>
+        <w:tabs>
+          <w:tab w:val="num" w:pos="5760"/>
+        </w:tabs>
+        <w:ind w:left="5760" w:hanging="360"/>
+      </w:pPr>
+      <w:rPr>
+        <w:rFonts w:ascii="Wingdings" w:hAnsi="Wingdings" w:hint="default"/>
+        <w:sz w:val="20"/>
+      </w:rPr>
+    </w:lvl>
+    <w:lvl w:ilvl="8" w:tentative="1">
+      <w:start w:val="1"/>
+      <w:numFmt w:val="bullet"/>
+      <w:lvlText w:val=""/>
+      <w:lvlJc w:val="left"/>
+      <w:pPr>
+        <w:tabs>
+          <w:tab w:val="num" w:pos="6480"/>
+        </w:tabs>
+        <w:ind w:left="6480" w:hanging="360"/>
+      </w:pPr>
+      <w:rPr>
+        <w:rFonts w:ascii="Wingdings" w:hAnsi="Wingdings" w:hint="default"/>
+        <w:sz w:val="20"/>
+      </w:rPr>
+    </w:lvl>
+  </w:abstractNum>
+  <w:abstractNum w:abstractNumId="10" w15:restartNumberingAfterBreak="0">
     <w:nsid w:val="28FF771F"/>
     <w:multiLevelType w:val="hybridMultilevel"/>
     <w:tmpl w:val="660C7888"/>
@@ -2641,10 +3081,10 @@
       </w:rPr>
     </w:lvl>
   </w:abstractNum>
-  <w:abstractNum w:abstractNumId="10" w15:restartNumberingAfterBreak="0">
-    <w:nsid w:val="51F02635"/>
+  <w:abstractNum w:abstractNumId="11" w15:restartNumberingAfterBreak="0">
+    <w:nsid w:val="4DA736D4"/>
     <w:multiLevelType w:val="multilevel"/>
-    <w:tmpl w:val="FDD8EBBC"/>
+    <w:tmpl w:val="3790ECD0"/>
     <w:lvl w:ilvl="0">
       <w:start w:val="1"/>
       <w:numFmt w:val="bullet"/>
@@ -2790,7 +3230,7 @@
       </w:rPr>
     </w:lvl>
   </w:abstractNum>
-  <w:abstractNum w:abstractNumId="11" w15:restartNumberingAfterBreak="0">
+  <w:abstractNum w:abstractNumId="12" w15:restartNumberingAfterBreak="0">
     <w:nsid w:val="52D74056"/>
     <w:multiLevelType w:val="hybridMultilevel"/>
     <w:tmpl w:val="F8E884D6"/>
@@ -2879,7 +3319,7 @@
       </w:pPr>
     </w:lvl>
   </w:abstractNum>
-  <w:abstractNum w:abstractNumId="12" w15:restartNumberingAfterBreak="0">
+  <w:abstractNum w:abstractNumId="13" w15:restartNumberingAfterBreak="0">
     <w:nsid w:val="53C20551"/>
     <w:multiLevelType w:val="hybridMultilevel"/>
     <w:tmpl w:val="9EBC212E"/>
@@ -2968,10 +3408,10 @@
       </w:pPr>
     </w:lvl>
   </w:abstractNum>
-  <w:abstractNum w:abstractNumId="13" w15:restartNumberingAfterBreak="0">
-    <w:nsid w:val="65900A80"/>
+  <w:abstractNum w:abstractNumId="14" w15:restartNumberingAfterBreak="0">
+    <w:nsid w:val="798523C8"/>
     <w:multiLevelType w:val="multilevel"/>
-    <w:tmpl w:val="A612A3D4"/>
+    <w:tmpl w:val="4648C580"/>
     <w:lvl w:ilvl="0">
       <w:start w:val="1"/>
       <w:numFmt w:val="bullet"/>
@@ -3136,7 +3576,7 @@
     <w:abstractNumId w:val="0"/>
   </w:num>
   <w:num w:numId="7" w16cid:durableId="767509364">
-    <w:abstractNumId w:val="11"/>
+    <w:abstractNumId w:val="12"/>
   </w:num>
   <w:num w:numId="8" w16cid:durableId="1187519976">
     <w:abstractNumId w:val="8"/>
@@ -3145,19 +3585,22 @@
     <w:abstractNumId w:val="7"/>
   </w:num>
   <w:num w:numId="10" w16cid:durableId="2009867063">
-    <w:abstractNumId w:val="9"/>
+    <w:abstractNumId w:val="10"/>
   </w:num>
   <w:num w:numId="11" w16cid:durableId="1924602666">
-    <w:abstractNumId w:val="12"/>
+    <w:abstractNumId w:val="13"/>
   </w:num>
   <w:num w:numId="12" w16cid:durableId="2021344936">
     <w:abstractNumId w:val="2"/>
   </w:num>
-  <w:num w:numId="13" w16cid:durableId="900823036">
-    <w:abstractNumId w:val="13"/>
+  <w:num w:numId="13" w16cid:durableId="898826580">
+    <w:abstractNumId w:val="14"/>
   </w:num>
-  <w:num w:numId="14" w16cid:durableId="298269869">
-    <w:abstractNumId w:val="10"/>
+  <w:num w:numId="14" w16cid:durableId="1154419767">
+    <w:abstractNumId w:val="9"/>
+  </w:num>
+  <w:num w:numId="15" w16cid:durableId="1024399892">
+    <w:abstractNumId w:val="11"/>
   </w:num>
   <w:numIdMacAtCleanup w:val="10"/>
 </w:numbering>
@@ -14777,7 +15220,7 @@
     <w:uiPriority w:val="99"/>
     <w:semiHidden/>
     <w:unhideWhenUsed/>
-    <w:rsid w:val="003B63D0"/>
+    <w:rsid w:val="009B7639"/>
     <w:pPr>
       <w:spacing w:before="100" w:beforeAutospacing="1" w:after="100" w:afterAutospacing="1" w:line="240" w:lineRule="auto"/>
     </w:pPr>
@@ -14795,7 +15238,7 @@
     <w:uiPriority w:val="99"/>
     <w:semiHidden/>
     <w:unhideWhenUsed/>
-    <w:rsid w:val="003B63D0"/>
+    <w:rsid w:val="009B7639"/>
     <w:rPr>
       <w:rFonts w:ascii="Courier New" w:eastAsiaTheme="minorEastAsia" w:hAnsi="Courier New" w:cs="Courier New"/>
       <w:sz w:val="20"/>
